--- a/templates_word/convocationvtc.docx
+++ b/templates_word/convocationvtc.docx
@@ -60,7 +60,14 @@
           <w:b/>
           <w:sz w:val="34"/>
         </w:rPr>
-        <w:t>CONVOCATION APS</w:t>
+        <w:t xml:space="preserve">CONVOCATION </w:t>
+      </w:r>
+      <w:r>
+        <w:rPr>
+          <w:b/>
+          <w:sz w:val="34"/>
+        </w:rPr>
+        <w:t>FORMATION PRATIQUE</w:t>
       </w:r>
     </w:p>
     <w:p>
@@ -73,7 +80,7 @@
           <w:i/>
           <w:color w:val="4B5563"/>
         </w:rPr>
-        <w:t>Titre à Finalité Professionnelle (TFP) - Agent de Prévention et de Sécurité</w:t>
+        <w:t>Formation Chauffeur VTC</w:t>
       </w:r>
     </w:p>
     <w:p>
@@ -89,71 +96,18 @@
         <w:spacing w:after="240"/>
         <w:jc w:val="center"/>
       </w:pPr>
-      <w:r>
-        <w:fldChar w:fldCharType="begin"/>
-      </w:r>
-      <w:r>
-        <w:instrText xml:space="preserve"> INCLUDEPICTURE "https://adef-securite.fr/wp-content/uploads/2024/10/TFP-APS.png" \* MERGEFORMATINET </w:instrText>
-      </w:r>
-      <w:r>
-        <w:fldChar w:fldCharType="separate"/>
-      </w:r>
-      <w:r>
-        <w:rPr>
-          <w:noProof/>
-        </w:rPr>
-        <w:drawing>
-          <wp:inline distT="0" distB="0" distL="0" distR="0" wp14:anchorId="2F88A9AE" wp14:editId="7FB5B7A2">
-            <wp:extent cx="1759828" cy="1508400"/>
-            <wp:effectExtent l="0" t="0" r="0" b="3175"/>
-            <wp:docPr id="329987517" name="Image 1" descr="ADEF Securité"/>
-            <wp:cNvGraphicFramePr>
-              <a:graphicFrameLocks xmlns:a="http://schemas.openxmlformats.org/drawingml/2006/main" noChangeAspect="1"/>
-            </wp:cNvGraphicFramePr>
-            <a:graphic xmlns:a="http://schemas.openxmlformats.org/drawingml/2006/main">
-              <a:graphicData uri="http://schemas.openxmlformats.org/drawingml/2006/picture">
-                <pic:pic xmlns:pic="http://schemas.openxmlformats.org/drawingml/2006/picture">
-                  <pic:nvPicPr>
-                    <pic:cNvPr id="0" name="Picture 1" descr="ADEF Securité"/>
-                    <pic:cNvPicPr>
-                      <a:picLocks noChangeAspect="1" noChangeArrowheads="1"/>
-                    </pic:cNvPicPr>
-                  </pic:nvPicPr>
-                  <pic:blipFill>
-                    <a:blip r:embed="rId8">
-                      <a:extLst>
-                        <a:ext uri="{28A0092B-C50C-407E-A947-70E740481C1C}">
-                          <a14:useLocalDpi xmlns:a14="http://schemas.microsoft.com/office/drawing/2010/main" val="0"/>
-                        </a:ext>
-                      </a:extLst>
-                    </a:blip>
-                    <a:srcRect/>
-                    <a:stretch>
-                      <a:fillRect/>
-                    </a:stretch>
-                  </pic:blipFill>
-                  <pic:spPr bwMode="auto">
-                    <a:xfrm>
-                      <a:off x="0" y="0"/>
-                      <a:ext cx="1759828" cy="1508400"/>
-                    </a:xfrm>
-                    <a:prstGeom prst="rect">
-                      <a:avLst/>
-                    </a:prstGeom>
-                    <a:noFill/>
-                    <a:ln>
-                      <a:noFill/>
-                    </a:ln>
-                  </pic:spPr>
-                </pic:pic>
-              </a:graphicData>
-            </a:graphic>
-          </wp:inline>
-        </w:drawing>
-      </w:r>
-      <w:r>
-        <w:fldChar w:fldCharType="end"/>
-      </w:r>
+    </w:p>
+    <w:p>
+      <w:pPr>
+        <w:spacing w:after="240"/>
+        <w:jc w:val="center"/>
+      </w:pPr>
+    </w:p>
+    <w:p>
+      <w:pPr>
+        <w:spacing w:after="240"/>
+        <w:jc w:val="center"/>
+      </w:pPr>
     </w:p>
     <w:tbl>
       <w:tblPr>
@@ -193,6 +147,7 @@
                 <w:szCs w:val="20"/>
               </w:rPr>
             </w:pPr>
+            <w:proofErr w:type="spellStart"/>
             <w:r>
               <w:rPr>
                 <w:b/>
@@ -200,6 +155,7 @@
               </w:rPr>
               <w:t>Apprenant</w:t>
             </w:r>
+            <w:proofErr w:type="spellEnd"/>
           </w:p>
         </w:tc>
         <w:tc>
@@ -231,7 +187,25 @@
                 <w:color w:val="0033A0"/>
                 <w:szCs w:val="20"/>
               </w:rPr>
-              <w:t>{{ nom_complet }}</w:t>
+              <w:t xml:space="preserve">{{ </w:t>
+            </w:r>
+            <w:proofErr w:type="spellStart"/>
+            <w:r>
+              <w:rPr>
+                <w:b/>
+                <w:color w:val="0033A0"/>
+                <w:szCs w:val="20"/>
+              </w:rPr>
+              <w:t>nom_complet</w:t>
+            </w:r>
+            <w:proofErr w:type="spellEnd"/>
+            <w:r>
+              <w:rPr>
+                <w:b/>
+                <w:color w:val="0033A0"/>
+                <w:szCs w:val="20"/>
+              </w:rPr>
+              <w:t xml:space="preserve"> }}</w:t>
             </w:r>
             <w:r>
               <w:rPr>
@@ -309,16 +283,7 @@
                 <w:bCs/>
                 <w:szCs w:val="20"/>
               </w:rPr>
-              <w:t xml:space="preserve">Agent de </w:t>
-            </w:r>
-            <w:r>
-              <w:rPr>
-                <w:rFonts w:cs="Arial"/>
-                <w:b/>
-                <w:bCs/>
-                <w:szCs w:val="20"/>
-              </w:rPr>
-              <w:t>Prévention et de Sécurité (APS)</w:t>
+              <w:t>Chauffeur VTC</w:t>
             </w:r>
             <w:r>
               <w:rPr>
@@ -419,12 +384,42 @@
                 <w:szCs w:val="20"/>
               </w:rPr>
             </w:pPr>
+            <w:proofErr w:type="spellStart"/>
             <w:r>
               <w:rPr>
                 <w:szCs w:val="20"/>
               </w:rPr>
-              <w:t>Intégrale Academy - 54 chemin du Carreou - 83480 Puget-sur-Argens</w:t>
-            </w:r>
+              <w:t>Intégrale</w:t>
+            </w:r>
+            <w:proofErr w:type="spellEnd"/>
+            <w:r>
+              <w:rPr>
+                <w:szCs w:val="20"/>
+              </w:rPr>
+              <w:t xml:space="preserve"> Academy - 54 chemin du </w:t>
+            </w:r>
+            <w:proofErr w:type="spellStart"/>
+            <w:r>
+              <w:rPr>
+                <w:szCs w:val="20"/>
+              </w:rPr>
+              <w:t>Carreou</w:t>
+            </w:r>
+            <w:proofErr w:type="spellEnd"/>
+            <w:r>
+              <w:rPr>
+                <w:szCs w:val="20"/>
+              </w:rPr>
+              <w:t xml:space="preserve"> - 83480 Puget-sur-</w:t>
+            </w:r>
+            <w:proofErr w:type="spellStart"/>
+            <w:r>
+              <w:rPr>
+                <w:szCs w:val="20"/>
+              </w:rPr>
+              <w:t>Argens</w:t>
+            </w:r>
+            <w:proofErr w:type="spellEnd"/>
           </w:p>
         </w:tc>
       </w:tr>
@@ -457,12 +452,37 @@
                 <w:szCs w:val="20"/>
               </w:rPr>
             </w:pPr>
+            <w:proofErr w:type="spellStart"/>
             <w:r>
               <w:rPr>
                 <w:b/>
                 <w:szCs w:val="20"/>
               </w:rPr>
-              <w:t xml:space="preserve">Modalités de suivi de la formation </w:t>
+              <w:t>Modalités</w:t>
+            </w:r>
+            <w:proofErr w:type="spellEnd"/>
+            <w:r>
+              <w:rPr>
+                <w:b/>
+                <w:szCs w:val="20"/>
+              </w:rPr>
+              <w:t xml:space="preserve"> de </w:t>
+            </w:r>
+            <w:proofErr w:type="spellStart"/>
+            <w:r>
+              <w:rPr>
+                <w:b/>
+                <w:szCs w:val="20"/>
+              </w:rPr>
+              <w:t>suivi</w:t>
+            </w:r>
+            <w:proofErr w:type="spellEnd"/>
+            <w:r>
+              <w:rPr>
+                <w:b/>
+                <w:szCs w:val="20"/>
+              </w:rPr>
+              <w:t xml:space="preserve"> de la formation </w:t>
             </w:r>
           </w:p>
         </w:tc>
@@ -489,17 +509,19 @@
                 <w:szCs w:val="20"/>
               </w:rPr>
             </w:pPr>
+            <w:proofErr w:type="spellStart"/>
             <w:r>
               <w:rPr>
                 <w:szCs w:val="20"/>
               </w:rPr>
               <w:t>Présentiel</w:t>
             </w:r>
+            <w:proofErr w:type="spellEnd"/>
             <w:r>
               <w:rPr>
                 <w:szCs w:val="20"/>
               </w:rPr>
-              <w:t xml:space="preserve"> + Distanciel </w:t>
+              <w:t xml:space="preserve"> </w:t>
             </w:r>
           </w:p>
         </w:tc>
@@ -515,14 +537,46 @@
           <w:b/>
           <w:color w:val="B88918"/>
         </w:rPr>
-        <w:t>Document officiel de convocation en formation A</w:t>
-      </w:r>
+        <w:t xml:space="preserve">Document </w:t>
+      </w:r>
+      <w:proofErr w:type="spellStart"/>
       <w:r>
         <w:rPr>
           <w:b/>
           <w:color w:val="B88918"/>
         </w:rPr>
-        <w:t>gent de Prévention et de Sécurité (APS)</w:t>
+        <w:t>officiel</w:t>
+      </w:r>
+      <w:proofErr w:type="spellEnd"/>
+      <w:r>
+        <w:rPr>
+          <w:b/>
+          <w:color w:val="B88918"/>
+        </w:rPr>
+        <w:t xml:space="preserve"> de convocation </w:t>
+      </w:r>
+      <w:proofErr w:type="spellStart"/>
+      <w:r>
+        <w:rPr>
+          <w:b/>
+          <w:color w:val="B88918"/>
+        </w:rPr>
+        <w:t>en</w:t>
+      </w:r>
+      <w:proofErr w:type="spellEnd"/>
+      <w:r>
+        <w:rPr>
+          <w:b/>
+          <w:color w:val="B88918"/>
+        </w:rPr>
+        <w:t xml:space="preserve"> </w:t>
+      </w:r>
+      <w:r>
+        <w:rPr>
+          <w:b/>
+          <w:color w:val="B88918"/>
+        </w:rPr>
+        <w:t>Formation Pratique Chauffeur VTC</w:t>
       </w:r>
     </w:p>
     <w:p>
@@ -548,7 +602,15 @@
           <w:color w:val="B88918"/>
           <w:sz w:val="17"/>
         </w:rPr>
-        <w:t>FORMATION APS</w:t>
+        <w:t xml:space="preserve">FORMATION </w:t>
+      </w:r>
+      <w:r>
+        <w:rPr>
+          <w:b/>
+          <w:color w:val="B88918"/>
+          <w:sz w:val="17"/>
+        </w:rPr>
+        <w:t>CHAUFFEUR VTC</w:t>
       </w:r>
     </w:p>
     <w:p>
@@ -561,7 +623,14 @@
           <w:b/>
           <w:sz w:val="34"/>
         </w:rPr>
-        <w:t>CONVOCATION OFFICIELLE EN FORMATION</w:t>
+        <w:t xml:space="preserve">CONVOCATION OFFICIELLE </w:t>
+      </w:r>
+      <w:r>
+        <w:rPr>
+          <w:b/>
+          <w:sz w:val="34"/>
+        </w:rPr>
+        <w:t>FORMATION PRATIQUE</w:t>
       </w:r>
     </w:p>
     <w:p>
@@ -601,7 +670,7 @@
           <w:p>
             <w:pPr>
               <w:rPr>
-                <w:szCs w:val="20"/>
+                <w:sz w:val="22"/>
               </w:rPr>
             </w:pPr>
           </w:p>
@@ -628,34 +697,81 @@
               <w:jc w:val="right"/>
               <w:rPr>
                 <w:color w:val="000000" w:themeColor="text1"/>
-                <w:szCs w:val="20"/>
+                <w:sz w:val="22"/>
               </w:rPr>
             </w:pPr>
             <w:r>
               <w:rPr>
                 <w:b/>
                 <w:color w:val="000000" w:themeColor="text1"/>
-                <w:sz w:val="24"/>
-                <w:szCs w:val="28"/>
-              </w:rPr>
-              <w:t>{{ nom_complet }}</w:t>
-            </w:r>
+                <w:sz w:val="22"/>
+              </w:rPr>
+              <w:t xml:space="preserve">{{ </w:t>
+            </w:r>
+            <w:proofErr w:type="spellStart"/>
             <w:r>
               <w:rPr>
                 <w:b/>
                 <w:color w:val="000000" w:themeColor="text1"/>
-                <w:sz w:val="24"/>
-                <w:szCs w:val="28"/>
+                <w:sz w:val="22"/>
+              </w:rPr>
+              <w:t>nom_complet</w:t>
+            </w:r>
+            <w:proofErr w:type="spellEnd"/>
+            <w:r>
+              <w:rPr>
+                <w:b/>
+                <w:color w:val="000000" w:themeColor="text1"/>
+                <w:sz w:val="22"/>
+              </w:rPr>
+              <w:t xml:space="preserve"> }}</w:t>
+            </w:r>
+            <w:r>
+              <w:rPr>
+                <w:b/>
+                <w:color w:val="000000" w:themeColor="text1"/>
+                <w:sz w:val="22"/>
               </w:rPr>
               <w:br/>
             </w:r>
             <w:r>
               <w:rPr>
                 <w:color w:val="000000" w:themeColor="text1"/>
-                <w:sz w:val="24"/>
-                <w:szCs w:val="28"/>
-              </w:rPr>
-              <w:t>{{ code_postal }} {{ ville }}</w:t>
+                <w:sz w:val="22"/>
+              </w:rPr>
+              <w:t xml:space="preserve">{{ </w:t>
+            </w:r>
+            <w:proofErr w:type="spellStart"/>
+            <w:r>
+              <w:rPr>
+                <w:color w:val="000000" w:themeColor="text1"/>
+                <w:sz w:val="22"/>
+              </w:rPr>
+              <w:t>code_postal</w:t>
+            </w:r>
+            <w:proofErr w:type="spellEnd"/>
+            <w:r>
+              <w:rPr>
+                <w:color w:val="000000" w:themeColor="text1"/>
+                <w:sz w:val="22"/>
+              </w:rPr>
+              <w:t xml:space="preserve"> }} {{ </w:t>
+            </w:r>
+            <w:proofErr w:type="spellStart"/>
+            <w:r>
+              <w:rPr>
+                <w:color w:val="000000" w:themeColor="text1"/>
+                <w:sz w:val="22"/>
+              </w:rPr>
+              <w:t>ville</w:t>
+            </w:r>
+            <w:proofErr w:type="spellEnd"/>
+            <w:r>
+              <w:rPr>
+                <w:color w:val="000000" w:themeColor="text1"/>
+                <w:sz w:val="22"/>
+              </w:rPr>
+              <w:t xml:space="preserve"> }}</w:t>
             </w:r>
           </w:p>
         </w:tc>
@@ -667,38 +783,110 @@
         <w:rPr>
           <w:b/>
           <w:color w:val="000000" w:themeColor="text1"/>
-          <w:szCs w:val="20"/>
+          <w:sz w:val="22"/>
         </w:rPr>
       </w:pPr>
       <w:r>
         <w:rPr>
           <w:b/>
           <w:color w:val="000000" w:themeColor="text1"/>
-          <w:szCs w:val="20"/>
-        </w:rPr>
-        <w:t>{{ nom_complet }}</w:t>
-      </w:r>
+          <w:sz w:val="22"/>
+        </w:rPr>
+        <w:t xml:space="preserve">{{ </w:t>
+      </w:r>
+      <w:proofErr w:type="spellStart"/>
       <w:r>
         <w:rPr>
           <w:b/>
           <w:color w:val="000000" w:themeColor="text1"/>
-          <w:szCs w:val="20"/>
-        </w:rPr>
-        <w:t xml:space="preserve">, </w:t>
+          <w:sz w:val="22"/>
+        </w:rPr>
+        <w:t>nom_complet</w:t>
+      </w:r>
+      <w:proofErr w:type="spellEnd"/>
+      <w:r>
+        <w:rPr>
+          <w:b/>
+          <w:color w:val="000000" w:themeColor="text1"/>
+          <w:sz w:val="22"/>
+        </w:rPr>
+        <w:t xml:space="preserve"> }}, </w:t>
       </w:r>
     </w:p>
     <w:p>
       <w:pPr>
         <w:spacing w:after="140"/>
         <w:rPr>
-          <w:szCs w:val="20"/>
+          <w:sz w:val="22"/>
         </w:rPr>
       </w:pPr>
       <w:r>
         <w:rPr>
-          <w:szCs w:val="20"/>
-        </w:rPr>
-        <w:t>Nous avons le plaisir de vous confirmer votre inscription en formation :</w:t>
+          <w:sz w:val="22"/>
+        </w:rPr>
+        <w:t xml:space="preserve">Nous </w:t>
+      </w:r>
+      <w:proofErr w:type="spellStart"/>
+      <w:r>
+        <w:rPr>
+          <w:sz w:val="22"/>
+        </w:rPr>
+        <w:t>avons</w:t>
+      </w:r>
+      <w:proofErr w:type="spellEnd"/>
+      <w:r>
+        <w:rPr>
+          <w:sz w:val="22"/>
+        </w:rPr>
+        <w:t xml:space="preserve"> le plaisir de vous </w:t>
+      </w:r>
+      <w:r>
+        <w:rPr>
+          <w:sz w:val="22"/>
+        </w:rPr>
+        <w:t xml:space="preserve">informer </w:t>
+      </w:r>
+      <w:proofErr w:type="spellStart"/>
+      <w:r>
+        <w:rPr>
+          <w:sz w:val="22"/>
+        </w:rPr>
+        <w:t>que</w:t>
+      </w:r>
+      <w:proofErr w:type="spellEnd"/>
+      <w:r>
+        <w:rPr>
+          <w:sz w:val="22"/>
+        </w:rPr>
+        <w:t xml:space="preserve"> </w:t>
+      </w:r>
+      <w:proofErr w:type="spellStart"/>
+      <w:r>
+        <w:rPr>
+          <w:sz w:val="22"/>
+        </w:rPr>
+        <w:t>votre</w:t>
+      </w:r>
+      <w:proofErr w:type="spellEnd"/>
+      <w:r>
+        <w:rPr>
+          <w:sz w:val="22"/>
+        </w:rPr>
+        <w:t xml:space="preserve"> Formation Pratique Chauffeur VTC se </w:t>
+      </w:r>
+      <w:proofErr w:type="spellStart"/>
+      <w:r>
+        <w:rPr>
+          <w:sz w:val="22"/>
+        </w:rPr>
+        <w:t>déroulera</w:t>
+      </w:r>
+      <w:proofErr w:type="spellEnd"/>
+      <w:r>
+        <w:rPr>
+          <w:sz w:val="22"/>
+        </w:rPr>
+        <w:t xml:space="preserve"> le : </w:t>
       </w:r>
     </w:p>
     <w:p>
@@ -708,24 +896,34 @@
         <w:rPr>
           <w:b/>
           <w:i/>
-          <w:szCs w:val="20"/>
+          <w:sz w:val="22"/>
         </w:rPr>
       </w:pPr>
       <w:r>
         <w:rPr>
           <w:b/>
           <w:i/>
-          <w:szCs w:val="20"/>
-        </w:rPr>
-        <w:t xml:space="preserve">Titre à Finalité Professionnelle (TFP) </w:t>
-      </w:r>
+          <w:sz w:val="22"/>
+        </w:rPr>
+        <w:t xml:space="preserve">{{ </w:t>
+      </w:r>
+      <w:proofErr w:type="spellStart"/>
       <w:r>
         <w:rPr>
           <w:b/>
           <w:i/>
-          <w:szCs w:val="20"/>
-        </w:rPr>
-        <w:t>Agent de Prévention et de Sécurité (APS)</w:t>
+          <w:sz w:val="22"/>
+        </w:rPr>
+        <w:t>date_formation_pratique</w:t>
+      </w:r>
+      <w:proofErr w:type="spellEnd"/>
+      <w:r>
+        <w:rPr>
+          <w:b/>
+          <w:i/>
+          <w:sz w:val="22"/>
+        </w:rPr>
+        <w:t xml:space="preserve"> }}</w:t>
       </w:r>
     </w:p>
     <w:p>
@@ -735,65 +933,105 @@
         <w:rPr>
           <w:b/>
           <w:i/>
-          <w:szCs w:val="20"/>
+          <w:sz w:val="22"/>
         </w:rPr>
       </w:pPr>
     </w:p>
     <w:p>
       <w:pPr>
-        <w:spacing w:after="140"/>
+        <w:spacing w:after="160"/>
+        <w:rPr>
+          <w:b/>
+          <w:i/>
+          <w:sz w:val="22"/>
+        </w:rPr>
+      </w:pPr>
+      <w:r>
         <w:rPr>
           <w:rFonts w:cs="Arial"/>
-          <w:szCs w:val="20"/>
-        </w:rPr>
-      </w:pPr>
+          <w:sz w:val="22"/>
+        </w:rPr>
+        <w:t xml:space="preserve">Nous vous </w:t>
+      </w:r>
+      <w:proofErr w:type="spellStart"/>
       <w:r>
         <w:rPr>
           <w:rFonts w:cs="Arial"/>
-          <w:b/>
-          <w:bCs/>
-          <w:szCs w:val="20"/>
-        </w:rPr>
-        <w:t>Votre formation se déroulera du</w:t>
-      </w:r>
+          <w:sz w:val="22"/>
+        </w:rPr>
+        <w:t>remercions</w:t>
+      </w:r>
+      <w:proofErr w:type="spellEnd"/>
       <w:r>
         <w:rPr>
           <w:rFonts w:cs="Arial"/>
-          <w:b/>
-          <w:bCs/>
-          <w:szCs w:val="20"/>
+          <w:sz w:val="22"/>
+        </w:rPr>
+        <w:t xml:space="preserve"> de bien </w:t>
+      </w:r>
+      <w:proofErr w:type="spellStart"/>
+      <w:r>
+        <w:rPr>
+          <w:rFonts w:cs="Arial"/>
+          <w:sz w:val="22"/>
+        </w:rPr>
+        <w:t>vouloir</w:t>
+      </w:r>
+      <w:proofErr w:type="spellEnd"/>
+      <w:r>
+        <w:rPr>
+          <w:rFonts w:cs="Arial"/>
+          <w:sz w:val="22"/>
+        </w:rPr>
+        <w:t xml:space="preserve"> vous </w:t>
+      </w:r>
+      <w:proofErr w:type="spellStart"/>
+      <w:r>
+        <w:rPr>
+          <w:rFonts w:cs="Arial"/>
+          <w:sz w:val="22"/>
+        </w:rPr>
+        <w:t>présenter</w:t>
+      </w:r>
+      <w:proofErr w:type="spellEnd"/>
+      <w:r>
+        <w:rPr>
+          <w:rFonts w:cs="Arial"/>
+          <w:sz w:val="22"/>
+        </w:rPr>
+        <w:t xml:space="preserve"> au jour, lieu et </w:t>
+      </w:r>
+      <w:proofErr w:type="spellStart"/>
+      <w:r>
+        <w:rPr>
+          <w:rFonts w:cs="Arial"/>
+          <w:sz w:val="22"/>
+        </w:rPr>
+        <w:t>horaires</w:t>
+      </w:r>
+      <w:proofErr w:type="spellEnd"/>
+      <w:r>
+        <w:rPr>
+          <w:rFonts w:cs="Arial"/>
+          <w:sz w:val="22"/>
         </w:rPr>
         <w:t xml:space="preserve"> </w:t>
       </w:r>
-      <w:r>
-        <w:rPr>
-          <w:b/>
-          <w:bCs/>
-        </w:rPr>
-        <w:t>{{ periode_formation }}</w:t>
-      </w:r>
-      <w:r>
-        <w:rPr>
-          <w:b/>
-          <w:bCs/>
-        </w:rPr>
-        <w:t xml:space="preserve">. </w:t>
-      </w:r>
-    </w:p>
-    <w:p>
-      <w:pPr>
-        <w:spacing w:after="140"/>
+      <w:proofErr w:type="spellStart"/>
+      <w:r>
         <w:rPr>
           <w:rFonts w:cs="Arial"/>
-          <w:szCs w:val="20"/>
-        </w:rPr>
-      </w:pPr>
+          <w:sz w:val="22"/>
+        </w:rPr>
+        <w:t>indiqués</w:t>
+      </w:r>
+      <w:proofErr w:type="spellEnd"/>
       <w:r>
         <w:rPr>
           <w:rFonts w:cs="Arial"/>
-          <w:szCs w:val="20"/>
-        </w:rPr>
-        <w:t xml:space="preserve">Nous vous remercions de bien vouloir au jour, lieu et horaires indiqués ci-dessous : </w:t>
+          <w:sz w:val="22"/>
+        </w:rPr>
+        <w:t xml:space="preserve"> ci-dessous : </w:t>
       </w:r>
     </w:p>
     <w:tbl>
@@ -834,16 +1072,18 @@
               <w:spacing w:after="0"/>
               <w:jc w:val="center"/>
               <w:rPr>
-                <w:szCs w:val="20"/>
+                <w:sz w:val="22"/>
               </w:rPr>
             </w:pPr>
+            <w:proofErr w:type="spellStart"/>
             <w:r>
               <w:rPr>
                 <w:b/>
-                <w:szCs w:val="20"/>
+                <w:sz w:val="22"/>
               </w:rPr>
               <w:t>Intitulé</w:t>
             </w:r>
+            <w:proofErr w:type="spellEnd"/>
           </w:p>
         </w:tc>
         <w:tc>
@@ -867,23 +1107,25 @@
               <w:spacing w:after="0"/>
               <w:jc w:val="center"/>
               <w:rPr>
-                <w:szCs w:val="20"/>
+                <w:sz w:val="22"/>
               </w:rPr>
             </w:pPr>
             <w:r>
               <w:rPr>
                 <w:b/>
-                <w:szCs w:val="20"/>
-              </w:rPr>
-              <w:t>Date</w:t>
-            </w:r>
+                <w:sz w:val="22"/>
+              </w:rPr>
+              <w:t xml:space="preserve">Date et </w:t>
+            </w:r>
+            <w:proofErr w:type="spellStart"/>
             <w:r>
               <w:rPr>
                 <w:b/>
-                <w:szCs w:val="20"/>
-              </w:rPr>
-              <w:t xml:space="preserve"> et heure de convocation</w:t>
-            </w:r>
+                <w:sz w:val="22"/>
+              </w:rPr>
+              <w:t>heure</w:t>
+            </w:r>
+            <w:proofErr w:type="spellEnd"/>
           </w:p>
         </w:tc>
         <w:tc>
@@ -907,13 +1149,13 @@
               <w:spacing w:after="0"/>
               <w:jc w:val="center"/>
               <w:rPr>
-                <w:szCs w:val="20"/>
+                <w:sz w:val="22"/>
               </w:rPr>
             </w:pPr>
             <w:r>
               <w:rPr>
                 <w:b/>
-                <w:szCs w:val="20"/>
+                <w:sz w:val="22"/>
               </w:rPr>
               <w:t>Durée</w:t>
             </w:r>
@@ -940,13 +1182,13 @@
               <w:spacing w:after="0"/>
               <w:jc w:val="center"/>
               <w:rPr>
-                <w:szCs w:val="20"/>
+                <w:sz w:val="22"/>
               </w:rPr>
             </w:pPr>
             <w:r>
               <w:rPr>
                 <w:b/>
-                <w:szCs w:val="20"/>
+                <w:sz w:val="22"/>
               </w:rPr>
               <w:t>Lieu</w:t>
             </w:r>
@@ -979,7 +1221,7 @@
               <w:spacing w:after="0"/>
               <w:jc w:val="center"/>
               <w:rPr>
-                <w:szCs w:val="20"/>
+                <w:sz w:val="22"/>
               </w:rPr>
             </w:pPr>
             <w:r>
@@ -987,9 +1229,9 @@
                 <w:rFonts w:cs="Arial"/>
                 <w:b/>
                 <w:bCs/>
-                <w:szCs w:val="20"/>
-              </w:rPr>
-              <w:t>Formation Agent de Prévention et de Sécurité</w:t>
+                <w:sz w:val="22"/>
+              </w:rPr>
+              <w:t>Formation Pratique Chauffeur VTC</w:t>
             </w:r>
           </w:p>
         </w:tc>
@@ -1012,42 +1254,57 @@
           </w:tcPr>
           <w:p>
             <w:pPr>
+              <w:spacing w:after="160"/>
+              <w:jc w:val="center"/>
+              <w:rPr>
+                <w:bCs/>
+                <w:iCs/>
+                <w:sz w:val="22"/>
+              </w:rPr>
+            </w:pPr>
+            <w:r>
+              <w:rPr>
+                <w:bCs/>
+                <w:iCs/>
+                <w:sz w:val="22"/>
+              </w:rPr>
+              <w:t xml:space="preserve">{{ </w:t>
+            </w:r>
+            <w:proofErr w:type="spellStart"/>
+            <w:r>
+              <w:rPr>
+                <w:bCs/>
+                <w:iCs/>
+                <w:sz w:val="22"/>
+              </w:rPr>
+              <w:t>date_formation_pratique</w:t>
+            </w:r>
+            <w:proofErr w:type="spellEnd"/>
+            <w:r>
+              <w:rPr>
+                <w:bCs/>
+                <w:iCs/>
+                <w:sz w:val="22"/>
+              </w:rPr>
+              <w:t xml:space="preserve"> }}</w:t>
+            </w:r>
+            <w:r>
+              <w:rPr>
+                <w:bCs/>
+                <w:iCs/>
+                <w:sz w:val="22"/>
+              </w:rPr>
+              <w:t xml:space="preserve"> à 08h30</w:t>
+            </w:r>
+          </w:p>
+          <w:p>
+            <w:pPr>
               <w:spacing w:after="0"/>
               <w:jc w:val="center"/>
               <w:rPr>
-                <w:szCs w:val="20"/>
+                <w:sz w:val="22"/>
               </w:rPr>
             </w:pPr>
-            <w:r>
-              <w:rPr>
-                <w:rFonts w:eastAsiaTheme="minorEastAsia" w:cs="Arial"/>
-                <w:color w:val="auto"/>
-                <w:szCs w:val="20"/>
-                <w:lang w:val="fr-FR"/>
-              </w:rPr>
-              <w:t>{{ date_debut_formation }}</w:t>
-            </w:r>
-            <w:r>
-              <w:rPr>
-                <w:rFonts w:eastAsiaTheme="minorEastAsia" w:cs="Arial"/>
-                <w:color w:val="auto"/>
-                <w:szCs w:val="20"/>
-                <w:lang w:val="fr-FR"/>
-              </w:rPr>
-              <w:t xml:space="preserve"> </w:t>
-            </w:r>
-            <w:r>
-              <w:rPr>
-                <w:szCs w:val="20"/>
-              </w:rPr>
-              <w:t>à</w:t>
-            </w:r>
-            <w:r>
-              <w:rPr>
-                <w:szCs w:val="20"/>
-              </w:rPr>
-              <w:t xml:space="preserve"> 08h30</w:t>
-            </w:r>
           </w:p>
         </w:tc>
         <w:tc>
@@ -1072,22 +1329,15 @@
               <w:spacing w:after="0"/>
               <w:jc w:val="center"/>
               <w:rPr>
-                <w:szCs w:val="20"/>
+                <w:sz w:val="22"/>
               </w:rPr>
             </w:pPr>
             <w:r>
               <w:rPr>
                 <w:rFonts w:cs="Arial"/>
-                <w:szCs w:val="20"/>
-              </w:rPr>
-              <w:t>175</w:t>
-            </w:r>
-            <w:r>
-              <w:rPr>
-                <w:rFonts w:cs="Arial"/>
-                <w:szCs w:val="20"/>
-              </w:rPr>
-              <w:t xml:space="preserve"> heures</w:t>
+                <w:sz w:val="22"/>
+              </w:rPr>
+              <w:t>Matinée</w:t>
             </w:r>
           </w:p>
         </w:tc>
@@ -1113,50 +1363,40 @@
               <w:spacing w:after="0"/>
               <w:jc w:val="center"/>
               <w:rPr>
+                <w:sz w:val="22"/>
+              </w:rPr>
+            </w:pPr>
+            <w:proofErr w:type="spellStart"/>
+            <w:r>
+              <w:rPr>
                 <w:rFonts w:cs="Arial"/>
-                <w:szCs w:val="20"/>
-              </w:rPr>
-            </w:pPr>
+                <w:sz w:val="22"/>
+              </w:rPr>
+              <w:t>Intégrale</w:t>
+            </w:r>
+            <w:proofErr w:type="spellEnd"/>
             <w:r>
               <w:rPr>
                 <w:rFonts w:cs="Arial"/>
-                <w:szCs w:val="20"/>
-              </w:rPr>
-              <w:t>Intégrale Academy</w:t>
-            </w:r>
-          </w:p>
-          <w:p>
-            <w:pPr>
-              <w:spacing w:after="0"/>
-              <w:jc w:val="center"/>
+                <w:sz w:val="22"/>
+              </w:rPr>
+              <w:t xml:space="preserve"> Academy 54 chemin du </w:t>
+            </w:r>
+            <w:proofErr w:type="spellStart"/>
+            <w:r>
               <w:rPr>
                 <w:rFonts w:cs="Arial"/>
-                <w:szCs w:val="20"/>
-              </w:rPr>
-            </w:pPr>
+                <w:sz w:val="22"/>
+              </w:rPr>
+              <w:t>Carreou</w:t>
+            </w:r>
+            <w:proofErr w:type="spellEnd"/>
             <w:r>
               <w:rPr>
                 <w:rFonts w:cs="Arial"/>
-                <w:szCs w:val="20"/>
-              </w:rPr>
-              <w:t>54 chemin du Carreou</w:t>
-            </w:r>
-          </w:p>
-          <w:p>
-            <w:pPr>
-              <w:spacing w:after="0"/>
-              <w:jc w:val="center"/>
-              <w:rPr>
-                <w:rFonts w:cs="Arial"/>
-                <w:szCs w:val="20"/>
-              </w:rPr>
-            </w:pPr>
-            <w:r>
-              <w:rPr>
-                <w:rFonts w:cs="Arial"/>
-                <w:szCs w:val="20"/>
-              </w:rPr>
-              <w:t>83480 PUGET SUR ARGENS</w:t>
+                <w:sz w:val="22"/>
+              </w:rPr>
+              <w:t xml:space="preserve"> 83480 PUGET SUR ARGENS</w:t>
             </w:r>
           </w:p>
         </w:tc>
@@ -1164,51 +1404,10 @@
     </w:tbl>
     <w:p>
       <w:pPr>
-        <w:spacing w:after="40"/>
-        <w:rPr>
-          <w:szCs w:val="20"/>
+        <w:rPr>
+          <w:sz w:val="22"/>
         </w:rPr>
       </w:pPr>
-      <w:r>
-        <w:rPr>
-          <w:rFonts w:cs="Arial"/>
-          <w:color w:val="FFFFFF"/>
-          <w:szCs w:val="20"/>
-        </w:rPr>
-        <w:fldChar w:fldCharType="begin"/>
-      </w:r>
-      <w:r>
-        <w:rPr>
-          <w:rFonts w:cs="Arial"/>
-          <w:color w:val="FFFFFF"/>
-          <w:szCs w:val="20"/>
-        </w:rPr>
-        <w:instrText xml:space="preserve"> AUTOTEXTLIST \t "&lt;/wr:forEach nickname=':AFs' id='n8gyXIQC'&gt;"</w:instrText>
-      </w:r>
-      <w:r>
-        <w:rPr>
-          <w:rFonts w:cs="Arial"/>
-          <w:color w:val="FFFFFF"/>
-          <w:szCs w:val="20"/>
-        </w:rPr>
-        <w:fldChar w:fldCharType="separate"/>
-      </w:r>
-      <w:r>
-        <w:rPr>
-          <w:rFonts w:cs="Arial"/>
-          <w:color w:val="FFFFFF"/>
-          <w:szCs w:val="20"/>
-        </w:rPr>
-        <w:t>[:AFs]</w:t>
-      </w:r>
-      <w:r>
-        <w:rPr>
-          <w:rFonts w:cs="Arial"/>
-          <w:color w:val="FFFFFF"/>
-          <w:szCs w:val="20"/>
-        </w:rPr>
-        <w:fldChar w:fldCharType="end"/>
-      </w:r>
     </w:p>
     <w:p>
       <w:pPr>
@@ -1218,7 +1417,7 @@
           <w:rFonts w:cs="Arial"/>
           <w:b/>
           <w:bCs/>
-          <w:szCs w:val="20"/>
+          <w:sz w:val="22"/>
         </w:rPr>
       </w:pPr>
       <w:r>
@@ -1226,9 +1425,229 @@
           <w:rFonts w:cs="Arial"/>
           <w:b/>
           <w:bCs/>
-          <w:szCs w:val="20"/>
-        </w:rPr>
-        <w:t>En cas d’indisponibilité ou de renoncement, nous vous remercions de bien vouloir nous avertir dès que possible par téléphone au 04 22 47 07 68 ou par email à ecole@integraleacademy.com.</w:t>
+          <w:sz w:val="22"/>
+        </w:rPr>
+        <w:t xml:space="preserve">En </w:t>
+      </w:r>
+      <w:proofErr w:type="spellStart"/>
+      <w:r>
+        <w:rPr>
+          <w:rFonts w:cs="Arial"/>
+          <w:b/>
+          <w:bCs/>
+          <w:sz w:val="22"/>
+        </w:rPr>
+        <w:t>cas</w:t>
+      </w:r>
+      <w:proofErr w:type="spellEnd"/>
+      <w:r>
+        <w:rPr>
+          <w:rFonts w:cs="Arial"/>
+          <w:b/>
+          <w:bCs/>
+          <w:sz w:val="22"/>
+        </w:rPr>
+        <w:t xml:space="preserve"> </w:t>
+      </w:r>
+      <w:proofErr w:type="spellStart"/>
+      <w:r>
+        <w:rPr>
+          <w:rFonts w:cs="Arial"/>
+          <w:b/>
+          <w:bCs/>
+          <w:sz w:val="22"/>
+        </w:rPr>
+        <w:t>d’indisponibilité</w:t>
+      </w:r>
+      <w:proofErr w:type="spellEnd"/>
+      <w:r>
+        <w:rPr>
+          <w:rFonts w:cs="Arial"/>
+          <w:b/>
+          <w:bCs/>
+          <w:sz w:val="22"/>
+        </w:rPr>
+        <w:t xml:space="preserve"> </w:t>
+      </w:r>
+      <w:proofErr w:type="spellStart"/>
+      <w:r>
+        <w:rPr>
+          <w:rFonts w:cs="Arial"/>
+          <w:b/>
+          <w:bCs/>
+          <w:sz w:val="22"/>
+        </w:rPr>
+        <w:t>ou</w:t>
+      </w:r>
+      <w:proofErr w:type="spellEnd"/>
+      <w:r>
+        <w:rPr>
+          <w:rFonts w:cs="Arial"/>
+          <w:b/>
+          <w:bCs/>
+          <w:sz w:val="22"/>
+        </w:rPr>
+        <w:t xml:space="preserve"> de </w:t>
+      </w:r>
+      <w:proofErr w:type="spellStart"/>
+      <w:r>
+        <w:rPr>
+          <w:rFonts w:cs="Arial"/>
+          <w:b/>
+          <w:bCs/>
+          <w:sz w:val="22"/>
+        </w:rPr>
+        <w:t>renoncement</w:t>
+      </w:r>
+      <w:proofErr w:type="spellEnd"/>
+      <w:r>
+        <w:rPr>
+          <w:rFonts w:cs="Arial"/>
+          <w:b/>
+          <w:bCs/>
+          <w:sz w:val="22"/>
+        </w:rPr>
+        <w:t xml:space="preserve">, nous vous </w:t>
+      </w:r>
+      <w:proofErr w:type="spellStart"/>
+      <w:r>
+        <w:rPr>
+          <w:rFonts w:cs="Arial"/>
+          <w:b/>
+          <w:bCs/>
+          <w:sz w:val="22"/>
+        </w:rPr>
+        <w:t>remercions</w:t>
+      </w:r>
+      <w:proofErr w:type="spellEnd"/>
+      <w:r>
+        <w:rPr>
+          <w:rFonts w:cs="Arial"/>
+          <w:b/>
+          <w:bCs/>
+          <w:sz w:val="22"/>
+        </w:rPr>
+        <w:t xml:space="preserve"> de bien </w:t>
+      </w:r>
+      <w:proofErr w:type="spellStart"/>
+      <w:r>
+        <w:rPr>
+          <w:rFonts w:cs="Arial"/>
+          <w:b/>
+          <w:bCs/>
+          <w:sz w:val="22"/>
+        </w:rPr>
+        <w:t>vouloir</w:t>
+      </w:r>
+      <w:proofErr w:type="spellEnd"/>
+      <w:r>
+        <w:rPr>
+          <w:rFonts w:cs="Arial"/>
+          <w:b/>
+          <w:bCs/>
+          <w:sz w:val="22"/>
+        </w:rPr>
+        <w:t xml:space="preserve"> nous </w:t>
+      </w:r>
+      <w:proofErr w:type="spellStart"/>
+      <w:r>
+        <w:rPr>
+          <w:rFonts w:cs="Arial"/>
+          <w:b/>
+          <w:bCs/>
+          <w:sz w:val="22"/>
+        </w:rPr>
+        <w:t>avertir</w:t>
+      </w:r>
+      <w:proofErr w:type="spellEnd"/>
+      <w:r>
+        <w:rPr>
+          <w:rFonts w:cs="Arial"/>
+          <w:b/>
+          <w:bCs/>
+          <w:sz w:val="22"/>
+        </w:rPr>
+        <w:t xml:space="preserve"> </w:t>
+      </w:r>
+      <w:proofErr w:type="spellStart"/>
+      <w:r>
+        <w:rPr>
+          <w:rFonts w:cs="Arial"/>
+          <w:b/>
+          <w:bCs/>
+          <w:sz w:val="22"/>
+        </w:rPr>
+        <w:t>dès</w:t>
+      </w:r>
+      <w:proofErr w:type="spellEnd"/>
+      <w:r>
+        <w:rPr>
+          <w:rFonts w:cs="Arial"/>
+          <w:b/>
+          <w:bCs/>
+          <w:sz w:val="22"/>
+        </w:rPr>
+        <w:t xml:space="preserve"> </w:t>
+      </w:r>
+      <w:proofErr w:type="spellStart"/>
+      <w:r>
+        <w:rPr>
+          <w:rFonts w:cs="Arial"/>
+          <w:b/>
+          <w:bCs/>
+          <w:sz w:val="22"/>
+        </w:rPr>
+        <w:t>que</w:t>
+      </w:r>
+      <w:proofErr w:type="spellEnd"/>
+      <w:r>
+        <w:rPr>
+          <w:rFonts w:cs="Arial"/>
+          <w:b/>
+          <w:bCs/>
+          <w:sz w:val="22"/>
+        </w:rPr>
+        <w:t xml:space="preserve"> possible par </w:t>
+      </w:r>
+      <w:proofErr w:type="spellStart"/>
+      <w:r>
+        <w:rPr>
+          <w:rFonts w:cs="Arial"/>
+          <w:b/>
+          <w:bCs/>
+          <w:sz w:val="22"/>
+        </w:rPr>
+        <w:t>téléphone</w:t>
+      </w:r>
+      <w:proofErr w:type="spellEnd"/>
+      <w:r>
+        <w:rPr>
+          <w:rFonts w:cs="Arial"/>
+          <w:b/>
+          <w:bCs/>
+          <w:sz w:val="22"/>
+        </w:rPr>
+        <w:t xml:space="preserve"> au 04 22 47 07 68 </w:t>
+      </w:r>
+      <w:proofErr w:type="spellStart"/>
+      <w:r>
+        <w:rPr>
+          <w:rFonts w:cs="Arial"/>
+          <w:b/>
+          <w:bCs/>
+          <w:sz w:val="22"/>
+        </w:rPr>
+        <w:t>ou</w:t>
+      </w:r>
+      <w:proofErr w:type="spellEnd"/>
+      <w:r>
+        <w:rPr>
+          <w:rFonts w:cs="Arial"/>
+          <w:b/>
+          <w:bCs/>
+          <w:sz w:val="22"/>
+        </w:rPr>
+        <w:t xml:space="preserve"> par email à ecole@integraleacademy.com.</w:t>
       </w:r>
     </w:p>
     <w:p>
@@ -1237,51 +1656,174 @@
         <w:jc w:val="both"/>
         <w:rPr>
           <w:rFonts w:cs="Arial"/>
-          <w:szCs w:val="20"/>
+          <w:sz w:val="22"/>
         </w:rPr>
       </w:pPr>
       <w:r>
         <w:rPr>
           <w:rFonts w:cs="Arial"/>
-          <w:szCs w:val="20"/>
-        </w:rPr>
-        <w:t>Nous restons à votre disposition pour tout renseignement complémentaire et vous prions de croire en l’expression de nos salutations distinguées.</w:t>
+          <w:sz w:val="22"/>
+        </w:rPr>
+        <w:t xml:space="preserve">Nous </w:t>
+      </w:r>
+      <w:proofErr w:type="spellStart"/>
+      <w:r>
+        <w:rPr>
+          <w:rFonts w:cs="Arial"/>
+          <w:sz w:val="22"/>
+        </w:rPr>
+        <w:t>restons</w:t>
+      </w:r>
+      <w:proofErr w:type="spellEnd"/>
+      <w:r>
+        <w:rPr>
+          <w:rFonts w:cs="Arial"/>
+          <w:sz w:val="22"/>
+        </w:rPr>
+        <w:t xml:space="preserve"> à </w:t>
+      </w:r>
+      <w:proofErr w:type="spellStart"/>
+      <w:r>
+        <w:rPr>
+          <w:rFonts w:cs="Arial"/>
+          <w:sz w:val="22"/>
+        </w:rPr>
+        <w:t>votre</w:t>
+      </w:r>
+      <w:proofErr w:type="spellEnd"/>
+      <w:r>
+        <w:rPr>
+          <w:rFonts w:cs="Arial"/>
+          <w:sz w:val="22"/>
+        </w:rPr>
+        <w:t xml:space="preserve"> disposition pour tout </w:t>
+      </w:r>
+      <w:proofErr w:type="spellStart"/>
+      <w:r>
+        <w:rPr>
+          <w:rFonts w:cs="Arial"/>
+          <w:sz w:val="22"/>
+        </w:rPr>
+        <w:t>renseignement</w:t>
+      </w:r>
+      <w:proofErr w:type="spellEnd"/>
+      <w:r>
+        <w:rPr>
+          <w:rFonts w:cs="Arial"/>
+          <w:sz w:val="22"/>
+        </w:rPr>
+        <w:t xml:space="preserve"> </w:t>
+      </w:r>
+      <w:proofErr w:type="spellStart"/>
+      <w:r>
+        <w:rPr>
+          <w:rFonts w:cs="Arial"/>
+          <w:sz w:val="22"/>
+        </w:rPr>
+        <w:t>complémentaire</w:t>
+      </w:r>
+      <w:proofErr w:type="spellEnd"/>
+      <w:r>
+        <w:rPr>
+          <w:rFonts w:cs="Arial"/>
+          <w:sz w:val="22"/>
+        </w:rPr>
+        <w:t xml:space="preserve"> et vous prions de </w:t>
+      </w:r>
+      <w:proofErr w:type="spellStart"/>
+      <w:r>
+        <w:rPr>
+          <w:rFonts w:cs="Arial"/>
+          <w:sz w:val="22"/>
+        </w:rPr>
+        <w:t>croire</w:t>
+      </w:r>
+      <w:proofErr w:type="spellEnd"/>
+      <w:r>
+        <w:rPr>
+          <w:rFonts w:cs="Arial"/>
+          <w:sz w:val="22"/>
+        </w:rPr>
+        <w:t xml:space="preserve"> </w:t>
+      </w:r>
+      <w:proofErr w:type="spellStart"/>
+      <w:r>
+        <w:rPr>
+          <w:rFonts w:cs="Arial"/>
+          <w:sz w:val="22"/>
+        </w:rPr>
+        <w:t>en</w:t>
+      </w:r>
+      <w:proofErr w:type="spellEnd"/>
+      <w:r>
+        <w:rPr>
+          <w:rFonts w:cs="Arial"/>
+          <w:sz w:val="22"/>
+        </w:rPr>
+        <w:t xml:space="preserve"> </w:t>
+      </w:r>
+      <w:proofErr w:type="spellStart"/>
+      <w:r>
+        <w:rPr>
+          <w:rFonts w:cs="Arial"/>
+          <w:sz w:val="22"/>
+        </w:rPr>
+        <w:t>l’expression</w:t>
+      </w:r>
+      <w:proofErr w:type="spellEnd"/>
+      <w:r>
+        <w:rPr>
+          <w:rFonts w:cs="Arial"/>
+          <w:sz w:val="22"/>
+        </w:rPr>
+        <w:t xml:space="preserve"> de </w:t>
+      </w:r>
+      <w:proofErr w:type="spellStart"/>
+      <w:r>
+        <w:rPr>
+          <w:rFonts w:cs="Arial"/>
+          <w:sz w:val="22"/>
+        </w:rPr>
+        <w:t>nos</w:t>
+      </w:r>
+      <w:proofErr w:type="spellEnd"/>
+      <w:r>
+        <w:rPr>
+          <w:rFonts w:cs="Arial"/>
+          <w:sz w:val="22"/>
+        </w:rPr>
+        <w:t xml:space="preserve"> salutations </w:t>
+      </w:r>
+      <w:proofErr w:type="spellStart"/>
+      <w:r>
+        <w:rPr>
+          <w:rFonts w:cs="Arial"/>
+          <w:sz w:val="22"/>
+        </w:rPr>
+        <w:t>distinguées</w:t>
+      </w:r>
+      <w:proofErr w:type="spellEnd"/>
+      <w:r>
+        <w:rPr>
+          <w:rFonts w:cs="Arial"/>
+          <w:sz w:val="22"/>
+        </w:rPr>
+        <w:t>.</w:t>
       </w:r>
     </w:p>
     <w:p>
       <w:pPr>
         <w:spacing w:before="160" w:after="120"/>
         <w:rPr>
-          <w:szCs w:val="20"/>
+          <w:sz w:val="22"/>
         </w:rPr>
       </w:pPr>
       <w:r>
         <w:rPr>
           <w:b/>
-          <w:szCs w:val="20"/>
-        </w:rPr>
-        <w:t xml:space="preserve">Fait </w:t>
-      </w:r>
-      <w:r>
-        <w:rPr>
-          <w:b/>
-          <w:szCs w:val="20"/>
-        </w:rPr>
-        <w:t>à PUGET SUR ARGENS</w:t>
-      </w:r>
-      <w:r>
-        <w:rPr>
-          <w:b/>
-          <w:szCs w:val="20"/>
-        </w:rPr>
-        <w:t>, le</w:t>
-      </w:r>
-      <w:r>
-        <w:rPr>
-          <w:b/>
-          <w:szCs w:val="20"/>
-        </w:rPr>
-        <w:t xml:space="preserve"> </w:t>
+          <w:sz w:val="22"/>
+        </w:rPr>
+        <w:t xml:space="preserve">Fait à PUGET SUR ARGENS, le </w:t>
       </w:r>
       <w:r>
         <w:rPr>
@@ -1289,21 +1831,34 @@
           <w:b/>
           <w:bCs/>
           <w:color w:val="auto"/>
-          <w:szCs w:val="20"/>
+          <w:sz w:val="22"/>
           <w:lang w:val="fr-FR"/>
         </w:rPr>
-        <w:t>{{ date_jour }}</w:t>
-      </w:r>
+        <w:t xml:space="preserve">{{ </w:t>
+      </w:r>
+      <w:proofErr w:type="spellStart"/>
       <w:r>
         <w:rPr>
           <w:rFonts w:eastAsiaTheme="minorEastAsia" w:cs="Arial"/>
           <w:b/>
           <w:bCs/>
           <w:color w:val="auto"/>
-          <w:szCs w:val="20"/>
+          <w:sz w:val="22"/>
           <w:lang w:val="fr-FR"/>
         </w:rPr>
-        <w:t xml:space="preserve">, </w:t>
+        <w:t>date_jour</w:t>
+      </w:r>
+      <w:proofErr w:type="spellEnd"/>
+      <w:r>
+        <w:rPr>
+          <w:rFonts w:eastAsiaTheme="minorEastAsia" w:cs="Arial"/>
+          <w:b/>
+          <w:bCs/>
+          <w:color w:val="auto"/>
+          <w:sz w:val="22"/>
+          <w:lang w:val="fr-FR"/>
+        </w:rPr>
+        <w:t xml:space="preserve"> }}, </w:t>
       </w:r>
     </w:p>
     <w:tbl>
@@ -1339,7 +1894,7 @@
           <w:p>
             <w:pPr>
               <w:rPr>
-                <w:szCs w:val="20"/>
+                <w:sz w:val="22"/>
               </w:rPr>
             </w:pPr>
           </w:p>
@@ -1365,13 +1920,13 @@
               <w:spacing w:after="0"/>
               <w:jc w:val="center"/>
               <w:rPr>
-                <w:szCs w:val="20"/>
+                <w:sz w:val="22"/>
               </w:rPr>
             </w:pPr>
             <w:r>
               <w:rPr>
                 <w:b/>
-                <w:szCs w:val="20"/>
+                <w:sz w:val="22"/>
               </w:rPr>
               <w:t>Monsieur Clément VAILLANT</w:t>
             </w:r>
@@ -1381,15 +1936,47 @@
               <w:spacing w:after="40"/>
               <w:jc w:val="center"/>
               <w:rPr>
-                <w:szCs w:val="20"/>
+                <w:sz w:val="22"/>
               </w:rPr>
             </w:pPr>
             <w:r>
               <w:rPr>
                 <w:b/>
-                <w:szCs w:val="20"/>
-              </w:rPr>
-              <w:t>Directeur général Intégrale Academy</w:t>
+                <w:sz w:val="22"/>
+              </w:rPr>
+              <w:t xml:space="preserve">Directeur </w:t>
+            </w:r>
+            <w:proofErr w:type="spellStart"/>
+            <w:r>
+              <w:rPr>
+                <w:b/>
+                <w:sz w:val="22"/>
+              </w:rPr>
+              <w:t>général</w:t>
+            </w:r>
+            <w:proofErr w:type="spellEnd"/>
+            <w:r>
+              <w:rPr>
+                <w:b/>
+                <w:sz w:val="22"/>
+              </w:rPr>
+              <w:t xml:space="preserve"> </w:t>
+            </w:r>
+            <w:proofErr w:type="spellStart"/>
+            <w:r>
+              <w:rPr>
+                <w:b/>
+                <w:sz w:val="22"/>
+              </w:rPr>
+              <w:t>Intégrale</w:t>
+            </w:r>
+            <w:proofErr w:type="spellEnd"/>
+            <w:r>
+              <w:rPr>
+                <w:b/>
+                <w:sz w:val="22"/>
+              </w:rPr>
+              <w:t xml:space="preserve"> Academy</w:t>
             </w:r>
           </w:p>
           <w:p>
@@ -1397,19 +1984,19 @@
               <w:spacing w:after="0"/>
               <w:jc w:val="center"/>
               <w:rPr>
-                <w:szCs w:val="20"/>
+                <w:sz w:val="22"/>
               </w:rPr>
             </w:pPr>
             <w:r>
               <w:rPr>
                 <w:noProof/>
-                <w:szCs w:val="20"/>
+                <w:sz w:val="22"/>
               </w:rPr>
               <w:drawing>
-                <wp:inline distT="0" distB="0" distL="0" distR="0" wp14:anchorId="5A6E5F11" wp14:editId="5741FC58">
+                <wp:inline distT="0" distB="0" distL="0" distR="0" wp14:anchorId="6953B143" wp14:editId="4AC43FA4">
                   <wp:extent cx="1051560" cy="587090"/>
                   <wp:effectExtent l="0" t="0" r="0" b="0"/>
-                  <wp:docPr id="4" name="Picture 4"/>
+                  <wp:docPr id="2146596402" name="Picture 4"/>
                   <wp:cNvGraphicFramePr>
                     <a:graphicFrameLocks xmlns:a="http://schemas.openxmlformats.org/drawingml/2006/main" noChangeAspect="1"/>
                   </wp:cNvGraphicFramePr>
@@ -1421,7 +2008,7 @@
                           <pic:cNvPicPr/>
                         </pic:nvPicPr>
                         <pic:blipFill>
-                          <a:blip r:embed="rId9"/>
+                          <a:blip r:embed="rId8"/>
                           <a:stretch>
                             <a:fillRect/>
                           </a:stretch>
@@ -1443,20 +2030,20 @@
             </w:r>
             <w:r>
               <w:rPr>
-                <w:szCs w:val="20"/>
+                <w:sz w:val="22"/>
               </w:rPr>
               <w:t xml:space="preserve">   </w:t>
             </w:r>
             <w:r>
               <w:rPr>
                 <w:noProof/>
-                <w:szCs w:val="20"/>
+                <w:sz w:val="22"/>
               </w:rPr>
               <w:drawing>
-                <wp:inline distT="0" distB="0" distL="0" distR="0" wp14:anchorId="197AAEC3" wp14:editId="128F2CCF">
+                <wp:inline distT="0" distB="0" distL="0" distR="0" wp14:anchorId="65CA4A6C" wp14:editId="1C95F4E4">
                   <wp:extent cx="1280160" cy="433998"/>
                   <wp:effectExtent l="0" t="0" r="0" b="0"/>
-                  <wp:docPr id="5" name="Picture 5"/>
+                  <wp:docPr id="125384471" name="Picture 5"/>
                   <wp:cNvGraphicFramePr>
                     <a:graphicFrameLocks xmlns:a="http://schemas.openxmlformats.org/drawingml/2006/main" noChangeAspect="1"/>
                   </wp:cNvGraphicFramePr>
@@ -1468,7 +2055,7 @@
                           <pic:cNvPicPr/>
                         </pic:nvPicPr>
                         <pic:blipFill>
-                          <a:blip r:embed="rId10"/>
+                          <a:blip r:embed="rId9"/>
                           <a:stretch>
                             <a:fillRect/>
                           </a:stretch>
@@ -1514,969 +2101,6 @@
     </w:p>
     <w:p>
       <w:pPr>
-        <w:spacing w:after="0"/>
-        <w:jc w:val="center"/>
-      </w:pPr>
-      <w:r>
-        <w:rPr>
-          <w:b/>
-          <w:color w:val="B88918"/>
-        </w:rPr>
-        <w:t>MODALITÉS DE FORMATION</w:t>
-      </w:r>
-    </w:p>
-    <w:p>
-      <w:pPr>
-        <w:spacing w:after="20"/>
-        <w:jc w:val="center"/>
-      </w:pPr>
-      <w:r>
-        <w:rPr>
-          <w:b/>
-          <w:sz w:val="38"/>
-        </w:rPr>
-        <w:t>DISTANCIEL &amp; PRÉSENTIEL</w:t>
-      </w:r>
-    </w:p>
-    <w:p>
-      <w:pPr>
-        <w:spacing w:after="120"/>
-        <w:jc w:val="center"/>
-      </w:pPr>
-      <w:r>
-        <w:rPr>
-          <w:i/>
-          <w:color w:val="555555"/>
-          <w:sz w:val="22"/>
-        </w:rPr>
-        <w:t>Organisation de la formation APS</w:t>
-      </w:r>
-    </w:p>
-    <w:p>
-      <w:pPr>
-        <w:pBdr>
-          <w:bottom w:val="single" w:sz="6" w:space="1" w:color="E5E7EB"/>
-        </w:pBdr>
-        <w:spacing w:before="100" w:after="160"/>
-      </w:pPr>
-    </w:p>
-    <w:p>
-      <w:pPr>
-        <w:spacing w:after="120"/>
-        <w:jc w:val="both"/>
-        <w:rPr>
-          <w:b/>
-        </w:rPr>
-      </w:pPr>
-      <w:r>
-        <w:t xml:space="preserve">Suite à l’évolution de la réglementation applicable à la formation d’Agent de Prévention et de Sécurité (APS), </w:t>
-      </w:r>
-      <w:r>
-        <w:rPr>
-          <w:b/>
-        </w:rPr>
-        <w:t>la formation se déroule désormais selon deux modalités complémentaires : distanciel et présentiel.</w:t>
-      </w:r>
-    </w:p>
-    <w:p>
-      <w:pPr>
-        <w:spacing w:after="120"/>
-        <w:jc w:val="both"/>
-      </w:pPr>
-    </w:p>
-    <w:tbl>
-      <w:tblPr>
-        <w:tblW w:w="0" w:type="auto"/>
-        <w:jc w:val="center"/>
-        <w:tblLayout w:type="fixed"/>
-        <w:tblLook w:val="04A0" w:firstRow="1" w:lastRow="0" w:firstColumn="1" w:lastColumn="0" w:noHBand="0" w:noVBand="1"/>
-      </w:tblPr>
-      <w:tblGrid>
-        <w:gridCol w:w="3005"/>
-        <w:gridCol w:w="3005"/>
-        <w:gridCol w:w="3005"/>
-      </w:tblGrid>
-      <w:tr>
-        <w:trPr>
-          <w:jc w:val="center"/>
-        </w:trPr>
-        <w:tc>
-          <w:tcPr>
-            <w:tcW w:w="3005" w:type="dxa"/>
-            <w:tcBorders>
-              <w:top w:val="single" w:sz="10" w:space="0" w:color="B88918"/>
-              <w:left w:val="single" w:sz="10" w:space="0" w:color="B88918"/>
-              <w:bottom w:val="single" w:sz="10" w:space="0" w:color="B88918"/>
-              <w:right w:val="single" w:sz="10" w:space="0" w:color="B88918"/>
-            </w:tcBorders>
-            <w:shd w:val="clear" w:color="auto" w:fill="FBF6EA"/>
-            <w:tcMar>
-              <w:top w:w="90" w:type="dxa"/>
-              <w:left w:w="90" w:type="dxa"/>
-              <w:bottom w:w="90" w:type="dxa"/>
-              <w:right w:w="90" w:type="dxa"/>
-            </w:tcMar>
-            <w:vAlign w:val="center"/>
-          </w:tcPr>
-          <w:p>
-            <w:pPr>
-              <w:spacing w:after="0"/>
-              <w:jc w:val="center"/>
-            </w:pPr>
-            <w:r>
-              <w:rPr>
-                <w:b/>
-                <w:color w:val="B88918"/>
-                <w:sz w:val="30"/>
-              </w:rPr>
-              <w:t>62 h</w:t>
-            </w:r>
-          </w:p>
-          <w:p>
-            <w:pPr>
-              <w:spacing w:after="0"/>
-              <w:jc w:val="center"/>
-            </w:pPr>
-            <w:r>
-              <w:rPr>
-                <w:b/>
-                <w:sz w:val="17"/>
-              </w:rPr>
-              <w:t>en distanciel</w:t>
-            </w:r>
-            <w:r>
-              <w:rPr>
-                <w:b/>
-                <w:sz w:val="17"/>
-              </w:rPr>
-              <w:br/>
-              <w:t>via e-learning</w:t>
-            </w:r>
-          </w:p>
-        </w:tc>
-        <w:tc>
-          <w:tcPr>
-            <w:tcW w:w="3005" w:type="dxa"/>
-            <w:tcBorders>
-              <w:top w:val="single" w:sz="10" w:space="0" w:color="B88918"/>
-              <w:left w:val="single" w:sz="10" w:space="0" w:color="B88918"/>
-              <w:bottom w:val="single" w:sz="10" w:space="0" w:color="B88918"/>
-              <w:right w:val="single" w:sz="10" w:space="0" w:color="B88918"/>
-            </w:tcBorders>
-            <w:shd w:val="clear" w:color="auto" w:fill="F8FAFC"/>
-            <w:tcMar>
-              <w:top w:w="90" w:type="dxa"/>
-              <w:left w:w="90" w:type="dxa"/>
-              <w:bottom w:w="90" w:type="dxa"/>
-              <w:right w:w="90" w:type="dxa"/>
-            </w:tcMar>
-            <w:vAlign w:val="center"/>
-          </w:tcPr>
-          <w:p>
-            <w:pPr>
-              <w:spacing w:after="0"/>
-              <w:jc w:val="center"/>
-            </w:pPr>
-            <w:r>
-              <w:rPr>
-                <w:b/>
-                <w:color w:val="B88918"/>
-                <w:sz w:val="30"/>
-              </w:rPr>
-              <w:t>113 h</w:t>
-            </w:r>
-          </w:p>
-          <w:p>
-            <w:pPr>
-              <w:spacing w:after="0"/>
-              <w:jc w:val="center"/>
-            </w:pPr>
-            <w:r>
-              <w:rPr>
-                <w:b/>
-                <w:sz w:val="17"/>
-              </w:rPr>
-              <w:t>en présentiel</w:t>
-            </w:r>
-            <w:r>
-              <w:rPr>
-                <w:b/>
-                <w:sz w:val="17"/>
-              </w:rPr>
-              <w:br/>
-              <w:t>au centre</w:t>
-            </w:r>
-          </w:p>
-        </w:tc>
-        <w:tc>
-          <w:tcPr>
-            <w:tcW w:w="3005" w:type="dxa"/>
-            <w:tcBorders>
-              <w:top w:val="single" w:sz="10" w:space="0" w:color="B88918"/>
-              <w:left w:val="single" w:sz="10" w:space="0" w:color="B88918"/>
-              <w:bottom w:val="single" w:sz="10" w:space="0" w:color="B88918"/>
-              <w:right w:val="single" w:sz="10" w:space="0" w:color="B88918"/>
-            </w:tcBorders>
-            <w:shd w:val="clear" w:color="auto" w:fill="FBF6EA"/>
-            <w:tcMar>
-              <w:top w:w="90" w:type="dxa"/>
-              <w:left w:w="90" w:type="dxa"/>
-              <w:bottom w:w="90" w:type="dxa"/>
-              <w:right w:w="90" w:type="dxa"/>
-            </w:tcMar>
-            <w:vAlign w:val="center"/>
-          </w:tcPr>
-          <w:p>
-            <w:pPr>
-              <w:spacing w:after="0"/>
-              <w:jc w:val="center"/>
-            </w:pPr>
-            <w:r>
-              <w:rPr>
-                <w:b/>
-                <w:color w:val="B88918"/>
-                <w:sz w:val="30"/>
-              </w:rPr>
-              <w:t>175 h</w:t>
-            </w:r>
-          </w:p>
-          <w:p>
-            <w:pPr>
-              <w:spacing w:after="0"/>
-              <w:jc w:val="center"/>
-            </w:pPr>
-            <w:r>
-              <w:rPr>
-                <w:b/>
-                <w:sz w:val="17"/>
-              </w:rPr>
-              <w:t>au total</w:t>
-            </w:r>
-            <w:r>
-              <w:rPr>
-                <w:b/>
-                <w:sz w:val="17"/>
-              </w:rPr>
-              <w:br/>
-              <w:t>formation APS</w:t>
-            </w:r>
-          </w:p>
-        </w:tc>
-      </w:tr>
-    </w:tbl>
-    <w:p>
-      <w:pPr>
-        <w:spacing w:before="160" w:after="60"/>
-        <w:rPr>
-          <w:b/>
-          <w:sz w:val="25"/>
-        </w:rPr>
-      </w:pPr>
-    </w:p>
-    <w:p>
-      <w:pPr>
-        <w:spacing w:before="160" w:after="60"/>
-      </w:pPr>
-      <w:r>
-        <w:rPr>
-          <w:b/>
-          <w:sz w:val="25"/>
-        </w:rPr>
-        <w:t>Le e-learning : de quoi s’agit-il ?</w:t>
-      </w:r>
-    </w:p>
-    <w:p>
-      <w:pPr>
-        <w:spacing w:after="100"/>
-        <w:jc w:val="both"/>
-      </w:pPr>
-      <w:r>
-        <w:t>Le e-learning est un espace de formation en ligne accessible 24h/24 et 7j/7. Il comprend des vidéos, des supports explicatifs, des exercices, des tests et un suivi d’avancement.</w:t>
-      </w:r>
-    </w:p>
-    <w:tbl>
-      <w:tblPr>
-        <w:tblW w:w="0" w:type="auto"/>
-        <w:jc w:val="center"/>
-        <w:tblLook w:val="04A0" w:firstRow="1" w:lastRow="0" w:firstColumn="1" w:lastColumn="0" w:noHBand="0" w:noVBand="1"/>
-      </w:tblPr>
-      <w:tblGrid>
-        <w:gridCol w:w="10037"/>
-      </w:tblGrid>
-      <w:tr>
-        <w:trPr>
-          <w:jc w:val="center"/>
-        </w:trPr>
-        <w:tc>
-          <w:tcPr>
-            <w:tcW w:w="10037" w:type="dxa"/>
-            <w:tcBorders>
-              <w:top w:val="single" w:sz="14" w:space="0" w:color="D32F2F"/>
-              <w:left w:val="single" w:sz="14" w:space="0" w:color="D32F2F"/>
-              <w:bottom w:val="single" w:sz="14" w:space="0" w:color="D32F2F"/>
-              <w:right w:val="single" w:sz="14" w:space="0" w:color="D32F2F"/>
-            </w:tcBorders>
-            <w:shd w:val="clear" w:color="auto" w:fill="FFF7F7"/>
-            <w:tcMar>
-              <w:top w:w="100" w:type="dxa"/>
-              <w:left w:w="130" w:type="dxa"/>
-              <w:bottom w:w="100" w:type="dxa"/>
-              <w:right w:w="130" w:type="dxa"/>
-            </w:tcMar>
-          </w:tcPr>
-          <w:p>
-            <w:pPr>
-              <w:spacing w:after="0"/>
-              <w:jc w:val="both"/>
-            </w:pPr>
-            <w:r>
-              <w:rPr>
-                <w:b/>
-                <w:color w:val="D32F2F"/>
-              </w:rPr>
-              <w:t xml:space="preserve">Important : </w:t>
-            </w:r>
-            <w:r>
-              <w:rPr>
-                <w:b/>
-              </w:rPr>
-              <w:t>Les 62 heures de e-learning doivent impérativement être suivies et validées avant l’entrée en formation présentielle. Le lien d’accès à la plateforme sera communiqué le premier jour de formation.</w:t>
-            </w:r>
-          </w:p>
-        </w:tc>
-      </w:tr>
-    </w:tbl>
-    <w:p>
-      <w:pPr>
-        <w:spacing w:before="160" w:after="80"/>
-        <w:rPr>
-          <w:b/>
-          <w:sz w:val="25"/>
-        </w:rPr>
-      </w:pPr>
-    </w:p>
-    <w:p>
-      <w:pPr>
-        <w:spacing w:before="160" w:after="80"/>
-      </w:pPr>
-      <w:r>
-        <w:rPr>
-          <w:b/>
-          <w:sz w:val="25"/>
-        </w:rPr>
-        <w:t>Calendrier prévisionnel</w:t>
-      </w:r>
-    </w:p>
-    <w:tbl>
-      <w:tblPr>
-        <w:tblW w:w="0" w:type="auto"/>
-        <w:jc w:val="center"/>
-        <w:tblLayout w:type="fixed"/>
-        <w:tblLook w:val="04A0" w:firstRow="1" w:lastRow="0" w:firstColumn="1" w:lastColumn="0" w:noHBand="0" w:noVBand="1"/>
-      </w:tblPr>
-      <w:tblGrid>
-        <w:gridCol w:w="2381"/>
-        <w:gridCol w:w="2268"/>
-        <w:gridCol w:w="4535"/>
-      </w:tblGrid>
-      <w:tr>
-        <w:trPr>
-          <w:jc w:val="center"/>
-        </w:trPr>
-        <w:tc>
-          <w:tcPr>
-            <w:tcW w:w="2381" w:type="dxa"/>
-            <w:tcBorders>
-              <w:top w:val="single" w:sz="8" w:space="0" w:color="1F2937"/>
-              <w:left w:val="single" w:sz="8" w:space="0" w:color="1F2937"/>
-              <w:bottom w:val="single" w:sz="8" w:space="0" w:color="1F2937"/>
-              <w:right w:val="single" w:sz="8" w:space="0" w:color="1F2937"/>
-            </w:tcBorders>
-            <w:shd w:val="clear" w:color="auto" w:fill="1F2937"/>
-            <w:tcMar>
-              <w:top w:w="65" w:type="dxa"/>
-              <w:left w:w="75" w:type="dxa"/>
-              <w:bottom w:w="65" w:type="dxa"/>
-              <w:right w:w="75" w:type="dxa"/>
-            </w:tcMar>
-            <w:vAlign w:val="center"/>
-          </w:tcPr>
-          <w:p>
-            <w:pPr>
-              <w:spacing w:after="0"/>
-              <w:jc w:val="center"/>
-            </w:pPr>
-            <w:r>
-              <w:rPr>
-                <w:b/>
-                <w:color w:val="FFFFFF"/>
-                <w:sz w:val="18"/>
-              </w:rPr>
-              <w:t>Date / période</w:t>
-            </w:r>
-          </w:p>
-        </w:tc>
-        <w:tc>
-          <w:tcPr>
-            <w:tcW w:w="2268" w:type="dxa"/>
-            <w:tcBorders>
-              <w:top w:val="single" w:sz="8" w:space="0" w:color="1F2937"/>
-              <w:left w:val="single" w:sz="8" w:space="0" w:color="1F2937"/>
-              <w:bottom w:val="single" w:sz="8" w:space="0" w:color="1F2937"/>
-              <w:right w:val="single" w:sz="8" w:space="0" w:color="1F2937"/>
-            </w:tcBorders>
-            <w:shd w:val="clear" w:color="auto" w:fill="1F2937"/>
-            <w:tcMar>
-              <w:top w:w="65" w:type="dxa"/>
-              <w:left w:w="75" w:type="dxa"/>
-              <w:bottom w:w="65" w:type="dxa"/>
-              <w:right w:w="75" w:type="dxa"/>
-            </w:tcMar>
-            <w:vAlign w:val="center"/>
-          </w:tcPr>
-          <w:p>
-            <w:pPr>
-              <w:spacing w:after="0"/>
-              <w:jc w:val="center"/>
-            </w:pPr>
-            <w:r>
-              <w:rPr>
-                <w:b/>
-                <w:color w:val="FFFFFF"/>
-                <w:sz w:val="18"/>
-              </w:rPr>
-              <w:t>Modalité</w:t>
-            </w:r>
-          </w:p>
-        </w:tc>
-        <w:tc>
-          <w:tcPr>
-            <w:tcW w:w="4535" w:type="dxa"/>
-            <w:tcBorders>
-              <w:top w:val="single" w:sz="8" w:space="0" w:color="1F2937"/>
-              <w:left w:val="single" w:sz="8" w:space="0" w:color="1F2937"/>
-              <w:bottom w:val="single" w:sz="8" w:space="0" w:color="1F2937"/>
-              <w:right w:val="single" w:sz="8" w:space="0" w:color="1F2937"/>
-            </w:tcBorders>
-            <w:shd w:val="clear" w:color="auto" w:fill="1F2937"/>
-            <w:tcMar>
-              <w:top w:w="65" w:type="dxa"/>
-              <w:left w:w="75" w:type="dxa"/>
-              <w:bottom w:w="65" w:type="dxa"/>
-              <w:right w:w="75" w:type="dxa"/>
-            </w:tcMar>
-            <w:vAlign w:val="center"/>
-          </w:tcPr>
-          <w:p>
-            <w:pPr>
-              <w:spacing w:after="0"/>
-              <w:jc w:val="center"/>
-            </w:pPr>
-            <w:r>
-              <w:rPr>
-                <w:b/>
-                <w:color w:val="FFFFFF"/>
-                <w:sz w:val="18"/>
-              </w:rPr>
-              <w:t>Informations</w:t>
-            </w:r>
-          </w:p>
-        </w:tc>
-      </w:tr>
-      <w:tr>
-        <w:trPr>
-          <w:jc w:val="center"/>
-        </w:trPr>
-        <w:tc>
-          <w:tcPr>
-            <w:tcW w:w="2381" w:type="dxa"/>
-            <w:tcBorders>
-              <w:top w:val="single" w:sz="6" w:space="0" w:color="D9D9D9"/>
-              <w:left w:val="single" w:sz="6" w:space="0" w:color="D9D9D9"/>
-              <w:bottom w:val="single" w:sz="6" w:space="0" w:color="D9D9D9"/>
-              <w:right w:val="single" w:sz="6" w:space="0" w:color="D9D9D9"/>
-            </w:tcBorders>
-            <w:shd w:val="clear" w:color="auto" w:fill="FFFFFF"/>
-            <w:tcMar>
-              <w:top w:w="60" w:type="dxa"/>
-              <w:left w:w="75" w:type="dxa"/>
-              <w:bottom w:w="60" w:type="dxa"/>
-              <w:right w:w="75" w:type="dxa"/>
-            </w:tcMar>
-            <w:vAlign w:val="center"/>
-          </w:tcPr>
-          <w:p>
-            <w:pPr>
-              <w:jc w:val="center"/>
-              <w:rPr>
-                <w:b/>
-                <w:bCs/>
-              </w:rPr>
-            </w:pPr>
-            <w:r>
-              <w:rPr>
-                <w:b/>
-                <w:bCs/>
-                <w:sz w:val="18"/>
-              </w:rPr>
-              <w:t>{{date_ouverture}}</w:t>
-            </w:r>
-          </w:p>
-        </w:tc>
-        <w:tc>
-          <w:tcPr>
-            <w:tcW w:w="2268" w:type="dxa"/>
-            <w:tcBorders>
-              <w:top w:val="single" w:sz="6" w:space="0" w:color="D9D9D9"/>
-              <w:left w:val="single" w:sz="6" w:space="0" w:color="D9D9D9"/>
-              <w:bottom w:val="single" w:sz="6" w:space="0" w:color="D9D9D9"/>
-              <w:right w:val="single" w:sz="6" w:space="0" w:color="D9D9D9"/>
-            </w:tcBorders>
-            <w:shd w:val="clear" w:color="auto" w:fill="FFFFFF"/>
-            <w:tcMar>
-              <w:top w:w="60" w:type="dxa"/>
-              <w:left w:w="75" w:type="dxa"/>
-              <w:bottom w:w="60" w:type="dxa"/>
-              <w:right w:w="75" w:type="dxa"/>
-            </w:tcMar>
-            <w:vAlign w:val="center"/>
-          </w:tcPr>
-          <w:p>
-            <w:pPr>
-              <w:spacing w:after="0"/>
-              <w:jc w:val="center"/>
-            </w:pPr>
-            <w:r>
-              <w:rPr>
-                <w:b/>
-                <w:sz w:val="17"/>
-              </w:rPr>
-              <w:t>Présentiel au centre</w:t>
-            </w:r>
-            <w:r>
-              <w:rPr>
-                <w:b/>
-                <w:sz w:val="17"/>
-              </w:rPr>
-              <w:t xml:space="preserve"> de formation</w:t>
-            </w:r>
-          </w:p>
-        </w:tc>
-        <w:tc>
-          <w:tcPr>
-            <w:tcW w:w="4535" w:type="dxa"/>
-            <w:tcBorders>
-              <w:top w:val="single" w:sz="6" w:space="0" w:color="D9D9D9"/>
-              <w:left w:val="single" w:sz="6" w:space="0" w:color="D9D9D9"/>
-              <w:bottom w:val="single" w:sz="6" w:space="0" w:color="D9D9D9"/>
-              <w:right w:val="single" w:sz="6" w:space="0" w:color="D9D9D9"/>
-            </w:tcBorders>
-            <w:shd w:val="clear" w:color="auto" w:fill="FFFFFF"/>
-            <w:tcMar>
-              <w:top w:w="60" w:type="dxa"/>
-              <w:left w:w="75" w:type="dxa"/>
-              <w:bottom w:w="60" w:type="dxa"/>
-              <w:right w:w="75" w:type="dxa"/>
-            </w:tcMar>
-            <w:vAlign w:val="center"/>
-          </w:tcPr>
-          <w:p>
-            <w:pPr>
-              <w:spacing w:after="0"/>
-            </w:pPr>
-            <w:r>
-              <w:rPr>
-                <w:sz w:val="17"/>
-              </w:rPr>
-              <w:t>Démarrage, présentation du parcours et explication du fonctionnement du e-learning.</w:t>
-            </w:r>
-          </w:p>
-        </w:tc>
-      </w:tr>
-      <w:tr>
-        <w:trPr>
-          <w:jc w:val="center"/>
-        </w:trPr>
-        <w:tc>
-          <w:tcPr>
-            <w:tcW w:w="2381" w:type="dxa"/>
-            <w:tcBorders>
-              <w:top w:val="single" w:sz="6" w:space="0" w:color="D9D9D9"/>
-              <w:left w:val="single" w:sz="6" w:space="0" w:color="D9D9D9"/>
-              <w:bottom w:val="single" w:sz="6" w:space="0" w:color="D9D9D9"/>
-              <w:right w:val="single" w:sz="6" w:space="0" w:color="D9D9D9"/>
-            </w:tcBorders>
-            <w:shd w:val="clear" w:color="auto" w:fill="FBF6EA"/>
-            <w:tcMar>
-              <w:top w:w="60" w:type="dxa"/>
-              <w:left w:w="75" w:type="dxa"/>
-              <w:bottom w:w="60" w:type="dxa"/>
-              <w:right w:w="75" w:type="dxa"/>
-            </w:tcMar>
-            <w:vAlign w:val="center"/>
-          </w:tcPr>
-          <w:p>
-            <w:pPr>
-              <w:jc w:val="center"/>
-              <w:rPr>
-                <w:b/>
-                <w:bCs/>
-              </w:rPr>
-            </w:pPr>
-            <w:r>
-              <w:rPr>
-                <w:b/>
-                <w:bCs/>
-                <w:sz w:val="18"/>
-              </w:rPr>
-              <w:t>{{periode_elearning}}</w:t>
-            </w:r>
-          </w:p>
-        </w:tc>
-        <w:tc>
-          <w:tcPr>
-            <w:tcW w:w="2268" w:type="dxa"/>
-            <w:tcBorders>
-              <w:top w:val="single" w:sz="6" w:space="0" w:color="D9D9D9"/>
-              <w:left w:val="single" w:sz="6" w:space="0" w:color="D9D9D9"/>
-              <w:bottom w:val="single" w:sz="6" w:space="0" w:color="D9D9D9"/>
-              <w:right w:val="single" w:sz="6" w:space="0" w:color="D9D9D9"/>
-            </w:tcBorders>
-            <w:shd w:val="clear" w:color="auto" w:fill="FBF6EA"/>
-            <w:tcMar>
-              <w:top w:w="60" w:type="dxa"/>
-              <w:left w:w="75" w:type="dxa"/>
-              <w:bottom w:w="60" w:type="dxa"/>
-              <w:right w:w="75" w:type="dxa"/>
-            </w:tcMar>
-            <w:vAlign w:val="center"/>
-          </w:tcPr>
-          <w:p>
-            <w:pPr>
-              <w:spacing w:after="0"/>
-              <w:jc w:val="center"/>
-            </w:pPr>
-            <w:r>
-              <w:rPr>
-                <w:b/>
-                <w:sz w:val="17"/>
-              </w:rPr>
-              <w:t>E-learning à distance</w:t>
-            </w:r>
-          </w:p>
-        </w:tc>
-        <w:tc>
-          <w:tcPr>
-            <w:tcW w:w="4535" w:type="dxa"/>
-            <w:tcBorders>
-              <w:top w:val="single" w:sz="6" w:space="0" w:color="D9D9D9"/>
-              <w:left w:val="single" w:sz="6" w:space="0" w:color="D9D9D9"/>
-              <w:bottom w:val="single" w:sz="6" w:space="0" w:color="D9D9D9"/>
-              <w:right w:val="single" w:sz="6" w:space="0" w:color="D9D9D9"/>
-            </w:tcBorders>
-            <w:shd w:val="clear" w:color="auto" w:fill="FBF6EA"/>
-            <w:tcMar>
-              <w:top w:w="60" w:type="dxa"/>
-              <w:left w:w="75" w:type="dxa"/>
-              <w:bottom w:w="60" w:type="dxa"/>
-              <w:right w:w="75" w:type="dxa"/>
-            </w:tcMar>
-            <w:vAlign w:val="center"/>
-          </w:tcPr>
-          <w:p>
-            <w:pPr>
-              <w:spacing w:after="0"/>
-            </w:pPr>
-            <w:r>
-              <w:rPr>
-                <w:sz w:val="17"/>
-              </w:rPr>
-              <w:t>Réalisation des 62 h de formation en ligne avant le présentiel.</w:t>
-            </w:r>
-          </w:p>
-        </w:tc>
-      </w:tr>
-      <w:tr>
-        <w:trPr>
-          <w:jc w:val="center"/>
-        </w:trPr>
-        <w:tc>
-          <w:tcPr>
-            <w:tcW w:w="2381" w:type="dxa"/>
-            <w:tcBorders>
-              <w:top w:val="single" w:sz="6" w:space="0" w:color="D9D9D9"/>
-              <w:left w:val="single" w:sz="6" w:space="0" w:color="D9D9D9"/>
-              <w:bottom w:val="single" w:sz="6" w:space="0" w:color="D9D9D9"/>
-              <w:right w:val="single" w:sz="6" w:space="0" w:color="D9D9D9"/>
-            </w:tcBorders>
-            <w:shd w:val="clear" w:color="auto" w:fill="FFFFFF"/>
-            <w:tcMar>
-              <w:top w:w="60" w:type="dxa"/>
-              <w:left w:w="75" w:type="dxa"/>
-              <w:bottom w:w="60" w:type="dxa"/>
-              <w:right w:w="75" w:type="dxa"/>
-            </w:tcMar>
-            <w:vAlign w:val="center"/>
-          </w:tcPr>
-          <w:p>
-            <w:pPr>
-              <w:jc w:val="center"/>
-              <w:rPr>
-                <w:b/>
-                <w:bCs/>
-              </w:rPr>
-            </w:pPr>
-            <w:r>
-              <w:rPr>
-                <w:b/>
-                <w:bCs/>
-                <w:sz w:val="18"/>
-              </w:rPr>
-              <w:t>{{periode_presentiel}}</w:t>
-            </w:r>
-          </w:p>
-        </w:tc>
-        <w:tc>
-          <w:tcPr>
-            <w:tcW w:w="2268" w:type="dxa"/>
-            <w:tcBorders>
-              <w:top w:val="single" w:sz="6" w:space="0" w:color="D9D9D9"/>
-              <w:left w:val="single" w:sz="6" w:space="0" w:color="D9D9D9"/>
-              <w:bottom w:val="single" w:sz="6" w:space="0" w:color="D9D9D9"/>
-              <w:right w:val="single" w:sz="6" w:space="0" w:color="D9D9D9"/>
-            </w:tcBorders>
-            <w:shd w:val="clear" w:color="auto" w:fill="FFFFFF"/>
-            <w:tcMar>
-              <w:top w:w="60" w:type="dxa"/>
-              <w:left w:w="75" w:type="dxa"/>
-              <w:bottom w:w="60" w:type="dxa"/>
-              <w:right w:w="75" w:type="dxa"/>
-            </w:tcMar>
-            <w:vAlign w:val="center"/>
-          </w:tcPr>
-          <w:p>
-            <w:pPr>
-              <w:spacing w:after="0"/>
-              <w:jc w:val="center"/>
-            </w:pPr>
-            <w:r>
-              <w:rPr>
-                <w:b/>
-                <w:sz w:val="17"/>
-              </w:rPr>
-              <w:t>Présentiel au centre</w:t>
-            </w:r>
-            <w:r>
-              <w:rPr>
-                <w:b/>
-                <w:sz w:val="17"/>
-              </w:rPr>
-              <w:t xml:space="preserve"> de formation</w:t>
-            </w:r>
-          </w:p>
-        </w:tc>
-        <w:tc>
-          <w:tcPr>
-            <w:tcW w:w="4535" w:type="dxa"/>
-            <w:tcBorders>
-              <w:top w:val="single" w:sz="6" w:space="0" w:color="D9D9D9"/>
-              <w:left w:val="single" w:sz="6" w:space="0" w:color="D9D9D9"/>
-              <w:bottom w:val="single" w:sz="6" w:space="0" w:color="D9D9D9"/>
-              <w:right w:val="single" w:sz="6" w:space="0" w:color="D9D9D9"/>
-            </w:tcBorders>
-            <w:shd w:val="clear" w:color="auto" w:fill="FFFFFF"/>
-            <w:tcMar>
-              <w:top w:w="60" w:type="dxa"/>
-              <w:left w:w="75" w:type="dxa"/>
-              <w:bottom w:w="60" w:type="dxa"/>
-              <w:right w:w="75" w:type="dxa"/>
-            </w:tcMar>
-            <w:vAlign w:val="center"/>
-          </w:tcPr>
-          <w:p>
-            <w:pPr>
-              <w:spacing w:after="0"/>
-            </w:pPr>
-            <w:r>
-              <w:rPr>
-                <w:sz w:val="17"/>
-              </w:rPr>
-              <w:t>Formation pratique et théorique au centre Intégrale Academy.</w:t>
-            </w:r>
-          </w:p>
-        </w:tc>
-      </w:tr>
-      <w:tr>
-        <w:trPr>
-          <w:jc w:val="center"/>
-        </w:trPr>
-        <w:tc>
-          <w:tcPr>
-            <w:tcW w:w="2381" w:type="dxa"/>
-            <w:tcBorders>
-              <w:top w:val="single" w:sz="6" w:space="0" w:color="D9D9D9"/>
-              <w:left w:val="single" w:sz="6" w:space="0" w:color="D9D9D9"/>
-              <w:bottom w:val="single" w:sz="6" w:space="0" w:color="D9D9D9"/>
-              <w:right w:val="single" w:sz="6" w:space="0" w:color="D9D9D9"/>
-            </w:tcBorders>
-            <w:shd w:val="clear" w:color="auto" w:fill="FFFFFF"/>
-            <w:tcMar>
-              <w:top w:w="60" w:type="dxa"/>
-              <w:left w:w="75" w:type="dxa"/>
-              <w:bottom w:w="60" w:type="dxa"/>
-              <w:right w:w="75" w:type="dxa"/>
-            </w:tcMar>
-            <w:vAlign w:val="center"/>
-          </w:tcPr>
-          <w:p>
-            <w:pPr>
-              <w:jc w:val="center"/>
-              <w:rPr>
-                <w:b/>
-                <w:bCs/>
-              </w:rPr>
-            </w:pPr>
-            <w:r>
-              <w:rPr>
-                <w:b/>
-                <w:bCs/>
-                <w:sz w:val="18"/>
-              </w:rPr>
-              <w:t>{{date_examen}}</w:t>
-            </w:r>
-          </w:p>
-        </w:tc>
-        <w:tc>
-          <w:tcPr>
-            <w:tcW w:w="2268" w:type="dxa"/>
-            <w:tcBorders>
-              <w:top w:val="single" w:sz="6" w:space="0" w:color="D9D9D9"/>
-              <w:left w:val="single" w:sz="6" w:space="0" w:color="D9D9D9"/>
-              <w:bottom w:val="single" w:sz="6" w:space="0" w:color="D9D9D9"/>
-              <w:right w:val="single" w:sz="6" w:space="0" w:color="D9D9D9"/>
-            </w:tcBorders>
-            <w:shd w:val="clear" w:color="auto" w:fill="FFFFFF"/>
-            <w:tcMar>
-              <w:top w:w="60" w:type="dxa"/>
-              <w:left w:w="75" w:type="dxa"/>
-              <w:bottom w:w="60" w:type="dxa"/>
-              <w:right w:w="75" w:type="dxa"/>
-            </w:tcMar>
-            <w:vAlign w:val="center"/>
-          </w:tcPr>
-          <w:p>
-            <w:pPr>
-              <w:spacing w:after="0"/>
-              <w:jc w:val="center"/>
-            </w:pPr>
-            <w:r>
-              <w:rPr>
-                <w:b/>
-                <w:sz w:val="17"/>
-              </w:rPr>
-              <w:t>Examen</w:t>
-            </w:r>
-            <w:r>
-              <w:rPr>
-                <w:b/>
-                <w:sz w:val="17"/>
-              </w:rPr>
-              <w:t xml:space="preserve"> au centre de formation</w:t>
-            </w:r>
-          </w:p>
-        </w:tc>
-        <w:tc>
-          <w:tcPr>
-            <w:tcW w:w="4535" w:type="dxa"/>
-            <w:tcBorders>
-              <w:top w:val="single" w:sz="6" w:space="0" w:color="D9D9D9"/>
-              <w:left w:val="single" w:sz="6" w:space="0" w:color="D9D9D9"/>
-              <w:bottom w:val="single" w:sz="6" w:space="0" w:color="D9D9D9"/>
-              <w:right w:val="single" w:sz="6" w:space="0" w:color="D9D9D9"/>
-            </w:tcBorders>
-            <w:shd w:val="clear" w:color="auto" w:fill="FFFFFF"/>
-            <w:tcMar>
-              <w:top w:w="60" w:type="dxa"/>
-              <w:left w:w="75" w:type="dxa"/>
-              <w:bottom w:w="60" w:type="dxa"/>
-              <w:right w:w="75" w:type="dxa"/>
-            </w:tcMar>
-            <w:vAlign w:val="center"/>
-          </w:tcPr>
-          <w:p>
-            <w:pPr>
-              <w:spacing w:after="0"/>
-            </w:pPr>
-            <w:r>
-              <w:rPr>
-                <w:sz w:val="17"/>
-              </w:rPr>
-              <w:t>Examen final A</w:t>
-            </w:r>
-            <w:r>
-              <w:rPr>
-                <w:sz w:val="17"/>
-              </w:rPr>
-              <w:t>gent de Prévention et de Sécurité (APS)</w:t>
-            </w:r>
-          </w:p>
-        </w:tc>
-      </w:tr>
-    </w:tbl>
-    <w:p>
-      <w:pPr>
-        <w:spacing w:before="100" w:after="0"/>
-        <w:rPr>
-          <w:b/>
-          <w:color w:val="B88918"/>
-          <w:sz w:val="18"/>
-        </w:rPr>
-      </w:pPr>
-    </w:p>
-    <w:p>
-      <w:pPr>
-        <w:spacing w:before="100" w:after="0"/>
-      </w:pPr>
-      <w:r>
-        <w:rPr>
-          <w:b/>
-          <w:color w:val="B88918"/>
-          <w:sz w:val="18"/>
-        </w:rPr>
-        <w:t xml:space="preserve">À retenir : </w:t>
-      </w:r>
-      <w:r>
-        <w:rPr>
-          <w:b/>
-          <w:sz w:val="18"/>
-        </w:rPr>
-        <w:t>Le</w:t>
-      </w:r>
-      <w:r>
-        <w:rPr>
-          <w:b/>
-          <w:sz w:val="18"/>
-        </w:rPr>
-        <w:t xml:space="preserve"> suivi du e-learning est obligatoire et conditionne la poursuite de la formation en présentiel.</w:t>
-      </w:r>
-    </w:p>
-    <w:p>
-      <w:pPr>
-        <w:spacing w:after="0"/>
-      </w:pPr>
-      <w:r>
-        <w:br w:type="page"/>
-      </w:r>
-    </w:p>
-    <w:p>
-      <w:pPr>
-        <w:pBdr>
-          <w:bottom w:val="single" w:sz="8" w:space="3" w:color="D9B45B"/>
-        </w:pBdr>
-      </w:pPr>
-    </w:p>
-    <w:p>
-      <w:pPr>
         <w:spacing w:before="80" w:after="0"/>
         <w:jc w:val="center"/>
       </w:pPr>
@@ -2486,7 +2110,15 @@
           <w:color w:val="B88918"/>
           <w:sz w:val="17"/>
         </w:rPr>
-        <w:t>EXAMEN APS</w:t>
+        <w:t xml:space="preserve">FORMATION </w:t>
+      </w:r>
+      <w:r>
+        <w:rPr>
+          <w:b/>
+          <w:color w:val="B88918"/>
+          <w:sz w:val="17"/>
+        </w:rPr>
+        <w:t>CHAUFFEUR VTC</w:t>
       </w:r>
     </w:p>
     <w:p>
@@ -2499,20 +2131,53 @@
           <w:b/>
           <w:sz w:val="34"/>
         </w:rPr>
-        <w:t>CONVOCATION OFFICIELLE À L’EXAMEN</w:t>
-      </w:r>
-    </w:p>
-    <w:p>
-      <w:pPr>
-        <w:spacing w:after="160"/>
-        <w:jc w:val="center"/>
-      </w:pPr>
-      <w:r>
-        <w:rPr>
+        <w:t>Prêt de véh</w:t>
+      </w:r>
+      <w:r>
+        <w:rPr>
+          <w:b/>
+          <w:sz w:val="34"/>
+        </w:rPr>
+        <w:t>i</w:t>
+      </w:r>
+      <w:r>
+        <w:rPr>
+          <w:b/>
+          <w:sz w:val="34"/>
+        </w:rPr>
+        <w:t xml:space="preserve">cule à doubles </w:t>
+      </w:r>
+      <w:proofErr w:type="spellStart"/>
+      <w:r>
+        <w:rPr>
+          <w:b/>
+          <w:sz w:val="34"/>
+        </w:rPr>
+        <w:t>commandes</w:t>
+      </w:r>
+      <w:proofErr w:type="spellEnd"/>
+      <w:r>
+        <w:rPr>
+          <w:b/>
+          <w:sz w:val="34"/>
+        </w:rPr>
+        <w:t xml:space="preserve"> </w:t>
+      </w:r>
+      <w:r>
+        <w:rPr>
+          <w:b/>
+          <w:sz w:val="34"/>
+        </w:rPr>
+        <w:br/>
+      </w:r>
+      <w:r>
+        <w:rPr>
+          <w:b/>
           <w:i/>
-          <w:color w:val="4B5563"/>
-        </w:rPr>
-        <w:t>TFP Agent de Prévention et de Sécurité (APS)</w:t>
+          <w:iCs/>
+          <w:sz w:val="34"/>
+        </w:rPr>
+        <w:t>Examen pratique VTC</w:t>
       </w:r>
     </w:p>
     <w:p>
@@ -2552,7 +2217,7 @@
           <w:p>
             <w:pPr>
               <w:rPr>
-                <w:szCs w:val="20"/>
+                <w:sz w:val="22"/>
               </w:rPr>
             </w:pPr>
           </w:p>
@@ -2579,34 +2244,81 @@
               <w:jc w:val="right"/>
               <w:rPr>
                 <w:color w:val="000000" w:themeColor="text1"/>
-                <w:szCs w:val="20"/>
+                <w:sz w:val="22"/>
               </w:rPr>
             </w:pPr>
             <w:r>
               <w:rPr>
                 <w:b/>
                 <w:color w:val="000000" w:themeColor="text1"/>
-                <w:sz w:val="24"/>
-                <w:szCs w:val="28"/>
-              </w:rPr>
-              <w:t>{{ nom_complet }}</w:t>
-            </w:r>
+                <w:sz w:val="22"/>
+              </w:rPr>
+              <w:t xml:space="preserve">{{ </w:t>
+            </w:r>
+            <w:proofErr w:type="spellStart"/>
             <w:r>
               <w:rPr>
                 <w:b/>
                 <w:color w:val="000000" w:themeColor="text1"/>
-                <w:sz w:val="24"/>
-                <w:szCs w:val="28"/>
+                <w:sz w:val="22"/>
+              </w:rPr>
+              <w:t>nom_complet</w:t>
+            </w:r>
+            <w:proofErr w:type="spellEnd"/>
+            <w:r>
+              <w:rPr>
+                <w:b/>
+                <w:color w:val="000000" w:themeColor="text1"/>
+                <w:sz w:val="22"/>
+              </w:rPr>
+              <w:t xml:space="preserve"> }}</w:t>
+            </w:r>
+            <w:r>
+              <w:rPr>
+                <w:b/>
+                <w:color w:val="000000" w:themeColor="text1"/>
+                <w:sz w:val="22"/>
               </w:rPr>
               <w:br/>
             </w:r>
             <w:r>
               <w:rPr>
                 <w:color w:val="000000" w:themeColor="text1"/>
-                <w:sz w:val="24"/>
-                <w:szCs w:val="28"/>
-              </w:rPr>
-              <w:t>{{ code_postal }} {{ ville }}</w:t>
+                <w:sz w:val="22"/>
+              </w:rPr>
+              <w:t xml:space="preserve">{{ </w:t>
+            </w:r>
+            <w:proofErr w:type="spellStart"/>
+            <w:r>
+              <w:rPr>
+                <w:color w:val="000000" w:themeColor="text1"/>
+                <w:sz w:val="22"/>
+              </w:rPr>
+              <w:t>code_postal</w:t>
+            </w:r>
+            <w:proofErr w:type="spellEnd"/>
+            <w:r>
+              <w:rPr>
+                <w:color w:val="000000" w:themeColor="text1"/>
+                <w:sz w:val="22"/>
+              </w:rPr>
+              <w:t xml:space="preserve"> }} {{ </w:t>
+            </w:r>
+            <w:proofErr w:type="spellStart"/>
+            <w:r>
+              <w:rPr>
+                <w:color w:val="000000" w:themeColor="text1"/>
+                <w:sz w:val="22"/>
+              </w:rPr>
+              <w:t>ville</w:t>
+            </w:r>
+            <w:proofErr w:type="spellEnd"/>
+            <w:r>
+              <w:rPr>
+                <w:color w:val="000000" w:themeColor="text1"/>
+                <w:sz w:val="22"/>
+              </w:rPr>
+              <w:t xml:space="preserve"> }}</w:t>
             </w:r>
           </w:p>
         </w:tc>
@@ -2618,477 +2330,866 @@
         <w:rPr>
           <w:b/>
           <w:color w:val="000000" w:themeColor="text1"/>
-          <w:szCs w:val="20"/>
+          <w:sz w:val="22"/>
         </w:rPr>
       </w:pPr>
       <w:r>
         <w:rPr>
           <w:b/>
           <w:color w:val="000000" w:themeColor="text1"/>
-          <w:szCs w:val="20"/>
-        </w:rPr>
-        <w:t>{{ nom_complet }}</w:t>
-      </w:r>
+          <w:sz w:val="22"/>
+        </w:rPr>
+        <w:t xml:space="preserve">{{ </w:t>
+      </w:r>
+      <w:proofErr w:type="spellStart"/>
       <w:r>
         <w:rPr>
           <w:b/>
           <w:color w:val="000000" w:themeColor="text1"/>
-          <w:szCs w:val="20"/>
-        </w:rPr>
-        <w:t xml:space="preserve">, </w:t>
+          <w:sz w:val="22"/>
+        </w:rPr>
+        <w:t>nom_complet</w:t>
+      </w:r>
+      <w:proofErr w:type="spellEnd"/>
+      <w:r>
+        <w:rPr>
+          <w:b/>
+          <w:color w:val="000000" w:themeColor="text1"/>
+          <w:sz w:val="22"/>
+        </w:rPr>
+        <w:t xml:space="preserve"> }}, </w:t>
+      </w:r>
+    </w:p>
+    <w:p>
+      <w:pPr>
+        <w:spacing w:after="140"/>
+        <w:rPr>
+          <w:b/>
+          <w:color w:val="000000" w:themeColor="text1"/>
+          <w:sz w:val="22"/>
+        </w:rPr>
+      </w:pPr>
+    </w:p>
+    <w:p>
+      <w:pPr>
+        <w:jc w:val="center"/>
+        <w:rPr>
+          <w:rFonts w:cs="Arial"/>
+          <w:b/>
+          <w:color w:val="FF0000"/>
+          <w:sz w:val="22"/>
+        </w:rPr>
+      </w:pPr>
+      <w:r>
+        <w:rPr>
+          <w:rFonts w:cs="Arial"/>
+          <w:b/>
+          <w:color w:val="FF0000"/>
+          <w:sz w:val="22"/>
+        </w:rPr>
+        <w:t xml:space="preserve">Document à </w:t>
+      </w:r>
+      <w:proofErr w:type="spellStart"/>
+      <w:r>
+        <w:rPr>
+          <w:rFonts w:cs="Arial"/>
+          <w:b/>
+          <w:color w:val="FF0000"/>
+          <w:sz w:val="22"/>
+        </w:rPr>
+        <w:t>présenter</w:t>
+      </w:r>
+      <w:proofErr w:type="spellEnd"/>
+      <w:r>
+        <w:rPr>
+          <w:rFonts w:cs="Arial"/>
+          <w:b/>
+          <w:color w:val="FF0000"/>
+          <w:sz w:val="22"/>
+        </w:rPr>
+        <w:t xml:space="preserve"> aux </w:t>
+      </w:r>
+      <w:proofErr w:type="spellStart"/>
+      <w:r>
+        <w:rPr>
+          <w:rFonts w:cs="Arial"/>
+          <w:b/>
+          <w:color w:val="FF0000"/>
+          <w:sz w:val="22"/>
+        </w:rPr>
+        <w:t>examinateurs</w:t>
+      </w:r>
+      <w:proofErr w:type="spellEnd"/>
+      <w:r>
+        <w:rPr>
+          <w:rFonts w:cs="Arial"/>
+          <w:b/>
+          <w:color w:val="FF0000"/>
+          <w:sz w:val="22"/>
+        </w:rPr>
+        <w:t xml:space="preserve"> le jour de </w:t>
+      </w:r>
+      <w:proofErr w:type="spellStart"/>
+      <w:r>
+        <w:rPr>
+          <w:rFonts w:cs="Arial"/>
+          <w:b/>
+          <w:color w:val="FF0000"/>
+          <w:sz w:val="22"/>
+        </w:rPr>
+        <w:t>votre</w:t>
+      </w:r>
+      <w:proofErr w:type="spellEnd"/>
+      <w:r>
+        <w:rPr>
+          <w:rFonts w:cs="Arial"/>
+          <w:b/>
+          <w:color w:val="FF0000"/>
+          <w:sz w:val="22"/>
+        </w:rPr>
+        <w:t xml:space="preserve"> examen pratique.</w:t>
+      </w:r>
+    </w:p>
+    <w:p>
+      <w:pPr>
+        <w:spacing w:after="140"/>
+        <w:jc w:val="both"/>
+        <w:rPr>
+          <w:b/>
+          <w:color w:val="000000" w:themeColor="text1"/>
+          <w:sz w:val="22"/>
+        </w:rPr>
+      </w:pPr>
+      <w:r>
+        <w:rPr>
+          <w:rFonts w:cs="Arial"/>
+          <w:sz w:val="22"/>
+        </w:rPr>
+        <w:t xml:space="preserve">Je </w:t>
+      </w:r>
+      <w:proofErr w:type="spellStart"/>
+      <w:r>
+        <w:rPr>
+          <w:rFonts w:cs="Arial"/>
+          <w:sz w:val="22"/>
+        </w:rPr>
+        <w:t>soussigné</w:t>
+      </w:r>
+      <w:proofErr w:type="spellEnd"/>
+      <w:r>
+        <w:rPr>
+          <w:rFonts w:cs="Arial"/>
+          <w:sz w:val="22"/>
+        </w:rPr>
+        <w:t xml:space="preserve">, Monsieur Clément VAILLANT, </w:t>
+      </w:r>
+      <w:proofErr w:type="spellStart"/>
+      <w:r>
+        <w:rPr>
+          <w:rFonts w:cs="Arial"/>
+          <w:sz w:val="22"/>
+        </w:rPr>
+        <w:t>directeur</w:t>
+      </w:r>
+      <w:proofErr w:type="spellEnd"/>
+      <w:r>
+        <w:rPr>
+          <w:rFonts w:cs="Arial"/>
+          <w:sz w:val="22"/>
+        </w:rPr>
+        <w:t xml:space="preserve"> </w:t>
+      </w:r>
+      <w:proofErr w:type="spellStart"/>
+      <w:r>
+        <w:rPr>
+          <w:rFonts w:cs="Arial"/>
+          <w:sz w:val="22"/>
+        </w:rPr>
+        <w:t>général</w:t>
+      </w:r>
+      <w:proofErr w:type="spellEnd"/>
+      <w:r>
+        <w:rPr>
+          <w:rFonts w:cs="Arial"/>
+          <w:sz w:val="22"/>
+        </w:rPr>
+        <w:t xml:space="preserve"> du </w:t>
+      </w:r>
+      <w:proofErr w:type="spellStart"/>
+      <w:r>
+        <w:rPr>
+          <w:rFonts w:cs="Arial"/>
+          <w:sz w:val="22"/>
+        </w:rPr>
+        <w:t>centre</w:t>
+      </w:r>
+      <w:proofErr w:type="spellEnd"/>
+      <w:r>
+        <w:rPr>
+          <w:rFonts w:cs="Arial"/>
+          <w:sz w:val="22"/>
+        </w:rPr>
+        <w:t xml:space="preserve"> de formation </w:t>
+      </w:r>
+      <w:proofErr w:type="spellStart"/>
+      <w:r>
+        <w:rPr>
+          <w:rFonts w:cs="Arial"/>
+          <w:sz w:val="22"/>
+        </w:rPr>
+        <w:t>Intégrale</w:t>
+      </w:r>
+      <w:proofErr w:type="spellEnd"/>
+      <w:r>
+        <w:rPr>
+          <w:rFonts w:cs="Arial"/>
+          <w:sz w:val="22"/>
+        </w:rPr>
+        <w:t xml:space="preserve"> Academy – </w:t>
+      </w:r>
+      <w:proofErr w:type="spellStart"/>
+      <w:r>
+        <w:rPr>
+          <w:rFonts w:cs="Arial"/>
+          <w:sz w:val="22"/>
+        </w:rPr>
+        <w:t>Intégrale</w:t>
+      </w:r>
+      <w:proofErr w:type="spellEnd"/>
+      <w:r>
+        <w:rPr>
+          <w:rFonts w:cs="Arial"/>
+          <w:sz w:val="22"/>
+        </w:rPr>
+        <w:t xml:space="preserve"> Sécurité Formations, </w:t>
+      </w:r>
+      <w:proofErr w:type="spellStart"/>
+      <w:r>
+        <w:rPr>
+          <w:rFonts w:cs="Arial"/>
+          <w:sz w:val="22"/>
+        </w:rPr>
+        <w:t>domicilié</w:t>
+      </w:r>
+      <w:proofErr w:type="spellEnd"/>
+      <w:r>
+        <w:rPr>
+          <w:rFonts w:cs="Arial"/>
+          <w:sz w:val="22"/>
+        </w:rPr>
+        <w:t xml:space="preserve"> 54 chemin du </w:t>
+      </w:r>
+      <w:proofErr w:type="spellStart"/>
+      <w:r>
+        <w:rPr>
+          <w:rFonts w:cs="Arial"/>
+          <w:sz w:val="22"/>
+        </w:rPr>
+        <w:t>Carreou</w:t>
+      </w:r>
+      <w:proofErr w:type="spellEnd"/>
+      <w:r>
+        <w:rPr>
+          <w:rFonts w:cs="Arial"/>
+          <w:sz w:val="22"/>
+        </w:rPr>
+        <w:t xml:space="preserve"> 83480 PUGET SUR ARGENS, RCS Fréjus 840 899 884, </w:t>
+      </w:r>
+      <w:proofErr w:type="spellStart"/>
+      <w:r>
+        <w:rPr>
+          <w:rFonts w:cs="Arial"/>
+          <w:sz w:val="22"/>
+        </w:rPr>
+        <w:t>agrément</w:t>
+      </w:r>
+      <w:proofErr w:type="spellEnd"/>
+      <w:r>
+        <w:rPr>
+          <w:rFonts w:cs="Arial"/>
+          <w:sz w:val="22"/>
+        </w:rPr>
+        <w:t xml:space="preserve"> VTC-2021-001, </w:t>
+      </w:r>
+      <w:proofErr w:type="spellStart"/>
+      <w:r>
+        <w:rPr>
+          <w:rFonts w:cs="Arial"/>
+          <w:sz w:val="22"/>
+        </w:rPr>
+        <w:t>atteste</w:t>
+      </w:r>
+      <w:proofErr w:type="spellEnd"/>
+      <w:r>
+        <w:rPr>
+          <w:rFonts w:cs="Arial"/>
+          <w:sz w:val="22"/>
+        </w:rPr>
+        <w:t xml:space="preserve"> par la </w:t>
+      </w:r>
+      <w:proofErr w:type="spellStart"/>
+      <w:r>
+        <w:rPr>
+          <w:rFonts w:cs="Arial"/>
+          <w:sz w:val="22"/>
+        </w:rPr>
+        <w:t>présente</w:t>
+      </w:r>
+      <w:proofErr w:type="spellEnd"/>
+      <w:r>
+        <w:rPr>
+          <w:rFonts w:cs="Arial"/>
+          <w:sz w:val="22"/>
+        </w:rPr>
+        <w:t xml:space="preserve"> </w:t>
+      </w:r>
+      <w:proofErr w:type="spellStart"/>
+      <w:r>
+        <w:rPr>
+          <w:rFonts w:cs="Arial"/>
+          <w:sz w:val="22"/>
+        </w:rPr>
+        <w:t>prêter</w:t>
+      </w:r>
+      <w:proofErr w:type="spellEnd"/>
+      <w:r>
+        <w:rPr>
+          <w:rFonts w:cs="Arial"/>
+          <w:sz w:val="22"/>
+        </w:rPr>
+        <w:t xml:space="preserve"> un véhicule à doubles </w:t>
+      </w:r>
+      <w:proofErr w:type="spellStart"/>
+      <w:r>
+        <w:rPr>
+          <w:rFonts w:cs="Arial"/>
+          <w:sz w:val="22"/>
+        </w:rPr>
+        <w:t>commandes</w:t>
+      </w:r>
+      <w:proofErr w:type="spellEnd"/>
+      <w:r>
+        <w:rPr>
+          <w:rFonts w:cs="Arial"/>
+          <w:sz w:val="22"/>
+        </w:rPr>
+        <w:t xml:space="preserve"> à</w:t>
+      </w:r>
+      <w:r>
+        <w:rPr>
+          <w:rFonts w:cs="Arial"/>
+          <w:sz w:val="22"/>
+        </w:rPr>
+        <w:t xml:space="preserve"> </w:t>
+      </w:r>
+      <w:r>
+        <w:rPr>
+          <w:b/>
+          <w:color w:val="000000" w:themeColor="text1"/>
+          <w:sz w:val="22"/>
+        </w:rPr>
+        <w:t xml:space="preserve">{{ </w:t>
+      </w:r>
+      <w:proofErr w:type="spellStart"/>
+      <w:r>
+        <w:rPr>
+          <w:b/>
+          <w:color w:val="000000" w:themeColor="text1"/>
+          <w:sz w:val="22"/>
+        </w:rPr>
+        <w:t>nom_complet</w:t>
+      </w:r>
+      <w:proofErr w:type="spellEnd"/>
+      <w:r>
+        <w:rPr>
+          <w:b/>
+          <w:color w:val="000000" w:themeColor="text1"/>
+          <w:sz w:val="22"/>
+        </w:rPr>
+        <w:t xml:space="preserve"> }}</w:t>
+      </w:r>
+      <w:r>
+        <w:rPr>
+          <w:rFonts w:cs="Arial"/>
+          <w:sz w:val="22"/>
+        </w:rPr>
+        <w:t xml:space="preserve">, dans le cadre de </w:t>
+      </w:r>
+      <w:proofErr w:type="spellStart"/>
+      <w:r>
+        <w:rPr>
+          <w:rFonts w:cs="Arial"/>
+          <w:sz w:val="22"/>
+        </w:rPr>
+        <w:t>l’organisation</w:t>
+      </w:r>
+      <w:proofErr w:type="spellEnd"/>
+      <w:r>
+        <w:rPr>
+          <w:rFonts w:cs="Arial"/>
+          <w:sz w:val="22"/>
+        </w:rPr>
+        <w:t xml:space="preserve"> de son examen pratique VTC. </w:t>
+      </w:r>
+    </w:p>
+    <w:p>
+      <w:pPr>
+        <w:rPr>
+          <w:rFonts w:cs="Arial"/>
+          <w:sz w:val="22"/>
+        </w:rPr>
+      </w:pPr>
+    </w:p>
+    <w:p>
+      <w:pPr>
+        <w:rPr>
+          <w:rFonts w:cs="Arial"/>
+          <w:sz w:val="22"/>
+        </w:rPr>
+      </w:pPr>
+      <w:r>
+        <w:rPr>
+          <w:rFonts w:cs="Arial"/>
+          <w:b/>
+          <w:sz w:val="22"/>
+        </w:rPr>
+        <w:t xml:space="preserve">Véhicule : </w:t>
+      </w:r>
+      <w:r>
+        <w:rPr>
+          <w:rFonts w:cs="Arial"/>
+          <w:sz w:val="22"/>
+        </w:rPr>
+        <w:t>SKODA OCTAVIA COMBI</w:t>
+      </w:r>
+    </w:p>
+    <w:p>
+      <w:pPr>
+        <w:rPr>
+          <w:rFonts w:cs="Arial"/>
+          <w:sz w:val="22"/>
+        </w:rPr>
+      </w:pPr>
+      <w:proofErr w:type="spellStart"/>
+      <w:r>
+        <w:rPr>
+          <w:rFonts w:cs="Arial"/>
+          <w:b/>
+          <w:sz w:val="22"/>
+        </w:rPr>
+        <w:t>Immatriculation</w:t>
+      </w:r>
+      <w:proofErr w:type="spellEnd"/>
+      <w:r>
+        <w:rPr>
+          <w:rFonts w:cs="Arial"/>
+          <w:b/>
+          <w:sz w:val="22"/>
+        </w:rPr>
+        <w:t> :</w:t>
+      </w:r>
+      <w:r>
+        <w:rPr>
+          <w:rFonts w:cs="Arial"/>
+          <w:sz w:val="22"/>
+        </w:rPr>
+        <w:t xml:space="preserve"> ES-511-GF</w:t>
+      </w:r>
+    </w:p>
+    <w:p>
+      <w:pPr>
+        <w:rPr>
+          <w:rFonts w:cs="Arial"/>
+          <w:sz w:val="22"/>
+        </w:rPr>
+      </w:pPr>
+      <w:r>
+        <w:rPr>
+          <w:rFonts w:cs="Arial"/>
+          <w:b/>
+          <w:sz w:val="22"/>
+        </w:rPr>
+        <w:t>Propriétaire carte grise :</w:t>
+      </w:r>
+      <w:r>
+        <w:rPr>
+          <w:rFonts w:cs="Arial"/>
+          <w:sz w:val="22"/>
+        </w:rPr>
+        <w:t xml:space="preserve"> INTEGRALE SECURITE FORMATIONS</w:t>
+      </w:r>
+    </w:p>
+    <w:p>
+      <w:pPr>
+        <w:rPr>
+          <w:rFonts w:cs="Arial"/>
+          <w:sz w:val="22"/>
+        </w:rPr>
+      </w:pPr>
+      <w:r>
+        <w:rPr>
+          <w:rFonts w:cs="Arial"/>
+          <w:b/>
+          <w:sz w:val="22"/>
+        </w:rPr>
+        <w:t xml:space="preserve">Doubles </w:t>
+      </w:r>
+      <w:proofErr w:type="spellStart"/>
+      <w:r>
+        <w:rPr>
+          <w:rFonts w:cs="Arial"/>
+          <w:b/>
+          <w:sz w:val="22"/>
+        </w:rPr>
+        <w:t>commandes</w:t>
+      </w:r>
+      <w:proofErr w:type="spellEnd"/>
+      <w:r>
+        <w:rPr>
+          <w:rFonts w:cs="Arial"/>
+          <w:b/>
+          <w:sz w:val="22"/>
+        </w:rPr>
+        <w:t> :</w:t>
+      </w:r>
+      <w:r>
+        <w:rPr>
+          <w:rFonts w:cs="Arial"/>
+          <w:sz w:val="22"/>
+        </w:rPr>
+        <w:t xml:space="preserve"> </w:t>
+      </w:r>
+      <w:r>
+        <w:rPr>
+          <w:rFonts w:cs="Arial"/>
+          <w:sz w:val="22"/>
+        </w:rPr>
+        <w:t>F</w:t>
+      </w:r>
+      <w:r>
+        <w:rPr>
+          <w:rFonts w:cs="Arial"/>
+          <w:sz w:val="22"/>
+        </w:rPr>
+        <w:t xml:space="preserve">rein et </w:t>
+      </w:r>
+      <w:proofErr w:type="spellStart"/>
+      <w:r>
+        <w:rPr>
+          <w:rFonts w:cs="Arial"/>
+          <w:sz w:val="22"/>
+        </w:rPr>
+        <w:t>accélérateur</w:t>
+      </w:r>
+      <w:proofErr w:type="spellEnd"/>
+      <w:r>
+        <w:rPr>
+          <w:rFonts w:cs="Arial"/>
+          <w:sz w:val="22"/>
+        </w:rPr>
+        <w:t xml:space="preserve"> </w:t>
+      </w:r>
+      <w:proofErr w:type="spellStart"/>
+      <w:r>
+        <w:rPr>
+          <w:rFonts w:cs="Arial"/>
+          <w:sz w:val="22"/>
+        </w:rPr>
+        <w:t>côté</w:t>
+      </w:r>
+      <w:proofErr w:type="spellEnd"/>
+      <w:r>
+        <w:rPr>
+          <w:rFonts w:cs="Arial"/>
+          <w:sz w:val="22"/>
+        </w:rPr>
+        <w:t xml:space="preserve"> </w:t>
+      </w:r>
+      <w:proofErr w:type="spellStart"/>
+      <w:r>
+        <w:rPr>
+          <w:rFonts w:cs="Arial"/>
+          <w:sz w:val="22"/>
+        </w:rPr>
+        <w:t>passager</w:t>
+      </w:r>
+      <w:proofErr w:type="spellEnd"/>
+      <w:r>
+        <w:rPr>
+          <w:rFonts w:cs="Arial"/>
+          <w:sz w:val="22"/>
+        </w:rPr>
+        <w:t xml:space="preserve"> </w:t>
+      </w:r>
+    </w:p>
+    <w:p>
+      <w:pPr>
+        <w:rPr>
+          <w:rFonts w:cs="Arial"/>
+          <w:sz w:val="22"/>
+        </w:rPr>
+      </w:pPr>
+      <w:r>
+        <w:rPr>
+          <w:rFonts w:cs="Arial"/>
+          <w:b/>
+          <w:sz w:val="22"/>
+        </w:rPr>
+        <w:t>Assurance </w:t>
+      </w:r>
+      <w:r>
+        <w:rPr>
+          <w:rFonts w:cs="Arial"/>
+          <w:sz w:val="22"/>
+        </w:rPr>
+        <w:t>: MATMUT</w:t>
+      </w:r>
+    </w:p>
+    <w:p>
+      <w:pPr>
+        <w:rPr>
+          <w:rFonts w:cs="Arial"/>
+          <w:sz w:val="22"/>
+          <w:u w:val="single"/>
+        </w:rPr>
+      </w:pPr>
+      <w:r>
+        <w:rPr>
+          <w:rFonts w:cs="Arial"/>
+          <w:sz w:val="22"/>
+          <w:u w:val="single"/>
+        </w:rPr>
+        <w:t xml:space="preserve">Pour faire </w:t>
+      </w:r>
+      <w:proofErr w:type="spellStart"/>
+      <w:r>
+        <w:rPr>
+          <w:rFonts w:cs="Arial"/>
+          <w:sz w:val="22"/>
+          <w:u w:val="single"/>
+        </w:rPr>
+        <w:t>valoir</w:t>
+      </w:r>
+      <w:proofErr w:type="spellEnd"/>
+      <w:r>
+        <w:rPr>
+          <w:rFonts w:cs="Arial"/>
+          <w:sz w:val="22"/>
+          <w:u w:val="single"/>
+        </w:rPr>
+        <w:t xml:space="preserve"> </w:t>
+      </w:r>
+      <w:proofErr w:type="spellStart"/>
+      <w:r>
+        <w:rPr>
+          <w:rFonts w:cs="Arial"/>
+          <w:sz w:val="22"/>
+          <w:u w:val="single"/>
+        </w:rPr>
+        <w:t>ce</w:t>
+      </w:r>
+      <w:proofErr w:type="spellEnd"/>
+      <w:r>
+        <w:rPr>
+          <w:rFonts w:cs="Arial"/>
+          <w:sz w:val="22"/>
+          <w:u w:val="single"/>
+        </w:rPr>
+        <w:t xml:space="preserve"> </w:t>
+      </w:r>
+      <w:proofErr w:type="spellStart"/>
+      <w:r>
+        <w:rPr>
+          <w:rFonts w:cs="Arial"/>
+          <w:sz w:val="22"/>
+          <w:u w:val="single"/>
+        </w:rPr>
+        <w:t>que</w:t>
+      </w:r>
+      <w:proofErr w:type="spellEnd"/>
+      <w:r>
+        <w:rPr>
+          <w:rFonts w:cs="Arial"/>
+          <w:sz w:val="22"/>
+          <w:u w:val="single"/>
+        </w:rPr>
+        <w:t xml:space="preserve"> de droit.</w:t>
       </w:r>
     </w:p>
     <w:p>
       <w:pPr>
         <w:spacing w:after="160"/>
-        <w:rPr>
-          <w:szCs w:val="20"/>
+        <w:jc w:val="both"/>
+        <w:rPr>
+          <w:rFonts w:cs="Arial"/>
+          <w:sz w:val="22"/>
         </w:rPr>
       </w:pPr>
       <w:r>
         <w:rPr>
-          <w:szCs w:val="20"/>
-        </w:rPr>
-        <w:t>Nous avons le plaisir de vous convoquer à l’examen final de votre formation A</w:t>
-      </w:r>
-      <w:r>
-        <w:rPr>
-          <w:szCs w:val="20"/>
-        </w:rPr>
-        <w:t xml:space="preserve">gent de Prévention et de Sécurité (APS) : </w:t>
-      </w:r>
-    </w:p>
-    <w:tbl>
-      <w:tblPr>
-        <w:tblW w:w="5000" w:type="pct"/>
-        <w:jc w:val="center"/>
-        <w:tblLayout w:type="fixed"/>
-        <w:tblLook w:val="04A0" w:firstRow="1" w:lastRow="0" w:firstColumn="1" w:lastColumn="0" w:noHBand="0" w:noVBand="1"/>
-      </w:tblPr>
-      <w:tblGrid>
-        <w:gridCol w:w="3159"/>
-        <w:gridCol w:w="2298"/>
-        <w:gridCol w:w="1580"/>
-        <w:gridCol w:w="3160"/>
-      </w:tblGrid>
-      <w:tr>
-        <w:trPr>
-          <w:jc w:val="center"/>
-        </w:trPr>
-        <w:tc>
-          <w:tcPr>
-            <w:tcW w:w="3168" w:type="dxa"/>
-            <w:tcBorders>
-              <w:top w:val="single" w:sz="7" w:space="0" w:color="D9B45B"/>
-              <w:left w:val="single" w:sz="7" w:space="0" w:color="D9B45B"/>
-              <w:bottom w:val="single" w:sz="7" w:space="0" w:color="D9B45B"/>
-              <w:right w:val="single" w:sz="7" w:space="0" w:color="D9B45B"/>
-            </w:tcBorders>
-            <w:tcMar>
-              <w:top w:w="80" w:type="dxa"/>
-              <w:left w:w="80" w:type="dxa"/>
-              <w:bottom w:w="80" w:type="dxa"/>
-              <w:right w:w="80" w:type="dxa"/>
-            </w:tcMar>
-          </w:tcPr>
-          <w:p>
-            <w:pPr>
-              <w:spacing w:after="0"/>
-              <w:jc w:val="center"/>
-              <w:rPr>
-                <w:szCs w:val="20"/>
-              </w:rPr>
-            </w:pPr>
-            <w:r>
-              <w:rPr>
-                <w:b/>
-                <w:szCs w:val="20"/>
-              </w:rPr>
-              <w:t>Examen</w:t>
-            </w:r>
-          </w:p>
-        </w:tc>
-        <w:tc>
-          <w:tcPr>
-            <w:tcW w:w="2304" w:type="dxa"/>
-            <w:tcBorders>
-              <w:top w:val="single" w:sz="7" w:space="0" w:color="D9B45B"/>
-              <w:left w:val="single" w:sz="7" w:space="0" w:color="D9B45B"/>
-              <w:bottom w:val="single" w:sz="7" w:space="0" w:color="D9B45B"/>
-              <w:right w:val="single" w:sz="7" w:space="0" w:color="D9B45B"/>
-            </w:tcBorders>
-            <w:tcMar>
-              <w:top w:w="80" w:type="dxa"/>
-              <w:left w:w="80" w:type="dxa"/>
-              <w:bottom w:w="80" w:type="dxa"/>
-              <w:right w:w="80" w:type="dxa"/>
-            </w:tcMar>
-          </w:tcPr>
-          <w:p>
-            <w:pPr>
-              <w:spacing w:after="0"/>
-              <w:jc w:val="center"/>
-              <w:rPr>
-                <w:szCs w:val="20"/>
-              </w:rPr>
-            </w:pPr>
-            <w:r>
-              <w:rPr>
-                <w:b/>
-                <w:szCs w:val="20"/>
-              </w:rPr>
-              <w:t>Date et heure de convocation</w:t>
-            </w:r>
-          </w:p>
-        </w:tc>
-        <w:tc>
-          <w:tcPr>
-            <w:tcW w:w="1584" w:type="dxa"/>
-            <w:tcBorders>
-              <w:top w:val="single" w:sz="7" w:space="0" w:color="D9B45B"/>
-              <w:left w:val="single" w:sz="7" w:space="0" w:color="D9B45B"/>
-              <w:bottom w:val="single" w:sz="7" w:space="0" w:color="D9B45B"/>
-              <w:right w:val="single" w:sz="7" w:space="0" w:color="D9B45B"/>
-            </w:tcBorders>
-            <w:tcMar>
-              <w:top w:w="80" w:type="dxa"/>
-              <w:left w:w="80" w:type="dxa"/>
-              <w:bottom w:w="80" w:type="dxa"/>
-              <w:right w:w="80" w:type="dxa"/>
-            </w:tcMar>
-          </w:tcPr>
-          <w:p>
-            <w:pPr>
-              <w:spacing w:after="0"/>
-              <w:jc w:val="center"/>
-              <w:rPr>
-                <w:szCs w:val="20"/>
-              </w:rPr>
-            </w:pPr>
-            <w:r>
-              <w:rPr>
-                <w:b/>
-                <w:szCs w:val="20"/>
-              </w:rPr>
-              <w:t>Durée</w:t>
-            </w:r>
-          </w:p>
-        </w:tc>
-        <w:tc>
-          <w:tcPr>
-            <w:tcW w:w="3168" w:type="dxa"/>
-            <w:tcBorders>
-              <w:top w:val="single" w:sz="7" w:space="0" w:color="D9B45B"/>
-              <w:left w:val="single" w:sz="7" w:space="0" w:color="D9B45B"/>
-              <w:bottom w:val="single" w:sz="7" w:space="0" w:color="D9B45B"/>
-              <w:right w:val="single" w:sz="7" w:space="0" w:color="D9B45B"/>
-            </w:tcBorders>
-            <w:tcMar>
-              <w:top w:w="80" w:type="dxa"/>
-              <w:left w:w="80" w:type="dxa"/>
-              <w:bottom w:w="80" w:type="dxa"/>
-              <w:right w:w="80" w:type="dxa"/>
-            </w:tcMar>
-          </w:tcPr>
-          <w:p>
-            <w:pPr>
-              <w:spacing w:after="0"/>
-              <w:jc w:val="center"/>
-              <w:rPr>
-                <w:szCs w:val="20"/>
-              </w:rPr>
-            </w:pPr>
-            <w:r>
-              <w:rPr>
-                <w:b/>
-                <w:szCs w:val="20"/>
-              </w:rPr>
-              <w:t>Lieu</w:t>
-            </w:r>
-          </w:p>
-        </w:tc>
-      </w:tr>
-      <w:tr>
-        <w:trPr>
-          <w:jc w:val="center"/>
-        </w:trPr>
-        <w:tc>
-          <w:tcPr>
-            <w:tcW w:w="3168" w:type="dxa"/>
-            <w:tcBorders>
-              <w:top w:val="single" w:sz="5" w:space="0" w:color="D9DEE8"/>
-              <w:left w:val="single" w:sz="5" w:space="0" w:color="D9DEE8"/>
-              <w:bottom w:val="single" w:sz="5" w:space="0" w:color="D9DEE8"/>
-              <w:right w:val="single" w:sz="5" w:space="0" w:color="D9DEE8"/>
-            </w:tcBorders>
-            <w:tcMar>
-              <w:top w:w="100" w:type="dxa"/>
-              <w:left w:w="80" w:type="dxa"/>
-              <w:bottom w:w="100" w:type="dxa"/>
-              <w:right w:w="80" w:type="dxa"/>
-            </w:tcMar>
-            <w:vAlign w:val="center"/>
-          </w:tcPr>
-          <w:p>
-            <w:pPr>
-              <w:jc w:val="center"/>
-              <w:rPr>
-                <w:b/>
-                <w:bCs/>
-                <w:szCs w:val="20"/>
-              </w:rPr>
-            </w:pPr>
-            <w:r>
-              <w:rPr>
-                <w:b/>
-                <w:bCs/>
-                <w:szCs w:val="20"/>
-              </w:rPr>
-              <w:t>Examen APS théorie + pratique</w:t>
-            </w:r>
-          </w:p>
-        </w:tc>
-        <w:tc>
-          <w:tcPr>
-            <w:tcW w:w="2304" w:type="dxa"/>
-            <w:tcBorders>
-              <w:top w:val="single" w:sz="5" w:space="0" w:color="D9DEE8"/>
-              <w:left w:val="single" w:sz="5" w:space="0" w:color="D9DEE8"/>
-              <w:bottom w:val="single" w:sz="5" w:space="0" w:color="D9DEE8"/>
-              <w:right w:val="single" w:sz="5" w:space="0" w:color="D9DEE8"/>
-            </w:tcBorders>
-            <w:tcMar>
-              <w:top w:w="100" w:type="dxa"/>
-              <w:left w:w="80" w:type="dxa"/>
-              <w:bottom w:w="100" w:type="dxa"/>
-              <w:right w:w="80" w:type="dxa"/>
-            </w:tcMar>
-            <w:vAlign w:val="center"/>
-          </w:tcPr>
-          <w:p>
-            <w:pPr>
-              <w:jc w:val="center"/>
-              <w:rPr>
-                <w:szCs w:val="20"/>
-              </w:rPr>
-            </w:pPr>
-            <w:r>
-              <w:rPr>
-                <w:szCs w:val="20"/>
-              </w:rPr>
-              <w:t xml:space="preserve">{{date_examen}} à </w:t>
-            </w:r>
-            <w:r>
-              <w:rPr>
-                <w:szCs w:val="20"/>
-              </w:rPr>
-              <w:t>08h00</w:t>
-            </w:r>
-          </w:p>
-        </w:tc>
-        <w:tc>
-          <w:tcPr>
-            <w:tcW w:w="1584" w:type="dxa"/>
-            <w:tcBorders>
-              <w:top w:val="single" w:sz="5" w:space="0" w:color="D9DEE8"/>
-              <w:left w:val="single" w:sz="5" w:space="0" w:color="D9DEE8"/>
-              <w:bottom w:val="single" w:sz="5" w:space="0" w:color="D9DEE8"/>
-              <w:right w:val="single" w:sz="5" w:space="0" w:color="D9DEE8"/>
-            </w:tcBorders>
-            <w:tcMar>
-              <w:top w:w="100" w:type="dxa"/>
-              <w:left w:w="80" w:type="dxa"/>
-              <w:bottom w:w="100" w:type="dxa"/>
-              <w:right w:w="80" w:type="dxa"/>
-            </w:tcMar>
-            <w:vAlign w:val="center"/>
-          </w:tcPr>
-          <w:p>
-            <w:pPr>
-              <w:jc w:val="center"/>
-              <w:rPr>
-                <w:szCs w:val="20"/>
-              </w:rPr>
-            </w:pPr>
-            <w:r>
-              <w:rPr>
-                <w:szCs w:val="20"/>
-              </w:rPr>
-              <w:t>08h00-16h00</w:t>
-            </w:r>
-          </w:p>
-        </w:tc>
-        <w:tc>
-          <w:tcPr>
-            <w:tcW w:w="3168" w:type="dxa"/>
-            <w:tcBorders>
-              <w:top w:val="single" w:sz="5" w:space="0" w:color="D9DEE8"/>
-              <w:left w:val="single" w:sz="5" w:space="0" w:color="D9DEE8"/>
-              <w:bottom w:val="single" w:sz="5" w:space="0" w:color="D9DEE8"/>
-              <w:right w:val="single" w:sz="5" w:space="0" w:color="D9DEE8"/>
-            </w:tcBorders>
-            <w:tcMar>
-              <w:top w:w="100" w:type="dxa"/>
-              <w:left w:w="80" w:type="dxa"/>
-              <w:bottom w:w="100" w:type="dxa"/>
-              <w:right w:w="80" w:type="dxa"/>
-            </w:tcMar>
-            <w:vAlign w:val="center"/>
-          </w:tcPr>
-          <w:p>
-            <w:pPr>
-              <w:spacing w:after="0"/>
-              <w:jc w:val="center"/>
-              <w:rPr>
-                <w:rFonts w:cs="Arial"/>
-                <w:szCs w:val="20"/>
-              </w:rPr>
-            </w:pPr>
-            <w:r>
-              <w:rPr>
-                <w:rFonts w:cs="Arial"/>
-                <w:szCs w:val="20"/>
-              </w:rPr>
-              <w:t>Intégrale Academy</w:t>
-            </w:r>
-          </w:p>
-          <w:p>
-            <w:pPr>
-              <w:jc w:val="center"/>
-              <w:rPr>
-                <w:szCs w:val="20"/>
-              </w:rPr>
-            </w:pPr>
-            <w:r>
-              <w:rPr>
-                <w:rFonts w:cs="Arial"/>
-                <w:szCs w:val="20"/>
-              </w:rPr>
-              <w:t>54 chemin du Carreou 83480 PUGET SUR ARGENS</w:t>
-            </w:r>
-          </w:p>
-        </w:tc>
-      </w:tr>
-    </w:tbl>
-    <w:p>
-      <w:pPr>
-        <w:spacing w:after="40"/>
-        <w:rPr>
           <w:rFonts w:cs="Arial"/>
-          <w:color w:val="FFFFFF"/>
-          <w:szCs w:val="20"/>
-        </w:rPr>
-      </w:pPr>
-    </w:p>
-    <w:p>
-      <w:pPr>
-        <w:spacing w:after="40"/>
-        <w:rPr>
-          <w:szCs w:val="20"/>
-        </w:rPr>
-      </w:pPr>
-    </w:p>
-    <w:p>
-      <w:pPr>
-        <w:pBdr>
-          <w:top w:val="single" w:sz="8" w:space="4" w:color="E53935"/>
-          <w:left w:val="single" w:sz="8" w:space="4" w:color="E53935"/>
-          <w:bottom w:val="single" w:sz="8" w:space="4" w:color="E53935"/>
-          <w:right w:val="single" w:sz="8" w:space="4" w:color="E53935"/>
-        </w:pBdr>
-        <w:spacing w:before="160" w:after="80"/>
-        <w:rPr>
-          <w:szCs w:val="20"/>
-        </w:rPr>
-      </w:pPr>
-      <w:r>
-        <w:rPr>
-          <w:b/>
-          <w:color w:val="D32F2F"/>
-          <w:szCs w:val="20"/>
-        </w:rPr>
-        <w:t>Tenue professionnelle obligatoire</w:t>
-      </w:r>
-    </w:p>
-    <w:p>
-      <w:pPr>
-        <w:spacing w:after="160"/>
-        <w:rPr>
-          <w:szCs w:val="20"/>
-        </w:rPr>
-      </w:pPr>
-      <w:r>
-        <w:rPr>
-          <w:szCs w:val="20"/>
-        </w:rPr>
-        <w:t xml:space="preserve">Pour l’examen, merci de prévoir une tenue professionnelle complète : chemise blanche, veste noire, pantalon noir, chaussures noires et cravate noire (cravate de sécurité élastique ou à crochet). </w:t>
-      </w:r>
-    </w:p>
-    <w:p>
-      <w:pPr>
-        <w:spacing w:after="160"/>
-        <w:rPr>
-          <w:szCs w:val="20"/>
-        </w:rPr>
-      </w:pPr>
-    </w:p>
-    <w:p>
-      <w:pPr>
-        <w:spacing w:after="160"/>
-        <w:rPr>
-          <w:szCs w:val="20"/>
-        </w:rPr>
-      </w:pPr>
-      <w:r>
-        <w:rPr>
-          <w:szCs w:val="20"/>
-        </w:rPr>
-        <w:t>Nous restons à votre disposition pour tout renseignement complémentaire et vous prions de croire en l’expression de nos salutations distinguées.</w:t>
+          <w:sz w:val="22"/>
+        </w:rPr>
+        <w:t xml:space="preserve">Nous </w:t>
+      </w:r>
+      <w:proofErr w:type="spellStart"/>
+      <w:r>
+        <w:rPr>
+          <w:rFonts w:cs="Arial"/>
+          <w:sz w:val="22"/>
+        </w:rPr>
+        <w:t>restons</w:t>
+      </w:r>
+      <w:proofErr w:type="spellEnd"/>
+      <w:r>
+        <w:rPr>
+          <w:rFonts w:cs="Arial"/>
+          <w:sz w:val="22"/>
+        </w:rPr>
+        <w:t xml:space="preserve"> à </w:t>
+      </w:r>
+      <w:proofErr w:type="spellStart"/>
+      <w:r>
+        <w:rPr>
+          <w:rFonts w:cs="Arial"/>
+          <w:sz w:val="22"/>
+        </w:rPr>
+        <w:t>votre</w:t>
+      </w:r>
+      <w:proofErr w:type="spellEnd"/>
+      <w:r>
+        <w:rPr>
+          <w:rFonts w:cs="Arial"/>
+          <w:sz w:val="22"/>
+        </w:rPr>
+        <w:t xml:space="preserve"> disposition pour tout </w:t>
+      </w:r>
+      <w:proofErr w:type="spellStart"/>
+      <w:r>
+        <w:rPr>
+          <w:rFonts w:cs="Arial"/>
+          <w:sz w:val="22"/>
+        </w:rPr>
+        <w:t>renseignement</w:t>
+      </w:r>
+      <w:proofErr w:type="spellEnd"/>
+      <w:r>
+        <w:rPr>
+          <w:rFonts w:cs="Arial"/>
+          <w:sz w:val="22"/>
+        </w:rPr>
+        <w:t xml:space="preserve"> </w:t>
+      </w:r>
+      <w:proofErr w:type="spellStart"/>
+      <w:r>
+        <w:rPr>
+          <w:rFonts w:cs="Arial"/>
+          <w:sz w:val="22"/>
+        </w:rPr>
+        <w:t>complémentaire</w:t>
+      </w:r>
+      <w:proofErr w:type="spellEnd"/>
+      <w:r>
+        <w:rPr>
+          <w:rFonts w:cs="Arial"/>
+          <w:sz w:val="22"/>
+        </w:rPr>
+        <w:t xml:space="preserve"> et vous prions de </w:t>
+      </w:r>
+      <w:proofErr w:type="spellStart"/>
+      <w:r>
+        <w:rPr>
+          <w:rFonts w:cs="Arial"/>
+          <w:sz w:val="22"/>
+        </w:rPr>
+        <w:t>croire</w:t>
+      </w:r>
+      <w:proofErr w:type="spellEnd"/>
+      <w:r>
+        <w:rPr>
+          <w:rFonts w:cs="Arial"/>
+          <w:sz w:val="22"/>
+        </w:rPr>
+        <w:t xml:space="preserve"> </w:t>
+      </w:r>
+      <w:proofErr w:type="spellStart"/>
+      <w:r>
+        <w:rPr>
+          <w:rFonts w:cs="Arial"/>
+          <w:sz w:val="22"/>
+        </w:rPr>
+        <w:t>en</w:t>
+      </w:r>
+      <w:proofErr w:type="spellEnd"/>
+      <w:r>
+        <w:rPr>
+          <w:rFonts w:cs="Arial"/>
+          <w:sz w:val="22"/>
+        </w:rPr>
+        <w:t xml:space="preserve"> </w:t>
+      </w:r>
+      <w:proofErr w:type="spellStart"/>
+      <w:r>
+        <w:rPr>
+          <w:rFonts w:cs="Arial"/>
+          <w:sz w:val="22"/>
+        </w:rPr>
+        <w:t>l’expression</w:t>
+      </w:r>
+      <w:proofErr w:type="spellEnd"/>
+      <w:r>
+        <w:rPr>
+          <w:rFonts w:cs="Arial"/>
+          <w:sz w:val="22"/>
+        </w:rPr>
+        <w:t xml:space="preserve"> de </w:t>
+      </w:r>
+      <w:proofErr w:type="spellStart"/>
+      <w:r>
+        <w:rPr>
+          <w:rFonts w:cs="Arial"/>
+          <w:sz w:val="22"/>
+        </w:rPr>
+        <w:t>nos</w:t>
+      </w:r>
+      <w:proofErr w:type="spellEnd"/>
+      <w:r>
+        <w:rPr>
+          <w:rFonts w:cs="Arial"/>
+          <w:sz w:val="22"/>
+        </w:rPr>
+        <w:t xml:space="preserve"> salutations </w:t>
+      </w:r>
+      <w:proofErr w:type="spellStart"/>
+      <w:r>
+        <w:rPr>
+          <w:rFonts w:cs="Arial"/>
+          <w:sz w:val="22"/>
+        </w:rPr>
+        <w:t>distinguées</w:t>
+      </w:r>
+      <w:proofErr w:type="spellEnd"/>
+      <w:r>
+        <w:rPr>
+          <w:rFonts w:cs="Arial"/>
+          <w:sz w:val="22"/>
+        </w:rPr>
+        <w:t>.</w:t>
       </w:r>
     </w:p>
     <w:p>
       <w:pPr>
         <w:spacing w:before="160" w:after="120"/>
         <w:rPr>
+          <w:sz w:val="22"/>
+        </w:rPr>
+      </w:pPr>
+      <w:r>
+        <w:rPr>
           <w:b/>
-          <w:szCs w:val="20"/>
-        </w:rPr>
-      </w:pPr>
-    </w:p>
-    <w:p>
-      <w:pPr>
-        <w:spacing w:before="160" w:after="120"/>
-        <w:rPr>
-          <w:szCs w:val="20"/>
-        </w:rPr>
-      </w:pPr>
-      <w:r>
-        <w:rPr>
-          <w:b/>
-          <w:szCs w:val="20"/>
-        </w:rPr>
-        <w:t xml:space="preserve">Fait </w:t>
-      </w:r>
-      <w:r>
-        <w:rPr>
-          <w:b/>
-          <w:szCs w:val="20"/>
-        </w:rPr>
-        <w:t>à PUGET SUR ARGENS</w:t>
-      </w:r>
-      <w:r>
-        <w:rPr>
-          <w:b/>
-          <w:szCs w:val="20"/>
-        </w:rPr>
-        <w:t>, le</w:t>
-      </w:r>
-      <w:r>
-        <w:rPr>
-          <w:b/>
-          <w:szCs w:val="20"/>
-        </w:rPr>
-        <w:t xml:space="preserve"> </w:t>
+          <w:sz w:val="22"/>
+        </w:rPr>
+        <w:t xml:space="preserve">Fait à PUGET SUR ARGENS, le </w:t>
       </w:r>
       <w:r>
         <w:rPr>
@@ -3096,21 +3197,34 @@
           <w:b/>
           <w:bCs/>
           <w:color w:val="auto"/>
-          <w:szCs w:val="20"/>
+          <w:sz w:val="22"/>
           <w:lang w:val="fr-FR"/>
         </w:rPr>
-        <w:t>{{ date_jour }}</w:t>
-      </w:r>
+        <w:t xml:space="preserve">{{ </w:t>
+      </w:r>
+      <w:proofErr w:type="spellStart"/>
       <w:r>
         <w:rPr>
           <w:rFonts w:eastAsiaTheme="minorEastAsia" w:cs="Arial"/>
           <w:b/>
           <w:bCs/>
           <w:color w:val="auto"/>
-          <w:szCs w:val="20"/>
+          <w:sz w:val="22"/>
           <w:lang w:val="fr-FR"/>
         </w:rPr>
-        <w:t xml:space="preserve">, </w:t>
+        <w:t>date_jour</w:t>
+      </w:r>
+      <w:proofErr w:type="spellEnd"/>
+      <w:r>
+        <w:rPr>
+          <w:rFonts w:eastAsiaTheme="minorEastAsia" w:cs="Arial"/>
+          <w:b/>
+          <w:bCs/>
+          <w:color w:val="auto"/>
+          <w:sz w:val="22"/>
+          <w:lang w:val="fr-FR"/>
+        </w:rPr>
+        <w:t xml:space="preserve"> }}, </w:t>
       </w:r>
     </w:p>
     <w:tbl>
@@ -3146,7 +3260,7 @@
           <w:p>
             <w:pPr>
               <w:rPr>
-                <w:szCs w:val="20"/>
+                <w:sz w:val="22"/>
               </w:rPr>
             </w:pPr>
           </w:p>
@@ -3172,13 +3286,13 @@
               <w:spacing w:after="0"/>
               <w:jc w:val="center"/>
               <w:rPr>
-                <w:szCs w:val="20"/>
+                <w:sz w:val="22"/>
               </w:rPr>
             </w:pPr>
             <w:r>
               <w:rPr>
                 <w:b/>
-                <w:szCs w:val="20"/>
+                <w:sz w:val="22"/>
               </w:rPr>
               <w:t>Monsieur Clément VAILLANT</w:t>
             </w:r>
@@ -3188,15 +3302,47 @@
               <w:spacing w:after="40"/>
               <w:jc w:val="center"/>
               <w:rPr>
-                <w:szCs w:val="20"/>
+                <w:sz w:val="22"/>
               </w:rPr>
             </w:pPr>
             <w:r>
               <w:rPr>
                 <w:b/>
-                <w:szCs w:val="20"/>
-              </w:rPr>
-              <w:t>Directeur général Intégrale Academy</w:t>
+                <w:sz w:val="22"/>
+              </w:rPr>
+              <w:t xml:space="preserve">Directeur </w:t>
+            </w:r>
+            <w:proofErr w:type="spellStart"/>
+            <w:r>
+              <w:rPr>
+                <w:b/>
+                <w:sz w:val="22"/>
+              </w:rPr>
+              <w:t>général</w:t>
+            </w:r>
+            <w:proofErr w:type="spellEnd"/>
+            <w:r>
+              <w:rPr>
+                <w:b/>
+                <w:sz w:val="22"/>
+              </w:rPr>
+              <w:t xml:space="preserve"> </w:t>
+            </w:r>
+            <w:proofErr w:type="spellStart"/>
+            <w:r>
+              <w:rPr>
+                <w:b/>
+                <w:sz w:val="22"/>
+              </w:rPr>
+              <w:t>Intégrale</w:t>
+            </w:r>
+            <w:proofErr w:type="spellEnd"/>
+            <w:r>
+              <w:rPr>
+                <w:b/>
+                <w:sz w:val="22"/>
+              </w:rPr>
+              <w:t xml:space="preserve"> Academy</w:t>
             </w:r>
           </w:p>
           <w:p>
@@ -3204,19 +3350,19 @@
               <w:spacing w:after="0"/>
               <w:jc w:val="center"/>
               <w:rPr>
-                <w:szCs w:val="20"/>
+                <w:sz w:val="22"/>
               </w:rPr>
             </w:pPr>
             <w:r>
               <w:rPr>
                 <w:noProof/>
-                <w:szCs w:val="20"/>
+                <w:sz w:val="22"/>
               </w:rPr>
               <w:drawing>
-                <wp:inline distT="0" distB="0" distL="0" distR="0" wp14:anchorId="0DFCBFF6" wp14:editId="345D0933">
+                <wp:inline distT="0" distB="0" distL="0" distR="0" wp14:anchorId="5A6E5F11" wp14:editId="5741FC58">
                   <wp:extent cx="1051560" cy="587090"/>
                   <wp:effectExtent l="0" t="0" r="0" b="0"/>
-                  <wp:docPr id="7" name="Picture 7"/>
+                  <wp:docPr id="4" name="Picture 4"/>
                   <wp:cNvGraphicFramePr>
                     <a:graphicFrameLocks xmlns:a="http://schemas.openxmlformats.org/drawingml/2006/main" noChangeAspect="1"/>
                   </wp:cNvGraphicFramePr>
@@ -3228,7 +3374,7 @@
                           <pic:cNvPicPr/>
                         </pic:nvPicPr>
                         <pic:blipFill>
-                          <a:blip r:embed="rId9"/>
+                          <a:blip r:embed="rId8"/>
                           <a:stretch>
                             <a:fillRect/>
                           </a:stretch>
@@ -3250,20 +3396,20 @@
             </w:r>
             <w:r>
               <w:rPr>
-                <w:szCs w:val="20"/>
+                <w:sz w:val="22"/>
               </w:rPr>
               <w:t xml:space="preserve">   </w:t>
             </w:r>
             <w:r>
               <w:rPr>
                 <w:noProof/>
-                <w:szCs w:val="20"/>
+                <w:sz w:val="22"/>
               </w:rPr>
               <w:drawing>
-                <wp:inline distT="0" distB="0" distL="0" distR="0" wp14:anchorId="7036B248" wp14:editId="7D625C4E">
+                <wp:inline distT="0" distB="0" distL="0" distR="0" wp14:anchorId="197AAEC3" wp14:editId="128F2CCF">
                   <wp:extent cx="1280160" cy="433998"/>
                   <wp:effectExtent l="0" t="0" r="0" b="0"/>
-                  <wp:docPr id="8" name="Picture 8"/>
+                  <wp:docPr id="5" name="Picture 5"/>
                   <wp:cNvGraphicFramePr>
                     <a:graphicFrameLocks xmlns:a="http://schemas.openxmlformats.org/drawingml/2006/main" noChangeAspect="1"/>
                   </wp:cNvGraphicFramePr>
@@ -3275,7 +3421,7 @@
                           <pic:cNvPicPr/>
                         </pic:nvPicPr>
                         <pic:blipFill>
-                          <a:blip r:embed="rId10"/>
+                          <a:blip r:embed="rId9"/>
                           <a:stretch>
                             <a:fillRect/>
                           </a:stretch>
@@ -3321,409 +3467,6 @@
     </w:p>
     <w:p>
       <w:pPr>
-        <w:spacing w:before="80" w:after="0"/>
-        <w:jc w:val="center"/>
-      </w:pPr>
-      <w:r>
-        <w:rPr>
-          <w:b/>
-          <w:color w:val="B88918"/>
-          <w:sz w:val="17"/>
-        </w:rPr>
-        <w:t>INFORMATIONS PRATIQUES</w:t>
-      </w:r>
-    </w:p>
-    <w:p>
-      <w:pPr>
-        <w:spacing w:after="120"/>
-        <w:jc w:val="center"/>
-      </w:pPr>
-      <w:r>
-        <w:rPr>
-          <w:b/>
-          <w:sz w:val="38"/>
-        </w:rPr>
-        <w:t>DOCUMENTS ADMINISTRATIFS</w:t>
-      </w:r>
-    </w:p>
-    <w:p>
-      <w:pPr>
-        <w:pBdr>
-          <w:bottom w:val="single" w:sz="4" w:space="3" w:color="E5E7EB"/>
-        </w:pBdr>
-        <w:spacing w:after="120"/>
-      </w:pPr>
-    </w:p>
-    <w:p>
-      <w:pPr>
-        <w:spacing w:after="120"/>
-        <w:rPr>
-          <w:szCs w:val="20"/>
-        </w:rPr>
-      </w:pPr>
-      <w:r>
-        <w:rPr>
-          <w:b/>
-          <w:szCs w:val="20"/>
-        </w:rPr>
-        <w:t>Documents administratifs à déposer avant l’entrée en formation</w:t>
-      </w:r>
-    </w:p>
-    <w:p>
-      <w:pPr>
-        <w:spacing w:after="80"/>
-        <w:jc w:val="both"/>
-        <w:rPr>
-          <w:b/>
-          <w:bCs/>
-          <w:szCs w:val="20"/>
-        </w:rPr>
-      </w:pPr>
-      <w:r>
-        <w:rPr>
-          <w:szCs w:val="20"/>
-        </w:rPr>
-        <w:t xml:space="preserve">L’ensemble des documents demandés doit impérativement être déposé sur votre espace stagiaire, accessible à l’adresse suivante </w:t>
-      </w:r>
-      <w:r>
-        <w:rPr>
-          <w:b/>
-          <w:bCs/>
-          <w:szCs w:val="20"/>
-        </w:rPr>
-        <w:t>:</w:t>
-      </w:r>
-    </w:p>
-    <w:tbl>
-      <w:tblPr>
-        <w:tblW w:w="0" w:type="auto"/>
-        <w:jc w:val="center"/>
-        <w:tblLook w:val="04A0" w:firstRow="1" w:lastRow="0" w:firstColumn="1" w:lastColumn="0" w:noHBand="0" w:noVBand="1"/>
-      </w:tblPr>
-      <w:tblGrid>
-        <w:gridCol w:w="10037"/>
-      </w:tblGrid>
-      <w:tr>
-        <w:trPr>
-          <w:jc w:val="center"/>
-        </w:trPr>
-        <w:tc>
-          <w:tcPr>
-            <w:tcW w:w="10037" w:type="dxa"/>
-            <w:tcBorders>
-              <w:top w:val="single" w:sz="12" w:space="0" w:color="B88918"/>
-              <w:left w:val="single" w:sz="12" w:space="0" w:color="B88918"/>
-              <w:bottom w:val="single" w:sz="12" w:space="0" w:color="B88918"/>
-              <w:right w:val="single" w:sz="12" w:space="0" w:color="B88918"/>
-            </w:tcBorders>
-            <w:shd w:val="clear" w:color="auto" w:fill="FBF6EA"/>
-            <w:tcMar>
-              <w:top w:w="80" w:type="dxa"/>
-              <w:left w:w="140" w:type="dxa"/>
-              <w:bottom w:w="80" w:type="dxa"/>
-              <w:right w:w="140" w:type="dxa"/>
-            </w:tcMar>
-          </w:tcPr>
-          <w:p>
-            <w:pPr>
-              <w:jc w:val="center"/>
-              <w:rPr>
-                <w:b/>
-                <w:bCs/>
-              </w:rPr>
-            </w:pPr>
-            <w:hyperlink r:id="rId11">
-              <w:r>
-                <w:rPr>
-                  <w:b/>
-                  <w:bCs/>
-                  <w:color w:val="1A5FB4"/>
-                  <w:szCs w:val="20"/>
-                  <w:u w:val="single"/>
-                </w:rPr>
-                <w:t>https://gestionstagiaires-r5no.onrender.com/espacestagiaire</w:t>
-              </w:r>
-            </w:hyperlink>
-          </w:p>
-        </w:tc>
-      </w:tr>
-    </w:tbl>
-    <w:p>
-      <w:pPr>
-        <w:spacing w:before="120" w:after="100"/>
-        <w:jc w:val="both"/>
-        <w:rPr>
-          <w:szCs w:val="20"/>
-        </w:rPr>
-      </w:pPr>
-      <w:r>
-        <w:rPr>
-          <w:szCs w:val="20"/>
-        </w:rPr>
-        <w:t>La liste complète des documents à fournir est indiquée directement dans votre espace stagiaire. À titre d’exemple, il peut notamment s’agir de votre pièce d’identité, de votre autorisation préalable CNAPS ou carte professionnelle, de votre carte vitale, d’une photo d’identité ou de tout autre document nécessaire à la constitution de votre dossier.</w:t>
-      </w:r>
-    </w:p>
-    <w:p>
-      <w:pPr>
-        <w:spacing w:before="120" w:after="100"/>
-        <w:jc w:val="both"/>
-        <w:rPr>
-          <w:szCs w:val="20"/>
-        </w:rPr>
-      </w:pPr>
-    </w:p>
-    <w:tbl>
-      <w:tblPr>
-        <w:tblW w:w="0" w:type="auto"/>
-        <w:jc w:val="center"/>
-        <w:tblLook w:val="04A0" w:firstRow="1" w:lastRow="0" w:firstColumn="1" w:lastColumn="0" w:noHBand="0" w:noVBand="1"/>
-      </w:tblPr>
-      <w:tblGrid>
-        <w:gridCol w:w="10037"/>
-      </w:tblGrid>
-      <w:tr>
-        <w:trPr>
-          <w:jc w:val="center"/>
-        </w:trPr>
-        <w:tc>
-          <w:tcPr>
-            <w:tcW w:w="10037" w:type="dxa"/>
-            <w:tcBorders>
-              <w:top w:val="single" w:sz="10" w:space="0" w:color="E5E7EB"/>
-              <w:left w:val="single" w:sz="10" w:space="0" w:color="E5E7EB"/>
-              <w:bottom w:val="single" w:sz="10" w:space="0" w:color="E5E7EB"/>
-              <w:right w:val="single" w:sz="10" w:space="0" w:color="E5E7EB"/>
-            </w:tcBorders>
-            <w:shd w:val="clear" w:color="auto" w:fill="F8FAFC"/>
-            <w:tcMar>
-              <w:top w:w="80" w:type="dxa"/>
-              <w:left w:w="120" w:type="dxa"/>
-              <w:bottom w:w="80" w:type="dxa"/>
-              <w:right w:w="120" w:type="dxa"/>
-            </w:tcMar>
-          </w:tcPr>
-          <w:p>
-            <w:pPr>
-              <w:spacing w:after="40"/>
-              <w:jc w:val="both"/>
-              <w:rPr>
-                <w:szCs w:val="20"/>
-              </w:rPr>
-            </w:pPr>
-            <w:r>
-              <w:rPr>
-                <w:b/>
-                <w:color w:val="B88918"/>
-                <w:szCs w:val="20"/>
-              </w:rPr>
-              <w:t xml:space="preserve">Délai obligatoire : </w:t>
-            </w:r>
-            <w:r>
-              <w:rPr>
-                <w:b/>
-                <w:szCs w:val="20"/>
-              </w:rPr>
-              <w:t>Les</w:t>
-            </w:r>
-            <w:r>
-              <w:rPr>
-                <w:b/>
-                <w:szCs w:val="20"/>
-              </w:rPr>
-              <w:t xml:space="preserve"> documents doivent être déposés au plus tard 7 jours avant votre entrée en formation.</w:t>
-            </w:r>
-          </w:p>
-          <w:p>
-            <w:pPr>
-              <w:spacing w:after="0"/>
-              <w:jc w:val="both"/>
-              <w:rPr>
-                <w:szCs w:val="20"/>
-              </w:rPr>
-            </w:pPr>
-            <w:r>
-              <w:rPr>
-                <w:szCs w:val="20"/>
-              </w:rPr>
-              <w:t>Ce délai est indispensable afin de nous permettre d’effectuer les vérifications et déclarations administratives obligatoires avant le démarrage de la formation.</w:t>
-            </w:r>
-          </w:p>
-        </w:tc>
-      </w:tr>
-    </w:tbl>
-    <w:p>
-      <w:pPr>
-        <w:spacing w:before="120" w:after="100"/>
-        <w:jc w:val="both"/>
-        <w:rPr>
-          <w:szCs w:val="20"/>
-        </w:rPr>
-      </w:pPr>
-    </w:p>
-    <w:p>
-      <w:pPr>
-        <w:spacing w:before="120" w:after="100"/>
-        <w:jc w:val="both"/>
-        <w:rPr>
-          <w:szCs w:val="20"/>
-        </w:rPr>
-      </w:pPr>
-      <w:r>
-        <w:rPr>
-          <w:szCs w:val="20"/>
-        </w:rPr>
-        <w:t>Les documents déposés doivent être complets, lisibles, valides et strictement conformes à ce qui est demandé sur votre espace stagiaire. Nous attirons votre attention sur l’importance de cette étape et vous demandons la plus grande vigilance lors du dépôt de vos pièces justificatives.</w:t>
-      </w:r>
-    </w:p>
-    <w:p>
-      <w:pPr>
-        <w:spacing w:before="120" w:after="100"/>
-        <w:jc w:val="both"/>
-        <w:rPr>
-          <w:szCs w:val="20"/>
-        </w:rPr>
-      </w:pPr>
-    </w:p>
-    <w:p>
-      <w:pPr>
-        <w:spacing w:after="100"/>
-        <w:jc w:val="both"/>
-        <w:rPr>
-          <w:szCs w:val="20"/>
-        </w:rPr>
-      </w:pPr>
-      <w:r>
-        <w:rPr>
-          <w:szCs w:val="20"/>
-        </w:rPr>
-        <w:t xml:space="preserve">En complément des documents déposés en ligne, vous devrez également apporter le premier jour de formation </w:t>
-      </w:r>
-      <w:r>
-        <w:rPr>
-          <w:b/>
-          <w:szCs w:val="20"/>
-        </w:rPr>
-        <w:t>une grande enveloppe timbrée, préremplie avec votre nom et votre adresse,</w:t>
-      </w:r>
-      <w:r>
-        <w:rPr>
-          <w:szCs w:val="20"/>
-        </w:rPr>
-        <w:t xml:space="preserve"> afin de permettre l’envoi de votre diplôme après l’examen.</w:t>
-      </w:r>
-    </w:p>
-    <w:p>
-      <w:pPr>
-        <w:spacing w:after="100"/>
-        <w:jc w:val="both"/>
-        <w:rPr>
-          <w:szCs w:val="20"/>
-        </w:rPr>
-      </w:pPr>
-    </w:p>
-    <w:tbl>
-      <w:tblPr>
-        <w:tblW w:w="0" w:type="auto"/>
-        <w:jc w:val="center"/>
-        <w:tblLook w:val="04A0" w:firstRow="1" w:lastRow="0" w:firstColumn="1" w:lastColumn="0" w:noHBand="0" w:noVBand="1"/>
-      </w:tblPr>
-      <w:tblGrid>
-        <w:gridCol w:w="10037"/>
-      </w:tblGrid>
-      <w:tr>
-        <w:trPr>
-          <w:jc w:val="center"/>
-        </w:trPr>
-        <w:tc>
-          <w:tcPr>
-            <w:tcW w:w="10037" w:type="dxa"/>
-            <w:tcBorders>
-              <w:top w:val="single" w:sz="14" w:space="0" w:color="D32F2F"/>
-              <w:left w:val="single" w:sz="14" w:space="0" w:color="D32F2F"/>
-              <w:bottom w:val="single" w:sz="14" w:space="0" w:color="D32F2F"/>
-              <w:right w:val="single" w:sz="14" w:space="0" w:color="D32F2F"/>
-            </w:tcBorders>
-            <w:shd w:val="clear" w:color="auto" w:fill="FFF7F7"/>
-            <w:tcMar>
-              <w:top w:w="90" w:type="dxa"/>
-              <w:left w:w="120" w:type="dxa"/>
-              <w:bottom w:w="90" w:type="dxa"/>
-              <w:right w:w="120" w:type="dxa"/>
-            </w:tcMar>
-          </w:tcPr>
-          <w:p>
-            <w:pPr>
-              <w:spacing w:after="60"/>
-              <w:jc w:val="both"/>
-              <w:rPr>
-                <w:szCs w:val="20"/>
-              </w:rPr>
-            </w:pPr>
-            <w:r>
-              <w:rPr>
-                <w:b/>
-                <w:color w:val="D32F2F"/>
-                <w:szCs w:val="20"/>
-              </w:rPr>
-              <w:t xml:space="preserve">Important : </w:t>
-            </w:r>
-            <w:r>
-              <w:rPr>
-                <w:b/>
-                <w:szCs w:val="20"/>
-              </w:rPr>
-              <w:t>S’agissant d’une formation</w:t>
-            </w:r>
-            <w:r>
-              <w:rPr>
-                <w:b/>
-                <w:szCs w:val="20"/>
-              </w:rPr>
-              <w:t xml:space="preserve"> réglementée, les documents administratifs demandés sont obligatoires pour pouvoir entrer en formation, suivre les enseignements et se présenter à l’examen.</w:t>
-            </w:r>
-          </w:p>
-          <w:p>
-            <w:pPr>
-              <w:spacing w:after="0"/>
-              <w:jc w:val="both"/>
-              <w:rPr>
-                <w:szCs w:val="20"/>
-              </w:rPr>
-            </w:pPr>
-            <w:r>
-              <w:rPr>
-                <w:b/>
-                <w:szCs w:val="20"/>
-              </w:rPr>
-              <w:t>En cas de documents manquants, non conformes, illisibles ou non transmis dans les délais, l’accès à la formation pourra être refusé. Dans ce cas, aucune demande de remboursement ne pourra être acceptée, le refus d’accès étant lié au non-respect des obligations administratives préalables à l’entrée en formation.</w:t>
-            </w:r>
-          </w:p>
-        </w:tc>
-      </w:tr>
-    </w:tbl>
-    <w:p>
-      <w:pPr>
-        <w:jc w:val="both"/>
-        <w:rPr>
-          <w:szCs w:val="20"/>
-        </w:rPr>
-      </w:pPr>
-      <w:r>
-        <w:rPr>
-          <w:szCs w:val="20"/>
-        </w:rPr>
-        <w:br w:type="page"/>
-      </w:r>
-    </w:p>
-    <w:p>
-      <w:pPr>
-        <w:pBdr>
-          <w:bottom w:val="single" w:sz="8" w:space="3" w:color="D9B45B"/>
-        </w:pBdr>
-      </w:pPr>
-    </w:p>
-    <w:p>
-      <w:pPr>
         <w:spacing w:after="0"/>
         <w:jc w:val="center"/>
       </w:pPr>
@@ -3760,12 +3503,37 @@
       <w:pPr>
         <w:spacing w:after="160"/>
       </w:pPr>
+      <w:proofErr w:type="spellStart"/>
       <w:r>
         <w:rPr>
           <w:b/>
           <w:sz w:val="22"/>
         </w:rPr>
-        <w:t>Comportement attendu pendant la formation</w:t>
+        <w:t>Comportement</w:t>
+      </w:r>
+      <w:proofErr w:type="spellEnd"/>
+      <w:r>
+        <w:rPr>
+          <w:b/>
+          <w:sz w:val="22"/>
+        </w:rPr>
+        <w:t xml:space="preserve"> </w:t>
+      </w:r>
+      <w:proofErr w:type="spellStart"/>
+      <w:r>
+        <w:rPr>
+          <w:b/>
+          <w:sz w:val="22"/>
+        </w:rPr>
+        <w:t>attendu</w:t>
+      </w:r>
+      <w:proofErr w:type="spellEnd"/>
+      <w:r>
+        <w:rPr>
+          <w:b/>
+          <w:sz w:val="22"/>
+        </w:rPr>
+        <w:t xml:space="preserve"> pendant la formation</w:t>
       </w:r>
     </w:p>
     <w:p>
@@ -3777,7 +3545,217 @@
         <w:rPr>
           <w:sz w:val="21"/>
         </w:rPr>
-        <w:t>Le bon déroulement de la formation repose sur une attitude sérieuse, respectueuse et adaptée au cadre professionnel. Chaque stagiaire s’engage à respecter les règles suivantes pendant toute la durée de la formation, y compris lors des pauses et dans l’ensemble des espaces du centre.</w:t>
+        <w:t xml:space="preserve">Le bon </w:t>
+      </w:r>
+      <w:proofErr w:type="spellStart"/>
+      <w:r>
+        <w:rPr>
+          <w:sz w:val="21"/>
+        </w:rPr>
+        <w:t>déroulement</w:t>
+      </w:r>
+      <w:proofErr w:type="spellEnd"/>
+      <w:r>
+        <w:rPr>
+          <w:sz w:val="21"/>
+        </w:rPr>
+        <w:t xml:space="preserve"> de la formation repose sur </w:t>
+      </w:r>
+      <w:proofErr w:type="spellStart"/>
+      <w:r>
+        <w:rPr>
+          <w:sz w:val="21"/>
+        </w:rPr>
+        <w:t>une</w:t>
+      </w:r>
+      <w:proofErr w:type="spellEnd"/>
+      <w:r>
+        <w:rPr>
+          <w:sz w:val="21"/>
+        </w:rPr>
+        <w:t xml:space="preserve"> attitude </w:t>
+      </w:r>
+      <w:proofErr w:type="spellStart"/>
+      <w:r>
+        <w:rPr>
+          <w:sz w:val="21"/>
+        </w:rPr>
+        <w:t>sérieuse</w:t>
+      </w:r>
+      <w:proofErr w:type="spellEnd"/>
+      <w:r>
+        <w:rPr>
+          <w:sz w:val="21"/>
+        </w:rPr>
+        <w:t xml:space="preserve">, </w:t>
+      </w:r>
+      <w:proofErr w:type="spellStart"/>
+      <w:r>
+        <w:rPr>
+          <w:sz w:val="21"/>
+        </w:rPr>
+        <w:t>respectueuse</w:t>
+      </w:r>
+      <w:proofErr w:type="spellEnd"/>
+      <w:r>
+        <w:rPr>
+          <w:sz w:val="21"/>
+        </w:rPr>
+        <w:t xml:space="preserve"> et </w:t>
+      </w:r>
+      <w:proofErr w:type="spellStart"/>
+      <w:r>
+        <w:rPr>
+          <w:sz w:val="21"/>
+        </w:rPr>
+        <w:t>adaptée</w:t>
+      </w:r>
+      <w:proofErr w:type="spellEnd"/>
+      <w:r>
+        <w:rPr>
+          <w:sz w:val="21"/>
+        </w:rPr>
+        <w:t xml:space="preserve"> au cadre </w:t>
+      </w:r>
+      <w:proofErr w:type="spellStart"/>
+      <w:r>
+        <w:rPr>
+          <w:sz w:val="21"/>
+        </w:rPr>
+        <w:t>professionnel</w:t>
+      </w:r>
+      <w:proofErr w:type="spellEnd"/>
+      <w:r>
+        <w:rPr>
+          <w:sz w:val="21"/>
+        </w:rPr>
+        <w:t xml:space="preserve">. </w:t>
+      </w:r>
+      <w:proofErr w:type="spellStart"/>
+      <w:r>
+        <w:rPr>
+          <w:sz w:val="21"/>
+        </w:rPr>
+        <w:t>Chaque</w:t>
+      </w:r>
+      <w:proofErr w:type="spellEnd"/>
+      <w:r>
+        <w:rPr>
+          <w:sz w:val="21"/>
+        </w:rPr>
+        <w:t xml:space="preserve"> stagiaire </w:t>
+      </w:r>
+      <w:proofErr w:type="spellStart"/>
+      <w:r>
+        <w:rPr>
+          <w:sz w:val="21"/>
+        </w:rPr>
+        <w:t>s’engage</w:t>
+      </w:r>
+      <w:proofErr w:type="spellEnd"/>
+      <w:r>
+        <w:rPr>
+          <w:sz w:val="21"/>
+        </w:rPr>
+        <w:t xml:space="preserve"> à respecter les </w:t>
+      </w:r>
+      <w:proofErr w:type="spellStart"/>
+      <w:r>
+        <w:rPr>
+          <w:sz w:val="21"/>
+        </w:rPr>
+        <w:t>règles</w:t>
+      </w:r>
+      <w:proofErr w:type="spellEnd"/>
+      <w:r>
+        <w:rPr>
+          <w:sz w:val="21"/>
+        </w:rPr>
+        <w:t xml:space="preserve"> </w:t>
+      </w:r>
+      <w:proofErr w:type="spellStart"/>
+      <w:r>
+        <w:rPr>
+          <w:sz w:val="21"/>
+        </w:rPr>
+        <w:t>suivantes</w:t>
+      </w:r>
+      <w:proofErr w:type="spellEnd"/>
+      <w:r>
+        <w:rPr>
+          <w:sz w:val="21"/>
+        </w:rPr>
+        <w:t xml:space="preserve"> pendant toute la durée de la formation, y </w:t>
+      </w:r>
+      <w:proofErr w:type="spellStart"/>
+      <w:r>
+        <w:rPr>
+          <w:sz w:val="21"/>
+        </w:rPr>
+        <w:t>compris</w:t>
+      </w:r>
+      <w:proofErr w:type="spellEnd"/>
+      <w:r>
+        <w:rPr>
+          <w:sz w:val="21"/>
+        </w:rPr>
+        <w:t xml:space="preserve"> </w:t>
+      </w:r>
+      <w:proofErr w:type="spellStart"/>
+      <w:r>
+        <w:rPr>
+          <w:sz w:val="21"/>
+        </w:rPr>
+        <w:t>lors</w:t>
+      </w:r>
+      <w:proofErr w:type="spellEnd"/>
+      <w:r>
+        <w:rPr>
+          <w:sz w:val="21"/>
+        </w:rPr>
+        <w:t xml:space="preserve"> des pauses et dans </w:t>
+      </w:r>
+      <w:proofErr w:type="spellStart"/>
+      <w:r>
+        <w:rPr>
+          <w:sz w:val="21"/>
+        </w:rPr>
+        <w:t>l’ensemble</w:t>
+      </w:r>
+      <w:proofErr w:type="spellEnd"/>
+      <w:r>
+        <w:rPr>
+          <w:sz w:val="21"/>
+        </w:rPr>
+        <w:t xml:space="preserve"> des </w:t>
+      </w:r>
+      <w:proofErr w:type="spellStart"/>
+      <w:r>
+        <w:rPr>
+          <w:sz w:val="21"/>
+        </w:rPr>
+        <w:t>espaces</w:t>
+      </w:r>
+      <w:proofErr w:type="spellEnd"/>
+      <w:r>
+        <w:rPr>
+          <w:sz w:val="21"/>
+        </w:rPr>
+        <w:t xml:space="preserve"> du </w:t>
+      </w:r>
+      <w:proofErr w:type="spellStart"/>
+      <w:r>
+        <w:rPr>
+          <w:sz w:val="21"/>
+        </w:rPr>
+        <w:t>centre</w:t>
+      </w:r>
+      <w:proofErr w:type="spellEnd"/>
+      <w:r>
+        <w:rPr>
+          <w:sz w:val="21"/>
+        </w:rPr>
+        <w:t>.</w:t>
       </w:r>
     </w:p>
     <w:tbl>
@@ -3829,7 +3807,217 @@
               <w:rPr>
                 <w:sz w:val="17"/>
               </w:rPr>
-              <w:t>Adopter une attitude respectueuse envers les formateurs, les intervenants, le personnel administratif et les autres stagiaires. Les propos déplacés, insultes, menaces ou comportements perturbateurs ne sont pas acceptés.</w:t>
+              <w:t xml:space="preserve">Adopter </w:t>
+            </w:r>
+            <w:proofErr w:type="spellStart"/>
+            <w:r>
+              <w:rPr>
+                <w:sz w:val="17"/>
+              </w:rPr>
+              <w:t>une</w:t>
+            </w:r>
+            <w:proofErr w:type="spellEnd"/>
+            <w:r>
+              <w:rPr>
+                <w:sz w:val="17"/>
+              </w:rPr>
+              <w:t xml:space="preserve"> attitude </w:t>
+            </w:r>
+            <w:proofErr w:type="spellStart"/>
+            <w:r>
+              <w:rPr>
+                <w:sz w:val="17"/>
+              </w:rPr>
+              <w:t>respectueuse</w:t>
+            </w:r>
+            <w:proofErr w:type="spellEnd"/>
+            <w:r>
+              <w:rPr>
+                <w:sz w:val="17"/>
+              </w:rPr>
+              <w:t xml:space="preserve"> </w:t>
+            </w:r>
+            <w:proofErr w:type="spellStart"/>
+            <w:r>
+              <w:rPr>
+                <w:sz w:val="17"/>
+              </w:rPr>
+              <w:t>envers</w:t>
+            </w:r>
+            <w:proofErr w:type="spellEnd"/>
+            <w:r>
+              <w:rPr>
+                <w:sz w:val="17"/>
+              </w:rPr>
+              <w:t xml:space="preserve"> les </w:t>
+            </w:r>
+            <w:proofErr w:type="spellStart"/>
+            <w:r>
+              <w:rPr>
+                <w:sz w:val="17"/>
+              </w:rPr>
+              <w:t>formateurs</w:t>
+            </w:r>
+            <w:proofErr w:type="spellEnd"/>
+            <w:r>
+              <w:rPr>
+                <w:sz w:val="17"/>
+              </w:rPr>
+              <w:t xml:space="preserve">, les </w:t>
+            </w:r>
+            <w:proofErr w:type="spellStart"/>
+            <w:r>
+              <w:rPr>
+                <w:sz w:val="17"/>
+              </w:rPr>
+              <w:t>intervenants</w:t>
+            </w:r>
+            <w:proofErr w:type="spellEnd"/>
+            <w:r>
+              <w:rPr>
+                <w:sz w:val="17"/>
+              </w:rPr>
+              <w:t xml:space="preserve">, le personnel </w:t>
+            </w:r>
+            <w:proofErr w:type="spellStart"/>
+            <w:r>
+              <w:rPr>
+                <w:sz w:val="17"/>
+              </w:rPr>
+              <w:t>administratif</w:t>
+            </w:r>
+            <w:proofErr w:type="spellEnd"/>
+            <w:r>
+              <w:rPr>
+                <w:sz w:val="17"/>
+              </w:rPr>
+              <w:t xml:space="preserve"> et les </w:t>
+            </w:r>
+            <w:proofErr w:type="spellStart"/>
+            <w:r>
+              <w:rPr>
+                <w:sz w:val="17"/>
+              </w:rPr>
+              <w:t>autres</w:t>
+            </w:r>
+            <w:proofErr w:type="spellEnd"/>
+            <w:r>
+              <w:rPr>
+                <w:sz w:val="17"/>
+              </w:rPr>
+              <w:t xml:space="preserve"> stagiaires. Les </w:t>
+            </w:r>
+            <w:proofErr w:type="spellStart"/>
+            <w:r>
+              <w:rPr>
+                <w:sz w:val="17"/>
+              </w:rPr>
+              <w:t>propos</w:t>
+            </w:r>
+            <w:proofErr w:type="spellEnd"/>
+            <w:r>
+              <w:rPr>
+                <w:sz w:val="17"/>
+              </w:rPr>
+              <w:t xml:space="preserve"> </w:t>
+            </w:r>
+            <w:proofErr w:type="spellStart"/>
+            <w:r>
+              <w:rPr>
+                <w:sz w:val="17"/>
+              </w:rPr>
+              <w:t>déplacés</w:t>
+            </w:r>
+            <w:proofErr w:type="spellEnd"/>
+            <w:r>
+              <w:rPr>
+                <w:sz w:val="17"/>
+              </w:rPr>
+              <w:t xml:space="preserve">, </w:t>
+            </w:r>
+            <w:proofErr w:type="spellStart"/>
+            <w:r>
+              <w:rPr>
+                <w:sz w:val="17"/>
+              </w:rPr>
+              <w:t>insultes</w:t>
+            </w:r>
+            <w:proofErr w:type="spellEnd"/>
+            <w:r>
+              <w:rPr>
+                <w:sz w:val="17"/>
+              </w:rPr>
+              <w:t xml:space="preserve">, menaces </w:t>
+            </w:r>
+            <w:proofErr w:type="spellStart"/>
+            <w:r>
+              <w:rPr>
+                <w:sz w:val="17"/>
+              </w:rPr>
+              <w:t>ou</w:t>
+            </w:r>
+            <w:proofErr w:type="spellEnd"/>
+            <w:r>
+              <w:rPr>
+                <w:sz w:val="17"/>
+              </w:rPr>
+              <w:t xml:space="preserve"> </w:t>
+            </w:r>
+            <w:proofErr w:type="spellStart"/>
+            <w:r>
+              <w:rPr>
+                <w:sz w:val="17"/>
+              </w:rPr>
+              <w:t>comportements</w:t>
+            </w:r>
+            <w:proofErr w:type="spellEnd"/>
+            <w:r>
+              <w:rPr>
+                <w:sz w:val="17"/>
+              </w:rPr>
+              <w:t xml:space="preserve"> </w:t>
+            </w:r>
+            <w:proofErr w:type="spellStart"/>
+            <w:r>
+              <w:rPr>
+                <w:sz w:val="17"/>
+              </w:rPr>
+              <w:t>perturbateurs</w:t>
+            </w:r>
+            <w:proofErr w:type="spellEnd"/>
+            <w:r>
+              <w:rPr>
+                <w:sz w:val="17"/>
+              </w:rPr>
+              <w:t xml:space="preserve"> ne </w:t>
+            </w:r>
+            <w:proofErr w:type="spellStart"/>
+            <w:r>
+              <w:rPr>
+                <w:sz w:val="17"/>
+              </w:rPr>
+              <w:t>sont</w:t>
+            </w:r>
+            <w:proofErr w:type="spellEnd"/>
+            <w:r>
+              <w:rPr>
+                <w:sz w:val="17"/>
+              </w:rPr>
+              <w:t xml:space="preserve"> pas </w:t>
+            </w:r>
+            <w:proofErr w:type="spellStart"/>
+            <w:r>
+              <w:rPr>
+                <w:sz w:val="17"/>
+              </w:rPr>
+              <w:t>acceptés</w:t>
+            </w:r>
+            <w:proofErr w:type="spellEnd"/>
+            <w:r>
+              <w:rPr>
+                <w:sz w:val="17"/>
+              </w:rPr>
+              <w:t>.</w:t>
             </w:r>
           </w:p>
         </w:tc>
@@ -3866,7 +4054,189 @@
               <w:rPr>
                 <w:sz w:val="17"/>
               </w:rPr>
-              <w:t>Se présenter avec une tenue correcte et adaptée à la formation : t-shirt ou haut correct, pantalon et chaussures. Les tenues de plage, claquettes ou vêtements incompatibles avec les exercices pratiques peuvent être refusés.</w:t>
+              <w:t xml:space="preserve">Se </w:t>
+            </w:r>
+            <w:proofErr w:type="spellStart"/>
+            <w:r>
+              <w:rPr>
+                <w:sz w:val="17"/>
+              </w:rPr>
+              <w:t>présenter</w:t>
+            </w:r>
+            <w:proofErr w:type="spellEnd"/>
+            <w:r>
+              <w:rPr>
+                <w:sz w:val="17"/>
+              </w:rPr>
+              <w:t xml:space="preserve"> avec </w:t>
+            </w:r>
+            <w:proofErr w:type="spellStart"/>
+            <w:r>
+              <w:rPr>
+                <w:sz w:val="17"/>
+              </w:rPr>
+              <w:t>une</w:t>
+            </w:r>
+            <w:proofErr w:type="spellEnd"/>
+            <w:r>
+              <w:rPr>
+                <w:sz w:val="17"/>
+              </w:rPr>
+              <w:t xml:space="preserve"> tenue </w:t>
+            </w:r>
+            <w:proofErr w:type="spellStart"/>
+            <w:r>
+              <w:rPr>
+                <w:sz w:val="17"/>
+              </w:rPr>
+              <w:t>correcte</w:t>
+            </w:r>
+            <w:proofErr w:type="spellEnd"/>
+            <w:r>
+              <w:rPr>
+                <w:sz w:val="17"/>
+              </w:rPr>
+              <w:t xml:space="preserve"> et </w:t>
+            </w:r>
+            <w:proofErr w:type="spellStart"/>
+            <w:r>
+              <w:rPr>
+                <w:sz w:val="17"/>
+              </w:rPr>
+              <w:t>adaptée</w:t>
+            </w:r>
+            <w:proofErr w:type="spellEnd"/>
+            <w:r>
+              <w:rPr>
+                <w:sz w:val="17"/>
+              </w:rPr>
+              <w:t xml:space="preserve"> à la formation : t-shirt </w:t>
+            </w:r>
+            <w:proofErr w:type="spellStart"/>
+            <w:r>
+              <w:rPr>
+                <w:sz w:val="17"/>
+              </w:rPr>
+              <w:t>ou</w:t>
+            </w:r>
+            <w:proofErr w:type="spellEnd"/>
+            <w:r>
+              <w:rPr>
+                <w:sz w:val="17"/>
+              </w:rPr>
+              <w:t xml:space="preserve"> haut correct, </w:t>
+            </w:r>
+            <w:proofErr w:type="spellStart"/>
+            <w:r>
+              <w:rPr>
+                <w:sz w:val="17"/>
+              </w:rPr>
+              <w:t>pantalon</w:t>
+            </w:r>
+            <w:proofErr w:type="spellEnd"/>
+            <w:r>
+              <w:rPr>
+                <w:sz w:val="17"/>
+              </w:rPr>
+              <w:t xml:space="preserve"> et chaussures. Les tenues de plage, </w:t>
+            </w:r>
+            <w:proofErr w:type="spellStart"/>
+            <w:r>
+              <w:rPr>
+                <w:sz w:val="17"/>
+              </w:rPr>
+              <w:t>claquettes</w:t>
+            </w:r>
+            <w:proofErr w:type="spellEnd"/>
+            <w:r>
+              <w:rPr>
+                <w:sz w:val="17"/>
+              </w:rPr>
+              <w:t xml:space="preserve"> </w:t>
+            </w:r>
+            <w:proofErr w:type="spellStart"/>
+            <w:r>
+              <w:rPr>
+                <w:sz w:val="17"/>
+              </w:rPr>
+              <w:t>ou</w:t>
+            </w:r>
+            <w:proofErr w:type="spellEnd"/>
+            <w:r>
+              <w:rPr>
+                <w:sz w:val="17"/>
+              </w:rPr>
+              <w:t xml:space="preserve"> </w:t>
+            </w:r>
+            <w:proofErr w:type="spellStart"/>
+            <w:r>
+              <w:rPr>
+                <w:sz w:val="17"/>
+              </w:rPr>
+              <w:t>vêtements</w:t>
+            </w:r>
+            <w:proofErr w:type="spellEnd"/>
+            <w:r>
+              <w:rPr>
+                <w:sz w:val="17"/>
+              </w:rPr>
+              <w:t xml:space="preserve"> incompatibles avec les </w:t>
+            </w:r>
+            <w:proofErr w:type="spellStart"/>
+            <w:r>
+              <w:rPr>
+                <w:sz w:val="17"/>
+              </w:rPr>
+              <w:t>exercices</w:t>
+            </w:r>
+            <w:proofErr w:type="spellEnd"/>
+            <w:r>
+              <w:rPr>
+                <w:sz w:val="17"/>
+              </w:rPr>
+              <w:t xml:space="preserve"> pratiques </w:t>
+            </w:r>
+            <w:proofErr w:type="spellStart"/>
+            <w:r>
+              <w:rPr>
+                <w:sz w:val="17"/>
+              </w:rPr>
+              <w:t>peuvent</w:t>
+            </w:r>
+            <w:proofErr w:type="spellEnd"/>
+            <w:r>
+              <w:rPr>
+                <w:sz w:val="17"/>
+              </w:rPr>
+              <w:t xml:space="preserve"> </w:t>
+            </w:r>
+            <w:proofErr w:type="spellStart"/>
+            <w:r>
+              <w:rPr>
+                <w:sz w:val="17"/>
+              </w:rPr>
+              <w:t>être</w:t>
+            </w:r>
+            <w:proofErr w:type="spellEnd"/>
+            <w:r>
+              <w:rPr>
+                <w:sz w:val="17"/>
+              </w:rPr>
+              <w:t xml:space="preserve"> </w:t>
+            </w:r>
+            <w:proofErr w:type="spellStart"/>
+            <w:r>
+              <w:rPr>
+                <w:sz w:val="17"/>
+              </w:rPr>
+              <w:t>refusés</w:t>
+            </w:r>
+            <w:proofErr w:type="spellEnd"/>
+            <w:r>
+              <w:rPr>
+                <w:sz w:val="17"/>
+              </w:rPr>
+              <w:t>.</w:t>
             </w:r>
           </w:p>
         </w:tc>
@@ -3903,7 +4273,189 @@
               <w:rPr>
                 <w:sz w:val="17"/>
               </w:rPr>
-              <w:t>Respecter les locaux, les espaces communs, le matériel pédagogique et les consignes de sécurité et de propreté. Toute dégradation ou utilisation inappropriée du matériel pourra entraîner des suites disciplinaires.</w:t>
+              <w:t xml:space="preserve">Respecter les </w:t>
+            </w:r>
+            <w:proofErr w:type="spellStart"/>
+            <w:r>
+              <w:rPr>
+                <w:sz w:val="17"/>
+              </w:rPr>
+              <w:t>locaux</w:t>
+            </w:r>
+            <w:proofErr w:type="spellEnd"/>
+            <w:r>
+              <w:rPr>
+                <w:sz w:val="17"/>
+              </w:rPr>
+              <w:t xml:space="preserve">, les </w:t>
+            </w:r>
+            <w:proofErr w:type="spellStart"/>
+            <w:r>
+              <w:rPr>
+                <w:sz w:val="17"/>
+              </w:rPr>
+              <w:t>espaces</w:t>
+            </w:r>
+            <w:proofErr w:type="spellEnd"/>
+            <w:r>
+              <w:rPr>
+                <w:sz w:val="17"/>
+              </w:rPr>
+              <w:t xml:space="preserve"> </w:t>
+            </w:r>
+            <w:proofErr w:type="spellStart"/>
+            <w:r>
+              <w:rPr>
+                <w:sz w:val="17"/>
+              </w:rPr>
+              <w:t>communs</w:t>
+            </w:r>
+            <w:proofErr w:type="spellEnd"/>
+            <w:r>
+              <w:rPr>
+                <w:sz w:val="17"/>
+              </w:rPr>
+              <w:t xml:space="preserve">, le matériel </w:t>
+            </w:r>
+            <w:proofErr w:type="spellStart"/>
+            <w:r>
+              <w:rPr>
+                <w:sz w:val="17"/>
+              </w:rPr>
+              <w:t>pédagogique</w:t>
+            </w:r>
+            <w:proofErr w:type="spellEnd"/>
+            <w:r>
+              <w:rPr>
+                <w:sz w:val="17"/>
+              </w:rPr>
+              <w:t xml:space="preserve"> et les </w:t>
+            </w:r>
+            <w:proofErr w:type="spellStart"/>
+            <w:r>
+              <w:rPr>
+                <w:sz w:val="17"/>
+              </w:rPr>
+              <w:t>consignes</w:t>
+            </w:r>
+            <w:proofErr w:type="spellEnd"/>
+            <w:r>
+              <w:rPr>
+                <w:sz w:val="17"/>
+              </w:rPr>
+              <w:t xml:space="preserve"> de sécurité et de </w:t>
+            </w:r>
+            <w:proofErr w:type="spellStart"/>
+            <w:r>
+              <w:rPr>
+                <w:sz w:val="17"/>
+              </w:rPr>
+              <w:t>propreté</w:t>
+            </w:r>
+            <w:proofErr w:type="spellEnd"/>
+            <w:r>
+              <w:rPr>
+                <w:sz w:val="17"/>
+              </w:rPr>
+              <w:t xml:space="preserve">. Toute </w:t>
+            </w:r>
+            <w:proofErr w:type="spellStart"/>
+            <w:r>
+              <w:rPr>
+                <w:sz w:val="17"/>
+              </w:rPr>
+              <w:t>dégradation</w:t>
+            </w:r>
+            <w:proofErr w:type="spellEnd"/>
+            <w:r>
+              <w:rPr>
+                <w:sz w:val="17"/>
+              </w:rPr>
+              <w:t xml:space="preserve"> </w:t>
+            </w:r>
+            <w:proofErr w:type="spellStart"/>
+            <w:r>
+              <w:rPr>
+                <w:sz w:val="17"/>
+              </w:rPr>
+              <w:t>ou</w:t>
+            </w:r>
+            <w:proofErr w:type="spellEnd"/>
+            <w:r>
+              <w:rPr>
+                <w:sz w:val="17"/>
+              </w:rPr>
+              <w:t xml:space="preserve"> </w:t>
+            </w:r>
+            <w:proofErr w:type="spellStart"/>
+            <w:r>
+              <w:rPr>
+                <w:sz w:val="17"/>
+              </w:rPr>
+              <w:t>utilisation</w:t>
+            </w:r>
+            <w:proofErr w:type="spellEnd"/>
+            <w:r>
+              <w:rPr>
+                <w:sz w:val="17"/>
+              </w:rPr>
+              <w:t xml:space="preserve"> </w:t>
+            </w:r>
+            <w:proofErr w:type="spellStart"/>
+            <w:r>
+              <w:rPr>
+                <w:sz w:val="17"/>
+              </w:rPr>
+              <w:t>inappropriée</w:t>
+            </w:r>
+            <w:proofErr w:type="spellEnd"/>
+            <w:r>
+              <w:rPr>
+                <w:sz w:val="17"/>
+              </w:rPr>
+              <w:t xml:space="preserve"> du matériel </w:t>
+            </w:r>
+            <w:proofErr w:type="spellStart"/>
+            <w:r>
+              <w:rPr>
+                <w:sz w:val="17"/>
+              </w:rPr>
+              <w:t>pourra</w:t>
+            </w:r>
+            <w:proofErr w:type="spellEnd"/>
+            <w:r>
+              <w:rPr>
+                <w:sz w:val="17"/>
+              </w:rPr>
+              <w:t xml:space="preserve"> </w:t>
+            </w:r>
+            <w:proofErr w:type="spellStart"/>
+            <w:r>
+              <w:rPr>
+                <w:sz w:val="17"/>
+              </w:rPr>
+              <w:t>entraîner</w:t>
+            </w:r>
+            <w:proofErr w:type="spellEnd"/>
+            <w:r>
+              <w:rPr>
+                <w:sz w:val="17"/>
+              </w:rPr>
+              <w:t xml:space="preserve"> des suites </w:t>
+            </w:r>
+            <w:proofErr w:type="spellStart"/>
+            <w:r>
+              <w:rPr>
+                <w:sz w:val="17"/>
+              </w:rPr>
+              <w:t>disciplinaires</w:t>
+            </w:r>
+            <w:proofErr w:type="spellEnd"/>
+            <w:r>
+              <w:rPr>
+                <w:sz w:val="17"/>
+              </w:rPr>
+              <w:t>.</w:t>
             </w:r>
           </w:p>
         </w:tc>
@@ -3942,13 +4494,31 @@
             <w:pPr>
               <w:spacing w:after="120"/>
             </w:pPr>
+            <w:proofErr w:type="spellStart"/>
             <w:r>
               <w:rPr>
                 <w:b/>
                 <w:sz w:val="21"/>
               </w:rPr>
-              <w:t>Règles complémentaires</w:t>
-            </w:r>
+              <w:t>Règles</w:t>
+            </w:r>
+            <w:proofErr w:type="spellEnd"/>
+            <w:r>
+              <w:rPr>
+                <w:b/>
+                <w:sz w:val="21"/>
+              </w:rPr>
+              <w:t xml:space="preserve"> </w:t>
+            </w:r>
+            <w:proofErr w:type="spellStart"/>
+            <w:r>
+              <w:rPr>
+                <w:b/>
+                <w:sz w:val="21"/>
+              </w:rPr>
+              <w:t>complémentaires</w:t>
+            </w:r>
+            <w:proofErr w:type="spellEnd"/>
           </w:p>
           <w:p>
             <w:pPr>
@@ -3967,7 +4537,105 @@
               <w:rPr>
                 <w:sz w:val="19"/>
               </w:rPr>
-              <w:t>Respecter les horaires de formation et prévenir le centre en cas d’absence ou de retard.</w:t>
+              <w:t xml:space="preserve">Respecter les </w:t>
+            </w:r>
+            <w:proofErr w:type="spellStart"/>
+            <w:r>
+              <w:rPr>
+                <w:sz w:val="19"/>
+              </w:rPr>
+              <w:t>horaires</w:t>
+            </w:r>
+            <w:proofErr w:type="spellEnd"/>
+            <w:r>
+              <w:rPr>
+                <w:sz w:val="19"/>
+              </w:rPr>
+              <w:t xml:space="preserve"> de formation et </w:t>
+            </w:r>
+            <w:proofErr w:type="spellStart"/>
+            <w:r>
+              <w:rPr>
+                <w:sz w:val="19"/>
+              </w:rPr>
+              <w:t>prévenir</w:t>
+            </w:r>
+            <w:proofErr w:type="spellEnd"/>
+            <w:r>
+              <w:rPr>
+                <w:sz w:val="19"/>
+              </w:rPr>
+              <w:t xml:space="preserve"> le </w:t>
+            </w:r>
+            <w:proofErr w:type="spellStart"/>
+            <w:r>
+              <w:rPr>
+                <w:sz w:val="19"/>
+              </w:rPr>
+              <w:t>centre</w:t>
+            </w:r>
+            <w:proofErr w:type="spellEnd"/>
+            <w:r>
+              <w:rPr>
+                <w:sz w:val="19"/>
+              </w:rPr>
+              <w:t xml:space="preserve"> </w:t>
+            </w:r>
+            <w:proofErr w:type="spellStart"/>
+            <w:r>
+              <w:rPr>
+                <w:sz w:val="19"/>
+              </w:rPr>
+              <w:t>en</w:t>
+            </w:r>
+            <w:proofErr w:type="spellEnd"/>
+            <w:r>
+              <w:rPr>
+                <w:sz w:val="19"/>
+              </w:rPr>
+              <w:t xml:space="preserve"> </w:t>
+            </w:r>
+            <w:proofErr w:type="spellStart"/>
+            <w:r>
+              <w:rPr>
+                <w:sz w:val="19"/>
+              </w:rPr>
+              <w:t>cas</w:t>
+            </w:r>
+            <w:proofErr w:type="spellEnd"/>
+            <w:r>
+              <w:rPr>
+                <w:sz w:val="19"/>
+              </w:rPr>
+              <w:t xml:space="preserve"> </w:t>
+            </w:r>
+            <w:proofErr w:type="spellStart"/>
+            <w:r>
+              <w:rPr>
+                <w:sz w:val="19"/>
+              </w:rPr>
+              <w:t>d’absence</w:t>
+            </w:r>
+            <w:proofErr w:type="spellEnd"/>
+            <w:r>
+              <w:rPr>
+                <w:sz w:val="19"/>
+              </w:rPr>
+              <w:t xml:space="preserve"> </w:t>
+            </w:r>
+            <w:proofErr w:type="spellStart"/>
+            <w:r>
+              <w:rPr>
+                <w:sz w:val="19"/>
+              </w:rPr>
+              <w:t>ou</w:t>
+            </w:r>
+            <w:proofErr w:type="spellEnd"/>
+            <w:r>
+              <w:rPr>
+                <w:sz w:val="19"/>
+              </w:rPr>
+              <w:t xml:space="preserve"> de retard.</w:t>
             </w:r>
           </w:p>
           <w:p>
@@ -3987,7 +4655,91 @@
               <w:rPr>
                 <w:sz w:val="19"/>
               </w:rPr>
-              <w:t>Respecter les consignes données par les formateurs et les intervenants, notamment lors des exercices pratiques.</w:t>
+              <w:t xml:space="preserve">Respecter les </w:t>
+            </w:r>
+            <w:proofErr w:type="spellStart"/>
+            <w:r>
+              <w:rPr>
+                <w:sz w:val="19"/>
+              </w:rPr>
+              <w:t>consignes</w:t>
+            </w:r>
+            <w:proofErr w:type="spellEnd"/>
+            <w:r>
+              <w:rPr>
+                <w:sz w:val="19"/>
+              </w:rPr>
+              <w:t xml:space="preserve"> données par les </w:t>
+            </w:r>
+            <w:proofErr w:type="spellStart"/>
+            <w:r>
+              <w:rPr>
+                <w:sz w:val="19"/>
+              </w:rPr>
+              <w:t>formateurs</w:t>
+            </w:r>
+            <w:proofErr w:type="spellEnd"/>
+            <w:r>
+              <w:rPr>
+                <w:sz w:val="19"/>
+              </w:rPr>
+              <w:t xml:space="preserve"> et les </w:t>
+            </w:r>
+            <w:proofErr w:type="spellStart"/>
+            <w:r>
+              <w:rPr>
+                <w:sz w:val="19"/>
+              </w:rPr>
+              <w:t>intervenants</w:t>
+            </w:r>
+            <w:proofErr w:type="spellEnd"/>
+            <w:r>
+              <w:rPr>
+                <w:sz w:val="19"/>
+              </w:rPr>
+              <w:t xml:space="preserve">, </w:t>
+            </w:r>
+            <w:proofErr w:type="spellStart"/>
+            <w:r>
+              <w:rPr>
+                <w:sz w:val="19"/>
+              </w:rPr>
+              <w:t>notamment</w:t>
+            </w:r>
+            <w:proofErr w:type="spellEnd"/>
+            <w:r>
+              <w:rPr>
+                <w:sz w:val="19"/>
+              </w:rPr>
+              <w:t xml:space="preserve"> </w:t>
+            </w:r>
+            <w:proofErr w:type="spellStart"/>
+            <w:r>
+              <w:rPr>
+                <w:sz w:val="19"/>
+              </w:rPr>
+              <w:t>lors</w:t>
+            </w:r>
+            <w:proofErr w:type="spellEnd"/>
+            <w:r>
+              <w:rPr>
+                <w:sz w:val="19"/>
+              </w:rPr>
+              <w:t xml:space="preserve"> des </w:t>
+            </w:r>
+            <w:proofErr w:type="spellStart"/>
+            <w:r>
+              <w:rPr>
+                <w:sz w:val="19"/>
+              </w:rPr>
+              <w:t>exercices</w:t>
+            </w:r>
+            <w:proofErr w:type="spellEnd"/>
+            <w:r>
+              <w:rPr>
+                <w:sz w:val="19"/>
+              </w:rPr>
+              <w:t xml:space="preserve"> pratiques.</w:t>
             </w:r>
           </w:p>
           <w:p>
@@ -4003,11 +4755,103 @@
               </w:rPr>
               <w:t xml:space="preserve">• </w:t>
             </w:r>
+            <w:proofErr w:type="spellStart"/>
             <w:r>
               <w:rPr>
                 <w:sz w:val="19"/>
               </w:rPr>
-              <w:t>Éviter toute utilisation du téléphone portable ou tout comportement susceptible de perturber le cours.</w:t>
+              <w:t>Éviter</w:t>
+            </w:r>
+            <w:proofErr w:type="spellEnd"/>
+            <w:r>
+              <w:rPr>
+                <w:sz w:val="19"/>
+              </w:rPr>
+              <w:t xml:space="preserve"> toute </w:t>
+            </w:r>
+            <w:proofErr w:type="spellStart"/>
+            <w:r>
+              <w:rPr>
+                <w:sz w:val="19"/>
+              </w:rPr>
+              <w:t>utilisation</w:t>
+            </w:r>
+            <w:proofErr w:type="spellEnd"/>
+            <w:r>
+              <w:rPr>
+                <w:sz w:val="19"/>
+              </w:rPr>
+              <w:t xml:space="preserve"> du </w:t>
+            </w:r>
+            <w:proofErr w:type="spellStart"/>
+            <w:r>
+              <w:rPr>
+                <w:sz w:val="19"/>
+              </w:rPr>
+              <w:t>téléphone</w:t>
+            </w:r>
+            <w:proofErr w:type="spellEnd"/>
+            <w:r>
+              <w:rPr>
+                <w:sz w:val="19"/>
+              </w:rPr>
+              <w:t xml:space="preserve"> portable </w:t>
+            </w:r>
+            <w:proofErr w:type="spellStart"/>
+            <w:r>
+              <w:rPr>
+                <w:sz w:val="19"/>
+              </w:rPr>
+              <w:t>ou</w:t>
+            </w:r>
+            <w:proofErr w:type="spellEnd"/>
+            <w:r>
+              <w:rPr>
+                <w:sz w:val="19"/>
+              </w:rPr>
+              <w:t xml:space="preserve"> tout </w:t>
+            </w:r>
+            <w:proofErr w:type="spellStart"/>
+            <w:r>
+              <w:rPr>
+                <w:sz w:val="19"/>
+              </w:rPr>
+              <w:t>comportement</w:t>
+            </w:r>
+            <w:proofErr w:type="spellEnd"/>
+            <w:r>
+              <w:rPr>
+                <w:sz w:val="19"/>
+              </w:rPr>
+              <w:t xml:space="preserve"> susceptible de </w:t>
+            </w:r>
+            <w:proofErr w:type="spellStart"/>
+            <w:r>
+              <w:rPr>
+                <w:sz w:val="19"/>
+              </w:rPr>
+              <w:t>perturber</w:t>
+            </w:r>
+            <w:proofErr w:type="spellEnd"/>
+            <w:r>
+              <w:rPr>
+                <w:sz w:val="19"/>
+              </w:rPr>
+              <w:t xml:space="preserve"> le </w:t>
+            </w:r>
+            <w:proofErr w:type="spellStart"/>
+            <w:r>
+              <w:rPr>
+                <w:sz w:val="19"/>
+              </w:rPr>
+              <w:t>cours</w:t>
+            </w:r>
+            <w:proofErr w:type="spellEnd"/>
+            <w:r>
+              <w:rPr>
+                <w:sz w:val="19"/>
+              </w:rPr>
+              <w:t>.</w:t>
             </w:r>
           </w:p>
           <w:p>
@@ -4023,11 +4867,75 @@
               </w:rPr>
               <w:t xml:space="preserve">• </w:t>
             </w:r>
+            <w:proofErr w:type="spellStart"/>
             <w:r>
               <w:rPr>
                 <w:sz w:val="19"/>
               </w:rPr>
-              <w:t>Maintenir les salles, sanitaires, espaces de pause et abords du centre propres et en bon état.</w:t>
+              <w:t>Maintenir</w:t>
+            </w:r>
+            <w:proofErr w:type="spellEnd"/>
+            <w:r>
+              <w:rPr>
+                <w:sz w:val="19"/>
+              </w:rPr>
+              <w:t xml:space="preserve"> les salles, sanitaires, </w:t>
+            </w:r>
+            <w:proofErr w:type="spellStart"/>
+            <w:r>
+              <w:rPr>
+                <w:sz w:val="19"/>
+              </w:rPr>
+              <w:t>espaces</w:t>
+            </w:r>
+            <w:proofErr w:type="spellEnd"/>
+            <w:r>
+              <w:rPr>
+                <w:sz w:val="19"/>
+              </w:rPr>
+              <w:t xml:space="preserve"> de pause et abords du </w:t>
+            </w:r>
+            <w:proofErr w:type="spellStart"/>
+            <w:r>
+              <w:rPr>
+                <w:sz w:val="19"/>
+              </w:rPr>
+              <w:t>centre</w:t>
+            </w:r>
+            <w:proofErr w:type="spellEnd"/>
+            <w:r>
+              <w:rPr>
+                <w:sz w:val="19"/>
+              </w:rPr>
+              <w:t xml:space="preserve"> </w:t>
+            </w:r>
+            <w:proofErr w:type="spellStart"/>
+            <w:r>
+              <w:rPr>
+                <w:sz w:val="19"/>
+              </w:rPr>
+              <w:t>propres</w:t>
+            </w:r>
+            <w:proofErr w:type="spellEnd"/>
+            <w:r>
+              <w:rPr>
+                <w:sz w:val="19"/>
+              </w:rPr>
+              <w:t xml:space="preserve"> et </w:t>
+            </w:r>
+            <w:proofErr w:type="spellStart"/>
+            <w:r>
+              <w:rPr>
+                <w:sz w:val="19"/>
+              </w:rPr>
+              <w:t>en</w:t>
+            </w:r>
+            <w:proofErr w:type="spellEnd"/>
+            <w:r>
+              <w:rPr>
+                <w:sz w:val="19"/>
+              </w:rPr>
+              <w:t xml:space="preserve"> bon état.</w:t>
             </w:r>
           </w:p>
         </w:tc>
@@ -4084,7 +4992,301 @@
               <w:rPr>
                 <w:b/>
               </w:rPr>
-              <w:t>out comportement irrespectueux, toute tenue inadaptée, toute dégradation des locaux ou tout non-respect des consignes pourra entraîner un rappel à l’ordre, une exclusion temporaire ou définitive de la formation, ainsi que l’impossibilité de se présenter à l’examen le cas échéant.</w:t>
+              <w:t xml:space="preserve">out </w:t>
+            </w:r>
+            <w:proofErr w:type="spellStart"/>
+            <w:r>
+              <w:rPr>
+                <w:b/>
+              </w:rPr>
+              <w:t>comportement</w:t>
+            </w:r>
+            <w:proofErr w:type="spellEnd"/>
+            <w:r>
+              <w:rPr>
+                <w:b/>
+              </w:rPr>
+              <w:t xml:space="preserve"> </w:t>
+            </w:r>
+            <w:proofErr w:type="spellStart"/>
+            <w:r>
+              <w:rPr>
+                <w:b/>
+              </w:rPr>
+              <w:t>irrespectueux</w:t>
+            </w:r>
+            <w:proofErr w:type="spellEnd"/>
+            <w:r>
+              <w:rPr>
+                <w:b/>
+              </w:rPr>
+              <w:t xml:space="preserve">, toute tenue </w:t>
+            </w:r>
+            <w:proofErr w:type="spellStart"/>
+            <w:r>
+              <w:rPr>
+                <w:b/>
+              </w:rPr>
+              <w:t>inadaptée</w:t>
+            </w:r>
+            <w:proofErr w:type="spellEnd"/>
+            <w:r>
+              <w:rPr>
+                <w:b/>
+              </w:rPr>
+              <w:t xml:space="preserve">, toute </w:t>
+            </w:r>
+            <w:proofErr w:type="spellStart"/>
+            <w:r>
+              <w:rPr>
+                <w:b/>
+              </w:rPr>
+              <w:t>dégradation</w:t>
+            </w:r>
+            <w:proofErr w:type="spellEnd"/>
+            <w:r>
+              <w:rPr>
+                <w:b/>
+              </w:rPr>
+              <w:t xml:space="preserve"> des </w:t>
+            </w:r>
+            <w:proofErr w:type="spellStart"/>
+            <w:r>
+              <w:rPr>
+                <w:b/>
+              </w:rPr>
+              <w:t>locaux</w:t>
+            </w:r>
+            <w:proofErr w:type="spellEnd"/>
+            <w:r>
+              <w:rPr>
+                <w:b/>
+              </w:rPr>
+              <w:t xml:space="preserve"> </w:t>
+            </w:r>
+            <w:proofErr w:type="spellStart"/>
+            <w:r>
+              <w:rPr>
+                <w:b/>
+              </w:rPr>
+              <w:t>ou</w:t>
+            </w:r>
+            <w:proofErr w:type="spellEnd"/>
+            <w:r>
+              <w:rPr>
+                <w:b/>
+              </w:rPr>
+              <w:t xml:space="preserve"> tout non-respect des </w:t>
+            </w:r>
+            <w:proofErr w:type="spellStart"/>
+            <w:r>
+              <w:rPr>
+                <w:b/>
+              </w:rPr>
+              <w:t>consignes</w:t>
+            </w:r>
+            <w:proofErr w:type="spellEnd"/>
+            <w:r>
+              <w:rPr>
+                <w:b/>
+              </w:rPr>
+              <w:t xml:space="preserve"> </w:t>
+            </w:r>
+            <w:proofErr w:type="spellStart"/>
+            <w:r>
+              <w:rPr>
+                <w:b/>
+              </w:rPr>
+              <w:t>pourra</w:t>
+            </w:r>
+            <w:proofErr w:type="spellEnd"/>
+            <w:r>
+              <w:rPr>
+                <w:b/>
+              </w:rPr>
+              <w:t xml:space="preserve"> </w:t>
+            </w:r>
+            <w:proofErr w:type="spellStart"/>
+            <w:r>
+              <w:rPr>
+                <w:b/>
+              </w:rPr>
+              <w:t>entraîner</w:t>
+            </w:r>
+            <w:proofErr w:type="spellEnd"/>
+            <w:r>
+              <w:rPr>
+                <w:b/>
+              </w:rPr>
+              <w:t xml:space="preserve"> un rappel à </w:t>
+            </w:r>
+            <w:proofErr w:type="spellStart"/>
+            <w:r>
+              <w:rPr>
+                <w:b/>
+              </w:rPr>
+              <w:t>l’ordre</w:t>
+            </w:r>
+            <w:proofErr w:type="spellEnd"/>
+            <w:r>
+              <w:rPr>
+                <w:b/>
+              </w:rPr>
+              <w:t xml:space="preserve">, </w:t>
+            </w:r>
+            <w:proofErr w:type="spellStart"/>
+            <w:r>
+              <w:rPr>
+                <w:b/>
+              </w:rPr>
+              <w:t>une</w:t>
+            </w:r>
+            <w:proofErr w:type="spellEnd"/>
+            <w:r>
+              <w:rPr>
+                <w:b/>
+              </w:rPr>
+              <w:t xml:space="preserve"> exclusion </w:t>
+            </w:r>
+            <w:proofErr w:type="spellStart"/>
+            <w:r>
+              <w:rPr>
+                <w:b/>
+              </w:rPr>
+              <w:t>temporaire</w:t>
+            </w:r>
+            <w:proofErr w:type="spellEnd"/>
+            <w:r>
+              <w:rPr>
+                <w:b/>
+              </w:rPr>
+              <w:t xml:space="preserve"> </w:t>
+            </w:r>
+            <w:proofErr w:type="spellStart"/>
+            <w:r>
+              <w:rPr>
+                <w:b/>
+              </w:rPr>
+              <w:t>ou</w:t>
+            </w:r>
+            <w:proofErr w:type="spellEnd"/>
+            <w:r>
+              <w:rPr>
+                <w:b/>
+              </w:rPr>
+              <w:t xml:space="preserve"> </w:t>
+            </w:r>
+            <w:proofErr w:type="spellStart"/>
+            <w:r>
+              <w:rPr>
+                <w:b/>
+              </w:rPr>
+              <w:t>définitive</w:t>
+            </w:r>
+            <w:proofErr w:type="spellEnd"/>
+            <w:r>
+              <w:rPr>
+                <w:b/>
+              </w:rPr>
+              <w:t xml:space="preserve"> de la formation, </w:t>
+            </w:r>
+            <w:proofErr w:type="spellStart"/>
+            <w:r>
+              <w:rPr>
+                <w:b/>
+              </w:rPr>
+              <w:t>ainsi</w:t>
+            </w:r>
+            <w:proofErr w:type="spellEnd"/>
+            <w:r>
+              <w:rPr>
+                <w:b/>
+              </w:rPr>
+              <w:t xml:space="preserve"> </w:t>
+            </w:r>
+            <w:proofErr w:type="spellStart"/>
+            <w:r>
+              <w:rPr>
+                <w:b/>
+              </w:rPr>
+              <w:t>que</w:t>
+            </w:r>
+            <w:proofErr w:type="spellEnd"/>
+            <w:r>
+              <w:rPr>
+                <w:b/>
+              </w:rPr>
+              <w:t xml:space="preserve"> </w:t>
+            </w:r>
+            <w:proofErr w:type="spellStart"/>
+            <w:r>
+              <w:rPr>
+                <w:b/>
+              </w:rPr>
+              <w:t>l’impossibilité</w:t>
+            </w:r>
+            <w:proofErr w:type="spellEnd"/>
+            <w:r>
+              <w:rPr>
+                <w:b/>
+              </w:rPr>
+              <w:t xml:space="preserve"> de se </w:t>
+            </w:r>
+            <w:proofErr w:type="spellStart"/>
+            <w:r>
+              <w:rPr>
+                <w:b/>
+              </w:rPr>
+              <w:t>présenter</w:t>
+            </w:r>
+            <w:proofErr w:type="spellEnd"/>
+            <w:r>
+              <w:rPr>
+                <w:b/>
+              </w:rPr>
+              <w:t xml:space="preserve"> à </w:t>
+            </w:r>
+            <w:proofErr w:type="spellStart"/>
+            <w:r>
+              <w:rPr>
+                <w:b/>
+              </w:rPr>
+              <w:t>l’examen</w:t>
+            </w:r>
+            <w:proofErr w:type="spellEnd"/>
+            <w:r>
+              <w:rPr>
+                <w:b/>
+              </w:rPr>
+              <w:t xml:space="preserve"> le </w:t>
+            </w:r>
+            <w:proofErr w:type="spellStart"/>
+            <w:r>
+              <w:rPr>
+                <w:b/>
+              </w:rPr>
+              <w:t>cas</w:t>
+            </w:r>
+            <w:proofErr w:type="spellEnd"/>
+            <w:r>
+              <w:rPr>
+                <w:b/>
+              </w:rPr>
+              <w:t xml:space="preserve"> </w:t>
+            </w:r>
+            <w:proofErr w:type="spellStart"/>
+            <w:r>
+              <w:rPr>
+                <w:b/>
+              </w:rPr>
+              <w:t>échéant</w:t>
+            </w:r>
+            <w:proofErr w:type="spellEnd"/>
+            <w:r>
+              <w:rPr>
+                <w:b/>
+              </w:rPr>
+              <w:t>.</w:t>
             </w:r>
           </w:p>
         </w:tc>
@@ -4179,7 +5381,7 @@
                     <pic:cNvPicPr/>
                   </pic:nvPicPr>
                   <pic:blipFill>
-                    <a:blip r:embed="rId12"/>
+                    <a:blip r:embed="rId10"/>
                     <a:stretch>
                       <a:fillRect/>
                     </a:stretch>
@@ -4210,23 +5412,62 @@
         </w:pBdr>
         <w:spacing w:before="40" w:after="0"/>
       </w:pPr>
+      <w:proofErr w:type="spellStart"/>
       <w:r>
         <w:rPr>
           <w:b/>
           <w:sz w:val="19"/>
         </w:rPr>
-        <w:t xml:space="preserve">Adresse : </w:t>
-      </w:r>
-      <w:r>
-        <w:rPr>
+        <w:t>Adresse</w:t>
+      </w:r>
+      <w:proofErr w:type="spellEnd"/>
+      <w:r>
+        <w:rPr>
+          <w:b/>
           <w:sz w:val="19"/>
         </w:rPr>
-        <w:t>Intégrale Academy - 54 chemin du Carreou - 83480 Puget-sur-Argens</w:t>
-      </w:r>
+        <w:t xml:space="preserve"> : </w:t>
+      </w:r>
+      <w:proofErr w:type="spellStart"/>
+      <w:r>
+        <w:rPr>
+          <w:sz w:val="19"/>
+        </w:rPr>
+        <w:t>Intégrale</w:t>
+      </w:r>
+      <w:proofErr w:type="spellEnd"/>
+      <w:r>
+        <w:rPr>
+          <w:sz w:val="19"/>
+        </w:rPr>
+        <w:t xml:space="preserve"> Academy - 54 chemin du </w:t>
+      </w:r>
+      <w:proofErr w:type="spellStart"/>
+      <w:r>
+        <w:rPr>
+          <w:sz w:val="19"/>
+        </w:rPr>
+        <w:t>Carreou</w:t>
+      </w:r>
+      <w:proofErr w:type="spellEnd"/>
+      <w:r>
+        <w:rPr>
+          <w:sz w:val="19"/>
+        </w:rPr>
+        <w:t xml:space="preserve"> - 83480 Puget-sur-</w:t>
+      </w:r>
+      <w:proofErr w:type="spellStart"/>
+      <w:r>
+        <w:rPr>
+          <w:sz w:val="19"/>
+        </w:rPr>
+        <w:t>Argens</w:t>
+      </w:r>
+      <w:proofErr w:type="spellEnd"/>
     </w:p>
     <w:sectPr>
-      <w:headerReference w:type="default" r:id="rId13"/>
-      <w:footerReference w:type="default" r:id="rId14"/>
+      <w:headerReference w:type="default" r:id="rId11"/>
+      <w:footerReference w:type="default" r:id="rId12"/>
       <w:pgSz w:w="11909" w:h="16834"/>
       <w:pgMar w:top="648" w:right="936" w:bottom="792" w:left="936" w:header="720" w:footer="720" w:gutter="0"/>
       <w:cols w:space="720"/>
@@ -4288,7 +5529,169 @@
         <w:color w:val="8A8F98"/>
         <w:sz w:val="12"/>
       </w:rPr>
-      <w:t>La certification qualité a été délivrée au titre de la ou des catégories d’actions suivantes : actions de formation, actions de formation par apprentissage.</w:t>
+      <w:t xml:space="preserve">La certification </w:t>
+    </w:r>
+    <w:proofErr w:type="spellStart"/>
+    <w:r>
+      <w:rPr>
+        <w:i/>
+        <w:color w:val="8A8F98"/>
+        <w:sz w:val="12"/>
+      </w:rPr>
+      <w:t>qualité</w:t>
+    </w:r>
+    <w:proofErr w:type="spellEnd"/>
+    <w:r>
+      <w:rPr>
+        <w:i/>
+        <w:color w:val="8A8F98"/>
+        <w:sz w:val="12"/>
+      </w:rPr>
+      <w:t xml:space="preserve"> a </w:t>
+    </w:r>
+    <w:proofErr w:type="spellStart"/>
+    <w:r>
+      <w:rPr>
+        <w:i/>
+        <w:color w:val="8A8F98"/>
+        <w:sz w:val="12"/>
+      </w:rPr>
+      <w:t>été</w:t>
+    </w:r>
+    <w:proofErr w:type="spellEnd"/>
+    <w:r>
+      <w:rPr>
+        <w:i/>
+        <w:color w:val="8A8F98"/>
+        <w:sz w:val="12"/>
+      </w:rPr>
+      <w:t xml:space="preserve"> </w:t>
+    </w:r>
+    <w:proofErr w:type="spellStart"/>
+    <w:r>
+      <w:rPr>
+        <w:i/>
+        <w:color w:val="8A8F98"/>
+        <w:sz w:val="12"/>
+      </w:rPr>
+      <w:t>délivrée</w:t>
+    </w:r>
+    <w:proofErr w:type="spellEnd"/>
+    <w:r>
+      <w:rPr>
+        <w:i/>
+        <w:color w:val="8A8F98"/>
+        <w:sz w:val="12"/>
+      </w:rPr>
+      <w:t xml:space="preserve"> au </w:t>
+    </w:r>
+    <w:proofErr w:type="spellStart"/>
+    <w:r>
+      <w:rPr>
+        <w:i/>
+        <w:color w:val="8A8F98"/>
+        <w:sz w:val="12"/>
+      </w:rPr>
+      <w:t>titre</w:t>
+    </w:r>
+    <w:proofErr w:type="spellEnd"/>
+    <w:r>
+      <w:rPr>
+        <w:i/>
+        <w:color w:val="8A8F98"/>
+        <w:sz w:val="12"/>
+      </w:rPr>
+      <w:t xml:space="preserve"> de la </w:t>
+    </w:r>
+    <w:proofErr w:type="spellStart"/>
+    <w:r>
+      <w:rPr>
+        <w:i/>
+        <w:color w:val="8A8F98"/>
+        <w:sz w:val="12"/>
+      </w:rPr>
+      <w:t>ou</w:t>
+    </w:r>
+    <w:proofErr w:type="spellEnd"/>
+    <w:r>
+      <w:rPr>
+        <w:i/>
+        <w:color w:val="8A8F98"/>
+        <w:sz w:val="12"/>
+      </w:rPr>
+      <w:t xml:space="preserve"> des </w:t>
+    </w:r>
+    <w:proofErr w:type="spellStart"/>
+    <w:r>
+      <w:rPr>
+        <w:i/>
+        <w:color w:val="8A8F98"/>
+        <w:sz w:val="12"/>
+      </w:rPr>
+      <w:t>catégories</w:t>
+    </w:r>
+    <w:proofErr w:type="spellEnd"/>
+    <w:r>
+      <w:rPr>
+        <w:i/>
+        <w:color w:val="8A8F98"/>
+        <w:sz w:val="12"/>
+      </w:rPr>
+      <w:t xml:space="preserve"> </w:t>
+    </w:r>
+    <w:proofErr w:type="spellStart"/>
+    <w:r>
+      <w:rPr>
+        <w:i/>
+        <w:color w:val="8A8F98"/>
+        <w:sz w:val="12"/>
+      </w:rPr>
+      <w:t>d’actions</w:t>
+    </w:r>
+    <w:proofErr w:type="spellEnd"/>
+    <w:r>
+      <w:rPr>
+        <w:i/>
+        <w:color w:val="8A8F98"/>
+        <w:sz w:val="12"/>
+      </w:rPr>
+      <w:t xml:space="preserve"> </w:t>
+    </w:r>
+    <w:proofErr w:type="spellStart"/>
+    <w:r>
+      <w:rPr>
+        <w:i/>
+        <w:color w:val="8A8F98"/>
+        <w:sz w:val="12"/>
+      </w:rPr>
+      <w:t>suivantes</w:t>
+    </w:r>
+    <w:proofErr w:type="spellEnd"/>
+    <w:r>
+      <w:rPr>
+        <w:i/>
+        <w:color w:val="8A8F98"/>
+        <w:sz w:val="12"/>
+      </w:rPr>
+      <w:t xml:space="preserve"> : actions de formation, actions de formation par </w:t>
+    </w:r>
+    <w:proofErr w:type="spellStart"/>
+    <w:r>
+      <w:rPr>
+        <w:i/>
+        <w:color w:val="8A8F98"/>
+        <w:sz w:val="12"/>
+      </w:rPr>
+      <w:t>apprentissage</w:t>
+    </w:r>
+    <w:proofErr w:type="spellEnd"/>
+    <w:r>
+      <w:rPr>
+        <w:i/>
+        <w:color w:val="8A8F98"/>
+        <w:sz w:val="12"/>
+      </w:rPr>
+      <w:t>.</w:t>
     </w:r>
   </w:p>
   <w:p>
@@ -4300,12 +5703,37 @@
         <w:sz w:val="12"/>
       </w:rPr>
     </w:pPr>
+    <w:proofErr w:type="spellStart"/>
     <w:r>
       <w:rPr>
         <w:color w:val="8A8F98"/>
         <w:sz w:val="12"/>
       </w:rPr>
-      <w:t>Autorisation d'exercice CNAPS n°FOR-083-2027-02-08-20200755135</w:t>
+      <w:t>Autorisation</w:t>
+    </w:r>
+    <w:proofErr w:type="spellEnd"/>
+    <w:r>
+      <w:rPr>
+        <w:color w:val="8A8F98"/>
+        <w:sz w:val="12"/>
+      </w:rPr>
+      <w:t xml:space="preserve"> </w:t>
+    </w:r>
+    <w:proofErr w:type="spellStart"/>
+    <w:r>
+      <w:rPr>
+        <w:color w:val="8A8F98"/>
+        <w:sz w:val="12"/>
+      </w:rPr>
+      <w:t>d'exercice</w:t>
+    </w:r>
+    <w:proofErr w:type="spellEnd"/>
+    <w:r>
+      <w:rPr>
+        <w:color w:val="8A8F98"/>
+        <w:sz w:val="12"/>
+      </w:rPr>
+      <w:t xml:space="preserve"> CNAPS n°FOR-083-2027-02-08-20200755135</w:t>
     </w:r>
     <w:r>
       <w:rPr>
@@ -4314,12 +5742,37 @@
       </w:rPr>
       <w:br/>
     </w:r>
+    <w:proofErr w:type="spellStart"/>
     <w:r>
       <w:rPr>
         <w:color w:val="8A8F98"/>
         <w:sz w:val="12"/>
       </w:rPr>
-      <w:t>Agrément ADEF APS : 8320032701 - Agrément ADEF A3P : 8320111201</w:t>
+      <w:t>Agrément</w:t>
+    </w:r>
+    <w:proofErr w:type="spellEnd"/>
+    <w:r>
+      <w:rPr>
+        <w:color w:val="8A8F98"/>
+        <w:sz w:val="12"/>
+      </w:rPr>
+      <w:t xml:space="preserve"> ADEF APS : 8320032701 - </w:t>
+    </w:r>
+    <w:proofErr w:type="spellStart"/>
+    <w:r>
+      <w:rPr>
+        <w:color w:val="8A8F98"/>
+        <w:sz w:val="12"/>
+      </w:rPr>
+      <w:t>Agrément</w:t>
+    </w:r>
+    <w:proofErr w:type="spellEnd"/>
+    <w:r>
+      <w:rPr>
+        <w:color w:val="8A8F98"/>
+        <w:sz w:val="12"/>
+      </w:rPr>
+      <w:t xml:space="preserve"> ADEF A3P : 8320111201</w:t>
     </w:r>
   </w:p>
 </w:ftr>
